--- a/S15_Lab1_Instructions.docx
+++ b/S15_Lab1_Instructions.docx
@@ -85,6 +85,7 @@
           <w:szCs w:val="22"/>
         </w:rPr>
       </w:pPr>
+      <w:proofErr w:type="spellStart"/>
       <w:r>
         <w:rPr>
           <w:rFonts w:ascii="Calibri" w:eastAsia="Times New Roman" w:hAnsi="Calibri" w:cs="Calibri"/>
@@ -93,6 +94,7 @@
         </w:rPr>
         <w:t>Toastr</w:t>
       </w:r>
+      <w:proofErr w:type="spellEnd"/>
     </w:p>
     <w:p>
       <w:pPr>
@@ -201,6 +203,7 @@
       <w:r>
         <w:t xml:space="preserve">Actuellement, les messages sont passés par </w:t>
       </w:r>
+      <w:proofErr w:type="spellStart"/>
       <w:r>
         <w:rPr>
           <w:b/>
@@ -208,12 +211,14 @@
         </w:rPr>
         <w:t>TempData</w:t>
       </w:r>
+      <w:proofErr w:type="spellEnd"/>
       <w:r>
         <w:t xml:space="preserve"> et</w:t>
       </w:r>
       <w:r>
         <w:t xml:space="preserve"> dans _</w:t>
       </w:r>
+      <w:proofErr w:type="spellStart"/>
       <w:r>
         <w:rPr>
           <w:b/>
@@ -221,9 +226,11 @@
         </w:rPr>
         <w:t>Layout</w:t>
       </w:r>
+      <w:proofErr w:type="spellEnd"/>
       <w:r>
         <w:t xml:space="preserve">, les messages sont présentés avec des classes </w:t>
       </w:r>
+      <w:proofErr w:type="spellStart"/>
       <w:r>
         <w:rPr>
           <w:b/>
@@ -231,6 +238,7 @@
         </w:rPr>
         <w:t>alert</w:t>
       </w:r>
+      <w:proofErr w:type="spellEnd"/>
       <w:r>
         <w:t xml:space="preserve"> de </w:t>
       </w:r>
@@ -268,8 +276,13 @@
         <w:t>le code ci-dessous</w:t>
       </w:r>
       <w:r>
-        <w:t xml:space="preserve"> par Toastr</w:t>
-      </w:r>
+        <w:t xml:space="preserve"> par </w:t>
+      </w:r>
+      <w:proofErr w:type="spellStart"/>
+      <w:r>
+        <w:t>Toastr</w:t>
+      </w:r>
+      <w:proofErr w:type="spellEnd"/>
       <w:r>
         <w:t>.</w:t>
       </w:r>
@@ -399,8 +412,21 @@
           <w:highlight w:val="yellow"/>
           <w:lang w:val="en-CA"/>
         </w:rPr>
-        <w:t xml:space="preserve"> (!</w:t>
-      </w:r>
+        <w:t xml:space="preserve"> </w:t>
+      </w:r>
+      <w:proofErr w:type="gramStart"/>
+      <w:r>
+        <w:rPr>
+          <w:rFonts w:ascii="Cascadia Mono" w:hAnsi="Cascadia Mono" w:cs="Cascadia Mono"/>
+          <w:color w:val="000000"/>
+          <w:sz w:val="19"/>
+          <w:szCs w:val="19"/>
+          <w:highlight w:val="yellow"/>
+          <w:lang w:val="en-CA"/>
+        </w:rPr>
+        <w:t>(!</w:t>
+      </w:r>
+      <w:proofErr w:type="spellStart"/>
       <w:r>
         <w:rPr>
           <w:rFonts w:ascii="Cascadia Mono" w:hAnsi="Cascadia Mono" w:cs="Cascadia Mono"/>
@@ -412,6 +438,7 @@
         </w:rPr>
         <w:t>string</w:t>
       </w:r>
+      <w:proofErr w:type="gramEnd"/>
       <w:r>
         <w:rPr>
           <w:rFonts w:ascii="Cascadia Mono" w:hAnsi="Cascadia Mono" w:cs="Cascadia Mono"/>
@@ -421,7 +448,56 @@
           <w:highlight w:val="yellow"/>
           <w:lang w:val="en-CA"/>
         </w:rPr>
-        <w:t>.IsNullOrWhiteSpace(TempData[</w:t>
+        <w:t>.</w:t>
+      </w:r>
+      <w:proofErr w:type="gramStart"/>
+      <w:r>
+        <w:rPr>
+          <w:rFonts w:ascii="Cascadia Mono" w:hAnsi="Cascadia Mono" w:cs="Cascadia Mono"/>
+          <w:color w:val="000000"/>
+          <w:sz w:val="19"/>
+          <w:szCs w:val="19"/>
+          <w:highlight w:val="yellow"/>
+          <w:lang w:val="en-CA"/>
+        </w:rPr>
+        <w:t>IsNullOrWhiteSpace</w:t>
+      </w:r>
+      <w:proofErr w:type="spellEnd"/>
+      <w:r>
+        <w:rPr>
+          <w:rFonts w:ascii="Cascadia Mono" w:hAnsi="Cascadia Mono" w:cs="Cascadia Mono"/>
+          <w:color w:val="000000"/>
+          <w:sz w:val="19"/>
+          <w:szCs w:val="19"/>
+          <w:highlight w:val="yellow"/>
+          <w:lang w:val="en-CA"/>
+        </w:rPr>
+        <w:t>(</w:t>
+      </w:r>
+      <w:proofErr w:type="spellStart"/>
+      <w:proofErr w:type="gramEnd"/>
+      <w:r>
+        <w:rPr>
+          <w:rFonts w:ascii="Cascadia Mono" w:hAnsi="Cascadia Mono" w:cs="Cascadia Mono"/>
+          <w:color w:val="000000"/>
+          <w:sz w:val="19"/>
+          <w:szCs w:val="19"/>
+          <w:highlight w:val="yellow"/>
+          <w:lang w:val="en-CA"/>
+        </w:rPr>
+        <w:t>TempData</w:t>
+      </w:r>
+      <w:proofErr w:type="spellEnd"/>
+      <w:r>
+        <w:rPr>
+          <w:rFonts w:ascii="Cascadia Mono" w:hAnsi="Cascadia Mono" w:cs="Cascadia Mono"/>
+          <w:color w:val="000000"/>
+          <w:sz w:val="19"/>
+          <w:szCs w:val="19"/>
+          <w:highlight w:val="yellow"/>
+          <w:lang w:val="en-CA"/>
+        </w:rPr>
+        <w:t>[</w:t>
       </w:r>
       <w:r>
         <w:rPr>
@@ -632,17 +708,29 @@
           <w:highlight w:val="yellow"/>
           <w:lang w:val="en-CA"/>
         </w:rPr>
-        <w:t>"Success"</w:t>
-      </w:r>
-      <w:r>
-        <w:rPr>
-          <w:rFonts w:ascii="Cascadia Mono" w:hAnsi="Cascadia Mono" w:cs="Cascadia Mono"/>
-          <w:color w:val="000000"/>
+        <w:t>"Success</w:t>
+      </w:r>
+      <w:proofErr w:type="gramStart"/>
+      <w:r>
+        <w:rPr>
+          <w:rFonts w:ascii="Cascadia Mono" w:hAnsi="Cascadia Mono" w:cs="Cascadia Mono"/>
+          <w:color w:val="A31515"/>
           <w:sz w:val="19"/>
           <w:szCs w:val="19"/>
           <w:highlight w:val="yellow"/>
           <w:lang w:val="en-CA"/>
         </w:rPr>
+        <w:t>"</w:t>
+      </w:r>
+      <w:r>
+        <w:rPr>
+          <w:rFonts w:ascii="Cascadia Mono" w:hAnsi="Cascadia Mono" w:cs="Cascadia Mono"/>
+          <w:color w:val="000000"/>
+          <w:sz w:val="19"/>
+          <w:szCs w:val="19"/>
+          <w:highlight w:val="yellow"/>
+          <w:lang w:val="en-CA"/>
+        </w:rPr>
         <w:t>]</w:t>
       </w:r>
       <w:r>
@@ -654,7 +742,19 @@
           <w:highlight w:val="yellow"/>
           <w:lang w:val="en-CA"/>
         </w:rPr>
-        <w:t>&lt;/</w:t>
+        <w:t>&lt;</w:t>
+      </w:r>
+      <w:proofErr w:type="gramEnd"/>
+      <w:r>
+        <w:rPr>
+          <w:rFonts w:ascii="Cascadia Mono" w:hAnsi="Cascadia Mono" w:cs="Cascadia Mono"/>
+          <w:color w:val="0000FF"/>
+          <w:sz w:val="19"/>
+          <w:szCs w:val="19"/>
+          <w:highlight w:val="yellow"/>
+          <w:lang w:val="en-CA"/>
+        </w:rPr>
+        <w:t>/</w:t>
       </w:r>
       <w:r>
         <w:rPr>
@@ -851,7 +951,27 @@
           <w:sz w:val="19"/>
           <w:szCs w:val="19"/>
         </w:rPr>
-        <w:t>@RenderBody()</w:t>
+        <w:t>@</w:t>
+      </w:r>
+      <w:proofErr w:type="gramStart"/>
+      <w:r>
+        <w:rPr>
+          <w:rFonts w:ascii="Cascadia Mono" w:hAnsi="Cascadia Mono" w:cs="Cascadia Mono"/>
+          <w:color w:val="000000"/>
+          <w:sz w:val="19"/>
+          <w:szCs w:val="19"/>
+        </w:rPr>
+        <w:t>RenderBody(</w:t>
+      </w:r>
+      <w:proofErr w:type="gramEnd"/>
+      <w:r>
+        <w:rPr>
+          <w:rFonts w:ascii="Cascadia Mono" w:hAnsi="Cascadia Mono" w:cs="Cascadia Mono"/>
+          <w:color w:val="000000"/>
+          <w:sz w:val="19"/>
+          <w:szCs w:val="19"/>
+        </w:rPr>
+        <w:t>)</w:t>
       </w:r>
     </w:p>
     <w:p>
@@ -878,6 +998,35 @@
       </w:r>
       <w:r>
         <w:t xml:space="preserve"> la librairie Toastr</w:t>
+      </w:r>
+    </w:p>
+    <w:p>
+      <w:pPr>
+        <w:spacing w:before="0" w:after="160" w:line="259" w:lineRule="auto"/>
+        <w:rPr>
+          <w:lang w:val="en-CA"/>
+        </w:rPr>
+      </w:pPr>
+      <w:hyperlink r:id="rId11" w:history="1">
+        <w:r>
+          <w:rPr>
+            <w:rStyle w:val="Lienhypertexte"/>
+            <w:lang w:val="en-CA"/>
+          </w:rPr>
+          <w:t>https://github.com/codewithmukesh/ToastNotification</w:t>
+        </w:r>
+      </w:hyperlink>
+      <w:r>
+        <w:rPr>
+          <w:lang w:val="en-CA"/>
+        </w:rPr>
+        <w:t xml:space="preserve"> TO</w:t>
+      </w:r>
+      <w:r>
+        <w:rPr>
+          <w:lang w:val="en-CA"/>
+        </w:rPr>
+        <w:t>ASTNOTIFICATION</w:t>
       </w:r>
     </w:p>
     <w:p>
@@ -890,8 +1039,13 @@
         <w:spacing w:before="0" w:after="160" w:line="259" w:lineRule="auto"/>
       </w:pPr>
       <w:r>
-        <w:t>Rendez-vous sur le site de Toastr</w:t>
-      </w:r>
+        <w:t xml:space="preserve">Rendez-vous sur le site de </w:t>
+      </w:r>
+      <w:proofErr w:type="spellStart"/>
+      <w:r>
+        <w:t>Toastr</w:t>
+      </w:r>
+      <w:proofErr w:type="spellEnd"/>
       <w:r>
         <w:t xml:space="preserve"> et explorez les possibilités </w:t>
       </w:r>
@@ -911,7 +1065,7 @@
         </w:numPr>
         <w:spacing w:before="0" w:after="160" w:line="259" w:lineRule="auto"/>
       </w:pPr>
-      <w:hyperlink r:id="rId11" w:history="1">
+      <w:hyperlink r:id="rId12" w:history="1">
         <w:r>
           <w:rPr>
             <w:rStyle w:val="Lienhypertexte"/>
@@ -929,7 +1083,7 @@
         </w:numPr>
         <w:spacing w:before="0" w:after="160" w:line="259" w:lineRule="auto"/>
       </w:pPr>
-      <w:hyperlink r:id="rId12" w:history="1">
+      <w:hyperlink r:id="rId13" w:history="1">
         <w:r>
           <w:rPr>
             <w:rStyle w:val="Lienhypertexte"/>
@@ -966,7 +1120,7 @@
                     <pic:cNvPicPr/>
                   </pic:nvPicPr>
                   <pic:blipFill>
-                    <a:blip r:embed="rId13"/>
+                    <a:blip r:embed="rId14"/>
                     <a:stretch>
                       <a:fillRect/>
                     </a:stretch>
@@ -1012,8 +1166,29 @@
         <w:spacing w:before="0" w:after="160" w:line="259" w:lineRule="auto"/>
       </w:pPr>
       <w:r>
-        <w:t>Ajoutez les références aux CSS et au SCRIPT de la librairie Toastr dans le fichier _Layout, tel qu'indiqué dans Quick start, utilisez les versions Minified</w:t>
-      </w:r>
+        <w:t xml:space="preserve">Ajoutez les références aux CSS et au SCRIPT de la librairie </w:t>
+      </w:r>
+      <w:proofErr w:type="spellStart"/>
+      <w:r>
+        <w:t>Toastr</w:t>
+      </w:r>
+      <w:proofErr w:type="spellEnd"/>
+      <w:r>
+        <w:t xml:space="preserve"> dans le fichier _</w:t>
+      </w:r>
+      <w:proofErr w:type="spellStart"/>
+      <w:r>
+        <w:t>Layout</w:t>
+      </w:r>
+      <w:proofErr w:type="spellEnd"/>
+      <w:r>
+        <w:t xml:space="preserve">, tel qu'indiqué dans Quick start, utilisez les versions </w:t>
+      </w:r>
+      <w:proofErr w:type="spellStart"/>
+      <w:r>
+        <w:t>Minified</w:t>
+      </w:r>
+      <w:proofErr w:type="spellEnd"/>
     </w:p>
     <w:p>
       <w:pPr>
@@ -1068,6 +1243,7 @@
         </w:rPr>
         <w:t xml:space="preserve"> </w:t>
       </w:r>
+      <w:proofErr w:type="spellStart"/>
       <w:r>
         <w:rPr>
           <w:rFonts w:ascii="Cascadia Mono" w:hAnsi="Cascadia Mono" w:cs="Cascadia Mono"/>
@@ -1078,6 +1254,7 @@
         </w:rPr>
         <w:t>href</w:t>
       </w:r>
+      <w:proofErr w:type="spellEnd"/>
       <w:r>
         <w:rPr>
           <w:rFonts w:ascii="Cascadia Mono" w:hAnsi="Cascadia Mono" w:cs="Cascadia Mono"/>
@@ -1086,7 +1263,51 @@
           <w:szCs w:val="19"/>
           <w:lang w:val="en-CA"/>
         </w:rPr>
-        <w:t>="~/fontawesome/css/all.css"</w:t>
+        <w:t>="~/</w:t>
+      </w:r>
+      <w:proofErr w:type="spellStart"/>
+      <w:r>
+        <w:rPr>
+          <w:rFonts w:ascii="Cascadia Mono" w:hAnsi="Cascadia Mono" w:cs="Cascadia Mono"/>
+          <w:color w:val="0000FF"/>
+          <w:sz w:val="19"/>
+          <w:szCs w:val="19"/>
+          <w:lang w:val="en-CA"/>
+        </w:rPr>
+        <w:t>fontawesome</w:t>
+      </w:r>
+      <w:proofErr w:type="spellEnd"/>
+      <w:r>
+        <w:rPr>
+          <w:rFonts w:ascii="Cascadia Mono" w:hAnsi="Cascadia Mono" w:cs="Cascadia Mono"/>
+          <w:color w:val="0000FF"/>
+          <w:sz w:val="19"/>
+          <w:szCs w:val="19"/>
+          <w:lang w:val="en-CA"/>
+        </w:rPr>
+        <w:t>/</w:t>
+      </w:r>
+      <w:proofErr w:type="spellStart"/>
+      <w:r>
+        <w:rPr>
+          <w:rFonts w:ascii="Cascadia Mono" w:hAnsi="Cascadia Mono" w:cs="Cascadia Mono"/>
+          <w:color w:val="0000FF"/>
+          <w:sz w:val="19"/>
+          <w:szCs w:val="19"/>
+          <w:lang w:val="en-CA"/>
+        </w:rPr>
+        <w:t>css</w:t>
+      </w:r>
+      <w:proofErr w:type="spellEnd"/>
+      <w:r>
+        <w:rPr>
+          <w:rFonts w:ascii="Cascadia Mono" w:hAnsi="Cascadia Mono" w:cs="Cascadia Mono"/>
+          <w:color w:val="0000FF"/>
+          <w:sz w:val="19"/>
+          <w:szCs w:val="19"/>
+          <w:lang w:val="en-CA"/>
+        </w:rPr>
+        <w:t>/all.css"</w:t>
       </w:r>
       <w:r>
         <w:rPr>
@@ -1098,6 +1319,7 @@
         </w:rPr>
         <w:t xml:space="preserve"> </w:t>
       </w:r>
+      <w:proofErr w:type="spellStart"/>
       <w:r>
         <w:rPr>
           <w:rFonts w:ascii="Cascadia Mono" w:hAnsi="Cascadia Mono" w:cs="Cascadia Mono"/>
@@ -1108,6 +1330,7 @@
         </w:rPr>
         <w:t>rel</w:t>
       </w:r>
+      <w:proofErr w:type="spellEnd"/>
       <w:r>
         <w:rPr>
           <w:rFonts w:ascii="Cascadia Mono" w:hAnsi="Cascadia Mono" w:cs="Cascadia Mono"/>
@@ -1200,6 +1423,7 @@
         </w:rPr>
         <w:t xml:space="preserve"> </w:t>
       </w:r>
+      <w:proofErr w:type="spellStart"/>
       <w:r>
         <w:rPr>
           <w:rFonts w:ascii="Cascadia Mono" w:hAnsi="Cascadia Mono" w:cs="Cascadia Mono"/>
@@ -1210,6 +1434,7 @@
         </w:rPr>
         <w:t>rel</w:t>
       </w:r>
+      <w:proofErr w:type="spellEnd"/>
       <w:r>
         <w:rPr>
           <w:rFonts w:ascii="Cascadia Mono" w:hAnsi="Cascadia Mono" w:cs="Cascadia Mono"/>
@@ -1308,6 +1533,7 @@
         </w:rPr>
         <w:t xml:space="preserve"> </w:t>
       </w:r>
+      <w:proofErr w:type="spellStart"/>
       <w:r>
         <w:rPr>
           <w:rFonts w:ascii="Cascadia Mono" w:hAnsi="Cascadia Mono" w:cs="Cascadia Mono"/>
@@ -1319,6 +1545,7 @@
         </w:rPr>
         <w:t>rel</w:t>
       </w:r>
+      <w:proofErr w:type="spellEnd"/>
       <w:r>
         <w:rPr>
           <w:rFonts w:ascii="Cascadia Mono" w:hAnsi="Cascadia Mono" w:cs="Cascadia Mono"/>
@@ -1384,6 +1611,7 @@
         </w:rPr>
         <w:t xml:space="preserve"> </w:t>
       </w:r>
+      <w:proofErr w:type="spellStart"/>
       <w:r>
         <w:rPr>
           <w:rFonts w:ascii="Cascadia Mono" w:hAnsi="Cascadia Mono" w:cs="Cascadia Mono"/>
@@ -1394,6 +1622,7 @@
         </w:rPr>
         <w:t>rel</w:t>
       </w:r>
+      <w:proofErr w:type="spellEnd"/>
       <w:r>
         <w:rPr>
           <w:rFonts w:ascii="Cascadia Mono" w:hAnsi="Cascadia Mono" w:cs="Cascadia Mono"/>
@@ -1414,6 +1643,7 @@
         </w:rPr>
         <w:t xml:space="preserve"> </w:t>
       </w:r>
+      <w:proofErr w:type="spellStart"/>
       <w:r>
         <w:rPr>
           <w:rFonts w:ascii="Cascadia Mono" w:hAnsi="Cascadia Mono" w:cs="Cascadia Mono"/>
@@ -1426,6 +1656,7 @@
         </w:rPr>
         <w:t>href</w:t>
       </w:r>
+      <w:proofErr w:type="spellEnd"/>
       <w:r>
         <w:rPr>
           <w:rFonts w:ascii="Cascadia Mono" w:hAnsi="Cascadia Mono" w:cs="Cascadia Mono"/>
@@ -1434,7 +1665,29 @@
           <w:szCs w:val="19"/>
           <w:lang w:val="en-CA"/>
         </w:rPr>
-        <w:t>="~/css/site.css"</w:t>
+        <w:t>="~/</w:t>
+      </w:r>
+      <w:proofErr w:type="spellStart"/>
+      <w:r>
+        <w:rPr>
+          <w:rFonts w:ascii="Cascadia Mono" w:hAnsi="Cascadia Mono" w:cs="Cascadia Mono"/>
+          <w:color w:val="0000FF"/>
+          <w:sz w:val="19"/>
+          <w:szCs w:val="19"/>
+          <w:lang w:val="en-CA"/>
+        </w:rPr>
+        <w:t>css</w:t>
+      </w:r>
+      <w:proofErr w:type="spellEnd"/>
+      <w:r>
+        <w:rPr>
+          <w:rFonts w:ascii="Cascadia Mono" w:hAnsi="Cascadia Mono" w:cs="Cascadia Mono"/>
+          <w:color w:val="0000FF"/>
+          <w:sz w:val="19"/>
+          <w:szCs w:val="19"/>
+          <w:lang w:val="en-CA"/>
+        </w:rPr>
+        <w:t>/site.css"</w:t>
       </w:r>
       <w:r>
         <w:rPr>
@@ -1542,6 +1795,7 @@
         </w:rPr>
         <w:t xml:space="preserve"> </w:t>
       </w:r>
+      <w:proofErr w:type="spellStart"/>
       <w:r>
         <w:rPr>
           <w:rFonts w:ascii="Cascadia Mono" w:hAnsi="Cascadia Mono" w:cs="Cascadia Mono"/>
@@ -1552,6 +1806,7 @@
         </w:rPr>
         <w:t>rel</w:t>
       </w:r>
+      <w:proofErr w:type="spellEnd"/>
       <w:r>
         <w:rPr>
           <w:rFonts w:ascii="Cascadia Mono" w:hAnsi="Cascadia Mono" w:cs="Cascadia Mono"/>
@@ -1572,6 +1827,7 @@
         </w:rPr>
         <w:t xml:space="preserve"> </w:t>
       </w:r>
+      <w:proofErr w:type="spellStart"/>
       <w:r>
         <w:rPr>
           <w:rFonts w:ascii="Cascadia Mono" w:hAnsi="Cascadia Mono" w:cs="Cascadia Mono"/>
@@ -1584,6 +1840,7 @@
         </w:rPr>
         <w:t>href</w:t>
       </w:r>
+      <w:proofErr w:type="spellEnd"/>
       <w:r>
         <w:rPr>
           <w:rFonts w:ascii="Cascadia Mono" w:hAnsi="Cascadia Mono" w:cs="Cascadia Mono"/>
@@ -1665,6 +1922,9 @@
     <w:p>
       <w:pPr>
         <w:pStyle w:val="Titre2"/>
+        <w:pBdr>
+          <w:bottom w:val="single" w:sz="24" w:space="2" w:color="D9E2F3" w:themeColor="accent1" w:themeTint="33"/>
+        </w:pBdr>
       </w:pPr>
       <w:r>
         <w:lastRenderedPageBreak/>
@@ -1683,7 +1943,15 @@
         <w:ind w:left="360"/>
       </w:pPr>
       <w:r>
-        <w:t xml:space="preserve">L’objectif de créer des constantes de projet c’est d’éviter les chaînes « hardcodées » dans le </w:t>
+        <w:t>L’objectif de créer des constantes de projet c’est d’éviter les chaînes « </w:t>
+      </w:r>
+      <w:proofErr w:type="spellStart"/>
+      <w:r>
+        <w:t>hardcodées</w:t>
+      </w:r>
+      <w:proofErr w:type="spellEnd"/>
+      <w:r>
+        <w:t xml:space="preserve"> » dans le </w:t>
       </w:r>
       <w:r>
         <w:t>code</w:t>
@@ -1742,15 +2010,24 @@
           <w:b/>
           <w:bCs/>
         </w:rPr>
-        <w:t>Utility/AppConstants</w:t>
-      </w:r>
+        <w:t>Utility/</w:t>
+      </w:r>
+      <w:proofErr w:type="spellStart"/>
       <w:r>
         <w:rPr>
           <w:b/>
           <w:bCs/>
         </w:rPr>
+        <w:t>AppConstants</w:t>
+      </w:r>
+      <w:r>
+        <w:rPr>
+          <w:b/>
+          <w:bCs/>
+        </w:rPr>
         <w:t>.cs</w:t>
       </w:r>
+      <w:proofErr w:type="spellEnd"/>
     </w:p>
     <w:p>
       <w:pPr>
@@ -1797,8 +2074,13 @@
         <w:spacing w:before="0" w:after="160" w:line="259" w:lineRule="auto"/>
       </w:pPr>
       <w:r>
-        <w:t>Erreur : Error</w:t>
-      </w:r>
+        <w:t xml:space="preserve">Erreur : </w:t>
+      </w:r>
+      <w:proofErr w:type="spellStart"/>
+      <w:r>
+        <w:t>Error</w:t>
+      </w:r>
+      <w:proofErr w:type="spellEnd"/>
       <w:r>
         <w:t xml:space="preserve"> </w:t>
       </w:r>
@@ -1817,7 +2099,15 @@
         <w:t xml:space="preserve">NOTE : </w:t>
       </w:r>
       <w:r>
-        <w:t xml:space="preserve">Pour l’instant les messages sont « hardcodés » dans les </w:t>
+        <w:t>Pour l’instant les messages sont « </w:t>
+      </w:r>
+      <w:proofErr w:type="spellStart"/>
+      <w:r>
+        <w:t>hardcodés</w:t>
+      </w:r>
+      <w:proofErr w:type="spellEnd"/>
+      <w:r>
+        <w:t xml:space="preserve"> » dans les </w:t>
       </w:r>
       <w:r>
         <w:t>contrôleurs</w:t>
@@ -1910,6 +2200,7 @@
         </w:rPr>
         <w:t xml:space="preserve"> </w:t>
       </w:r>
+      <w:proofErr w:type="spellStart"/>
       <w:r>
         <w:rPr>
           <w:rFonts w:ascii="Cascadia Mono" w:hAnsi="Cascadia Mono" w:cs="Cascadia Mono"/>
@@ -1920,6 +2211,7 @@
         </w:rPr>
         <w:t>AppConstants</w:t>
       </w:r>
+      <w:proofErr w:type="spellEnd"/>
     </w:p>
     <w:p>
       <w:pPr>
@@ -2002,8 +2294,20 @@
           <w:szCs w:val="19"/>
           <w:lang w:val="en-CA"/>
         </w:rPr>
-        <w:t>notifications Toastr</w:t>
-      </w:r>
+        <w:t xml:space="preserve">notifications </w:t>
+      </w:r>
+      <w:proofErr w:type="spellStart"/>
+      <w:r>
+        <w:rPr>
+          <w:rFonts w:ascii="Cascadia Mono" w:hAnsi="Cascadia Mono" w:cs="Cascadia Mono"/>
+          <w:color w:val="008000"/>
+          <w:sz w:val="19"/>
+          <w:szCs w:val="19"/>
+          <w:lang w:val="en-CA"/>
+        </w:rPr>
+        <w:t>Toastr</w:t>
+      </w:r>
+      <w:proofErr w:type="spellEnd"/>
       <w:r>
         <w:rPr>
           <w:rFonts w:ascii="Cascadia Mono" w:hAnsi="Cascadia Mono" w:cs="Cascadia Mono"/>
@@ -2280,7 +2584,15 @@
     </w:p>
     <w:p>
       <w:r>
-        <w:t>Dans l’optique de respecter les bonnes pratiques, nous allons remplacer le code présentant les alertes qui est dans le _Layout par une vue partielle.</w:t>
+        <w:t>Dans l’optique de respecter les bonnes pratiques, nous allons remplacer le code présentant les alertes qui est dans le _</w:t>
+      </w:r>
+      <w:proofErr w:type="spellStart"/>
+      <w:r>
+        <w:t>Layout</w:t>
+      </w:r>
+      <w:proofErr w:type="spellEnd"/>
+      <w:r>
+        <w:t xml:space="preserve"> par une vue partielle.</w:t>
       </w:r>
     </w:p>
     <w:p>
@@ -2298,6 +2610,7 @@
       <w:r>
         <w:t xml:space="preserve"> va utiliser les constantes créées précédemment. Afin de ne pas avoir à ajouter la référence (</w:t>
       </w:r>
+      <w:proofErr w:type="spellStart"/>
       <w:r>
         <w:rPr>
           <w:i/>
@@ -2305,6 +2618,7 @@
         </w:rPr>
         <w:t>using</w:t>
       </w:r>
+      <w:proofErr w:type="spellEnd"/>
       <w:r>
         <w:t xml:space="preserve">) dans la vue, ajoutez la référence </w:t>
       </w:r>
@@ -2326,8 +2640,17 @@
           <w:b/>
           <w:bCs/>
         </w:rPr>
-        <w:t>_ViewImports</w:t>
-      </w:r>
+        <w:t>_</w:t>
+      </w:r>
+      <w:proofErr w:type="spellStart"/>
+      <w:r>
+        <w:rPr>
+          <w:b/>
+          <w:bCs/>
+        </w:rPr>
+        <w:t>ViewImports</w:t>
+      </w:r>
+      <w:proofErr w:type="spellEnd"/>
       <w:r>
         <w:t>.</w:t>
       </w:r>
@@ -2382,8 +2705,20 @@
           <w:szCs w:val="19"/>
           <w:lang w:val="en-CA"/>
         </w:rPr>
-        <w:t xml:space="preserve"> ZombieParty.ViewModels</w:t>
-      </w:r>
+        <w:t xml:space="preserve"> </w:t>
+      </w:r>
+      <w:proofErr w:type="spellStart"/>
+      <w:r>
+        <w:rPr>
+          <w:rFonts w:ascii="Cascadia Mono" w:hAnsi="Cascadia Mono" w:cs="Cascadia Mono"/>
+          <w:color w:val="000000"/>
+          <w:sz w:val="19"/>
+          <w:szCs w:val="19"/>
+          <w:lang w:val="en-CA"/>
+        </w:rPr>
+        <w:t>ZombieParty.ViewModels</w:t>
+      </w:r>
+      <w:proofErr w:type="spellEnd"/>
     </w:p>
     <w:p>
       <w:pPr>
@@ -2438,8 +2773,21 @@
           <w:highlight w:val="green"/>
           <w:lang w:val="en-CA"/>
         </w:rPr>
-        <w:t xml:space="preserve"> ZombieParty.Utility</w:t>
-      </w:r>
+        <w:t xml:space="preserve"> </w:t>
+      </w:r>
+      <w:proofErr w:type="spellStart"/>
+      <w:r>
+        <w:rPr>
+          <w:rFonts w:ascii="Cascadia Mono" w:hAnsi="Cascadia Mono" w:cs="Cascadia Mono"/>
+          <w:color w:val="000000"/>
+          <w:sz w:val="19"/>
+          <w:szCs w:val="19"/>
+          <w:highlight w:val="green"/>
+          <w:lang w:val="en-CA"/>
+        </w:rPr>
+        <w:t>ZombieParty.Utility</w:t>
+      </w:r>
+      <w:proofErr w:type="spellEnd"/>
     </w:p>
     <w:p>
       <w:pPr>
@@ -2477,8 +2825,22 @@
           <w:szCs w:val="19"/>
           <w:lang w:val="en-CA"/>
         </w:rPr>
-        <w:t>*, Microsoft.AspNetCore.Mvc.TagHelpers</w:t>
-      </w:r>
+        <w:t xml:space="preserve">*, </w:t>
+      </w:r>
+      <w:proofErr w:type="spellStart"/>
+      <w:proofErr w:type="gramStart"/>
+      <w:r>
+        <w:rPr>
+          <w:rFonts w:ascii="Cascadia Mono" w:hAnsi="Cascadia Mono" w:cs="Cascadia Mono"/>
+          <w:color w:val="A31515"/>
+          <w:sz w:val="19"/>
+          <w:szCs w:val="19"/>
+          <w:lang w:val="en-CA"/>
+        </w:rPr>
+        <w:t>Microsoft.AspNetCore.Mvc.TagHelpers</w:t>
+      </w:r>
+      <w:proofErr w:type="spellEnd"/>
+      <w:proofErr w:type="gramEnd"/>
     </w:p>
     <w:p>
       <w:pPr>
@@ -2533,12 +2895,21 @@
       <w:r>
         <w:t xml:space="preserve"> dossier </w:t>
       </w:r>
+      <w:proofErr w:type="spellStart"/>
       <w:r>
         <w:rPr>
           <w:b/>
           <w:bCs/>
         </w:rPr>
-        <w:t xml:space="preserve">Shared </w:t>
+        <w:t>Shared</w:t>
+      </w:r>
+      <w:proofErr w:type="spellEnd"/>
+      <w:r>
+        <w:rPr>
+          <w:b/>
+          <w:bCs/>
+        </w:rPr>
+        <w:t xml:space="preserve"> </w:t>
       </w:r>
     </w:p>
     <w:p>
@@ -2563,10 +2934,26 @@
         <w:t>irie</w:t>
       </w:r>
       <w:r>
-        <w:t xml:space="preserve"> Toastr </w:t>
-      </w:r>
-      <w:r>
-        <w:t xml:space="preserve">et jquery </w:t>
+        <w:t xml:space="preserve"> </w:t>
+      </w:r>
+      <w:proofErr w:type="spellStart"/>
+      <w:r>
+        <w:t>Toastr</w:t>
+      </w:r>
+      <w:proofErr w:type="spellEnd"/>
+      <w:r>
+        <w:t xml:space="preserve"> </w:t>
+      </w:r>
+      <w:r>
+        <w:t xml:space="preserve">et </w:t>
+      </w:r>
+      <w:proofErr w:type="spellStart"/>
+      <w:r>
+        <w:t>jquery</w:t>
+      </w:r>
+      <w:proofErr w:type="spellEnd"/>
+      <w:r>
+        <w:t xml:space="preserve"> </w:t>
       </w:r>
       <w:r>
         <w:t>sont requises</w:t>
@@ -2588,7 +2975,15 @@
         <w:t>Il faut aussi ajouter l</w:t>
       </w:r>
       <w:r>
-        <w:t xml:space="preserve">a commande pour afficher le message Toastr avec le message en paramètre (utilisez les constantes </w:t>
+        <w:t xml:space="preserve">a commande pour afficher le message </w:t>
+      </w:r>
+      <w:proofErr w:type="spellStart"/>
+      <w:r>
+        <w:t>Toastr</w:t>
+      </w:r>
+      <w:proofErr w:type="spellEnd"/>
+      <w:r>
+        <w:t xml:space="preserve"> avec le message en paramètre (utilisez les constantes </w:t>
       </w:r>
       <w:r>
         <w:t xml:space="preserve">créées </w:t>
@@ -2602,6 +2997,8 @@
       <w:r>
         <w:t xml:space="preserve"> : </w:t>
       </w:r>
+      <w:proofErr w:type="spellStart"/>
+      <w:proofErr w:type="gramStart"/>
       <w:r>
         <w:rPr>
           <w:rFonts w:ascii="Cascadia Mono" w:hAnsi="Cascadia Mono" w:cs="Cascadia Mono"/>
@@ -2612,15 +3009,40 @@
         </w:rPr>
         <w:t>toastr.success</w:t>
       </w:r>
-      <w:r>
-        <w:rPr>
-          <w:rFonts w:ascii="Cascadia Mono" w:hAnsi="Cascadia Mono" w:cs="Cascadia Mono"/>
-          <w:color w:val="000000"/>
-          <w:sz w:val="19"/>
-          <w:szCs w:val="19"/>
-        </w:rPr>
-        <w:t>('@TempData[</w:t>
-      </w:r>
+      <w:proofErr w:type="spellEnd"/>
+      <w:proofErr w:type="gramEnd"/>
+      <w:r>
+        <w:rPr>
+          <w:rFonts w:ascii="Cascadia Mono" w:hAnsi="Cascadia Mono" w:cs="Cascadia Mono"/>
+          <w:color w:val="000000"/>
+          <w:sz w:val="19"/>
+          <w:szCs w:val="19"/>
+        </w:rPr>
+        <w:t>('@</w:t>
+      </w:r>
+      <w:proofErr w:type="spellStart"/>
+      <w:proofErr w:type="gramStart"/>
+      <w:r>
+        <w:rPr>
+          <w:rFonts w:ascii="Cascadia Mono" w:hAnsi="Cascadia Mono" w:cs="Cascadia Mono"/>
+          <w:color w:val="000000"/>
+          <w:sz w:val="19"/>
+          <w:szCs w:val="19"/>
+        </w:rPr>
+        <w:t>TempData</w:t>
+      </w:r>
+      <w:proofErr w:type="spellEnd"/>
+      <w:r>
+        <w:rPr>
+          <w:rFonts w:ascii="Cascadia Mono" w:hAnsi="Cascadia Mono" w:cs="Cascadia Mono"/>
+          <w:color w:val="000000"/>
+          <w:sz w:val="19"/>
+          <w:szCs w:val="19"/>
+        </w:rPr>
+        <w:t>[</w:t>
+      </w:r>
+      <w:proofErr w:type="spellStart"/>
+      <w:proofErr w:type="gramEnd"/>
       <w:r>
         <w:rPr>
           <w:rFonts w:ascii="Cascadia Mono" w:hAnsi="Cascadia Mono" w:cs="Cascadia Mono"/>
@@ -2637,7 +3059,17 @@
           <w:sz w:val="19"/>
           <w:szCs w:val="19"/>
         </w:rPr>
-        <w:t>.Success]')</w:t>
+        <w:t>.Success</w:t>
+      </w:r>
+      <w:proofErr w:type="spellEnd"/>
+      <w:r>
+        <w:rPr>
+          <w:rFonts w:ascii="Cascadia Mono" w:hAnsi="Cascadia Mono" w:cs="Cascadia Mono"/>
+          <w:color w:val="000000"/>
+          <w:sz w:val="19"/>
+          <w:szCs w:val="19"/>
+        </w:rPr>
+        <w:t>]')</w:t>
       </w:r>
     </w:p>
     <w:p>
@@ -2686,8 +3118,31 @@
           <w:sz w:val="19"/>
           <w:szCs w:val="19"/>
         </w:rPr>
-        <w:t xml:space="preserve"> (TempData[</w:t>
-      </w:r>
+        <w:t xml:space="preserve"> (</w:t>
+      </w:r>
+      <w:proofErr w:type="spellStart"/>
+      <w:proofErr w:type="gramStart"/>
+      <w:r>
+        <w:rPr>
+          <w:rFonts w:ascii="Cascadia Mono" w:hAnsi="Cascadia Mono" w:cs="Cascadia Mono"/>
+          <w:color w:val="000000"/>
+          <w:sz w:val="19"/>
+          <w:szCs w:val="19"/>
+        </w:rPr>
+        <w:t>TempData</w:t>
+      </w:r>
+      <w:proofErr w:type="spellEnd"/>
+      <w:r>
+        <w:rPr>
+          <w:rFonts w:ascii="Cascadia Mono" w:hAnsi="Cascadia Mono" w:cs="Cascadia Mono"/>
+          <w:color w:val="000000"/>
+          <w:sz w:val="19"/>
+          <w:szCs w:val="19"/>
+        </w:rPr>
+        <w:t>[</w:t>
+      </w:r>
+      <w:proofErr w:type="spellStart"/>
+      <w:proofErr w:type="gramEnd"/>
       <w:r>
         <w:rPr>
           <w:rFonts w:ascii="Cascadia Mono" w:hAnsi="Cascadia Mono" w:cs="Cascadia Mono"/>
@@ -2704,8 +3159,39 @@
           <w:sz w:val="19"/>
           <w:szCs w:val="19"/>
         </w:rPr>
-        <w:t xml:space="preserve">.Success] != </w:t>
-      </w:r>
+        <w:t>.Success</w:t>
+      </w:r>
+      <w:proofErr w:type="spellEnd"/>
+      <w:r>
+        <w:rPr>
+          <w:rFonts w:ascii="Cascadia Mono" w:hAnsi="Cascadia Mono" w:cs="Cascadia Mono"/>
+          <w:color w:val="000000"/>
+          <w:sz w:val="19"/>
+          <w:szCs w:val="19"/>
+        </w:rPr>
+        <w:t>]</w:t>
+      </w:r>
+      <w:proofErr w:type="gramStart"/>
+      <w:r>
+        <w:rPr>
+          <w:rFonts w:ascii="Cascadia Mono" w:hAnsi="Cascadia Mono" w:cs="Cascadia Mono"/>
+          <w:color w:val="000000"/>
+          <w:sz w:val="19"/>
+          <w:szCs w:val="19"/>
+        </w:rPr>
+        <w:t xml:space="preserve"> !=</w:t>
+      </w:r>
+      <w:proofErr w:type="gramEnd"/>
+      <w:r>
+        <w:rPr>
+          <w:rFonts w:ascii="Cascadia Mono" w:hAnsi="Cascadia Mono" w:cs="Cascadia Mono"/>
+          <w:color w:val="000000"/>
+          <w:sz w:val="19"/>
+          <w:szCs w:val="19"/>
+        </w:rPr>
+        <w:t xml:space="preserve"> </w:t>
+      </w:r>
+      <w:proofErr w:type="spellStart"/>
       <w:r>
         <w:rPr>
           <w:rFonts w:ascii="Cascadia Mono" w:hAnsi="Cascadia Mono" w:cs="Cascadia Mono"/>
@@ -2715,6 +3201,7 @@
         </w:rPr>
         <w:t>null</w:t>
       </w:r>
+      <w:proofErr w:type="spellEnd"/>
       <w:r>
         <w:rPr>
           <w:rFonts w:ascii="Cascadia Mono" w:hAnsi="Cascadia Mono" w:cs="Cascadia Mono"/>
@@ -2775,7 +3262,6 @@
           <w:color w:val="000000"/>
           <w:sz w:val="19"/>
           <w:szCs w:val="19"/>
-          <w:lang w:val="en-CA"/>
         </w:rPr>
       </w:pPr>
       <w:r>
@@ -2793,10 +3279,10 @@
           <w:color w:val="0000FF"/>
           <w:sz w:val="19"/>
           <w:szCs w:val="19"/>
-          <w:lang w:val="en-CA"/>
         </w:rPr>
         <w:t>&lt;</w:t>
       </w:r>
+      <w:proofErr w:type="gramStart"/>
       <w:r>
         <w:rPr>
           <w:rFonts w:ascii="Cascadia Mono" w:hAnsi="Cascadia Mono" w:cs="Cascadia Mono"/>
@@ -2805,17 +3291,16 @@
           <w:color w:val="800080"/>
           <w:sz w:val="19"/>
           <w:szCs w:val="19"/>
-          <w:lang w:val="en-CA"/>
         </w:rPr>
         <w:t>script</w:t>
       </w:r>
-      <w:r>
-        <w:rPr>
-          <w:rFonts w:ascii="Cascadia Mono" w:hAnsi="Cascadia Mono" w:cs="Cascadia Mono"/>
-          <w:color w:val="000000"/>
-          <w:sz w:val="19"/>
-          <w:szCs w:val="19"/>
-          <w:lang w:val="en-CA"/>
+      <w:proofErr w:type="gramEnd"/>
+      <w:r>
+        <w:rPr>
+          <w:rFonts w:ascii="Cascadia Mono" w:hAnsi="Cascadia Mono" w:cs="Cascadia Mono"/>
+          <w:color w:val="000000"/>
+          <w:sz w:val="19"/>
+          <w:szCs w:val="19"/>
         </w:rPr>
         <w:t xml:space="preserve"> </w:t>
       </w:r>
@@ -2825,7 +3310,6 @@
           <w:color w:val="FF0000"/>
           <w:sz w:val="19"/>
           <w:szCs w:val="19"/>
-          <w:lang w:val="en-CA"/>
         </w:rPr>
         <w:t>src</w:t>
       </w:r>
@@ -2835,9 +3319,48 @@
           <w:color w:val="0000FF"/>
           <w:sz w:val="19"/>
           <w:szCs w:val="19"/>
-          <w:lang w:val="en-CA"/>
-        </w:rPr>
-        <w:t>="~/lib/jquery/dist/jquery.min.js"&gt;&lt;/</w:t>
+        </w:rPr>
+        <w:t>="~/lib/</w:t>
+      </w:r>
+      <w:proofErr w:type="spellStart"/>
+      <w:r>
+        <w:rPr>
+          <w:rFonts w:ascii="Cascadia Mono" w:hAnsi="Cascadia Mono" w:cs="Cascadia Mono"/>
+          <w:color w:val="0000FF"/>
+          <w:sz w:val="19"/>
+          <w:szCs w:val="19"/>
+        </w:rPr>
+        <w:t>jquery</w:t>
+      </w:r>
+      <w:proofErr w:type="spellEnd"/>
+      <w:r>
+        <w:rPr>
+          <w:rFonts w:ascii="Cascadia Mono" w:hAnsi="Cascadia Mono" w:cs="Cascadia Mono"/>
+          <w:color w:val="0000FF"/>
+          <w:sz w:val="19"/>
+          <w:szCs w:val="19"/>
+        </w:rPr>
+        <w:t>/</w:t>
+      </w:r>
+      <w:proofErr w:type="spellStart"/>
+      <w:r>
+        <w:rPr>
+          <w:rFonts w:ascii="Cascadia Mono" w:hAnsi="Cascadia Mono" w:cs="Cascadia Mono"/>
+          <w:color w:val="0000FF"/>
+          <w:sz w:val="19"/>
+          <w:szCs w:val="19"/>
+        </w:rPr>
+        <w:t>dist</w:t>
+      </w:r>
+      <w:proofErr w:type="spellEnd"/>
+      <w:r>
+        <w:rPr>
+          <w:rFonts w:ascii="Cascadia Mono" w:hAnsi="Cascadia Mono" w:cs="Cascadia Mono"/>
+          <w:color w:val="0000FF"/>
+          <w:sz w:val="19"/>
+          <w:szCs w:val="19"/>
+        </w:rPr>
+        <w:t>/jquery.min.js"&gt;&lt;/</w:t>
       </w:r>
       <w:r>
         <w:rPr>
@@ -2847,7 +3370,6 @@
           <w:color w:val="800080"/>
           <w:sz w:val="19"/>
           <w:szCs w:val="19"/>
-          <w:lang w:val="en-CA"/>
         </w:rPr>
         <w:t>script</w:t>
       </w:r>
@@ -2857,7 +3379,6 @@
           <w:color w:val="0000FF"/>
           <w:sz w:val="19"/>
           <w:szCs w:val="19"/>
-          <w:lang w:val="en-CA"/>
         </w:rPr>
         <w:t>&gt;</w:t>
       </w:r>
@@ -2881,16 +3402,14 @@
           <w:color w:val="000000"/>
           <w:sz w:val="19"/>
           <w:szCs w:val="19"/>
-          <w:lang w:val="en-CA"/>
-        </w:rPr>
-      </w:pPr>
-      <w:r>
-        <w:rPr>
-          <w:rFonts w:ascii="Cascadia Mono" w:hAnsi="Cascadia Mono" w:cs="Cascadia Mono"/>
-          <w:color w:val="000000"/>
-          <w:sz w:val="19"/>
-          <w:szCs w:val="19"/>
-          <w:lang w:val="en-CA"/>
+        </w:rPr>
+      </w:pPr>
+      <w:r>
+        <w:rPr>
+          <w:rFonts w:ascii="Cascadia Mono" w:hAnsi="Cascadia Mono" w:cs="Cascadia Mono"/>
+          <w:color w:val="000000"/>
+          <w:sz w:val="19"/>
+          <w:szCs w:val="19"/>
         </w:rPr>
         <w:t xml:space="preserve">   </w:t>
       </w:r>
@@ -2900,27 +3419,26 @@
           <w:color w:val="0000FF"/>
           <w:sz w:val="19"/>
           <w:szCs w:val="19"/>
-          <w:lang w:val="en-CA"/>
         </w:rPr>
         <w:t>&lt;</w:t>
       </w:r>
+      <w:proofErr w:type="gramStart"/>
       <w:r>
         <w:rPr>
           <w:rFonts w:ascii="Cascadia Mono" w:hAnsi="Cascadia Mono" w:cs="Cascadia Mono"/>
           <w:color w:val="800000"/>
           <w:sz w:val="19"/>
           <w:szCs w:val="19"/>
-          <w:lang w:val="en-CA"/>
         </w:rPr>
         <w:t>script</w:t>
       </w:r>
-      <w:r>
-        <w:rPr>
-          <w:rFonts w:ascii="Cascadia Mono" w:hAnsi="Cascadia Mono" w:cs="Cascadia Mono"/>
-          <w:color w:val="000000"/>
-          <w:sz w:val="19"/>
-          <w:szCs w:val="19"/>
-          <w:lang w:val="en-CA"/>
+      <w:proofErr w:type="gramEnd"/>
+      <w:r>
+        <w:rPr>
+          <w:rFonts w:ascii="Cascadia Mono" w:hAnsi="Cascadia Mono" w:cs="Cascadia Mono"/>
+          <w:color w:val="000000"/>
+          <w:sz w:val="19"/>
+          <w:szCs w:val="19"/>
         </w:rPr>
         <w:t xml:space="preserve"> </w:t>
       </w:r>
@@ -2930,7 +3448,6 @@
           <w:color w:val="FF0000"/>
           <w:sz w:val="19"/>
           <w:szCs w:val="19"/>
-          <w:lang w:val="en-CA"/>
         </w:rPr>
         <w:t>src</w:t>
       </w:r>
@@ -2940,7 +3457,6 @@
           <w:color w:val="0000FF"/>
           <w:sz w:val="19"/>
           <w:szCs w:val="19"/>
-          <w:lang w:val="en-CA"/>
         </w:rPr>
         <w:t>="//cdnjs.cloudflare.com/ajax/libs/toastr.js/latest/</w:t>
       </w:r>
@@ -2950,7 +3466,6 @@
           <w:color w:val="0000FF"/>
           <w:sz w:val="19"/>
           <w:szCs w:val="19"/>
-          <w:lang w:val="en-CA"/>
         </w:rPr>
         <w:t>js/</w:t>
       </w:r>
@@ -2960,7 +3475,6 @@
           <w:color w:val="0000FF"/>
           <w:sz w:val="19"/>
           <w:szCs w:val="19"/>
-          <w:lang w:val="en-CA"/>
         </w:rPr>
         <w:t>toastr.min.js"&gt;&lt;/</w:t>
       </w:r>
@@ -2970,7 +3484,6 @@
           <w:color w:val="800000"/>
           <w:sz w:val="19"/>
           <w:szCs w:val="19"/>
-          <w:lang w:val="en-CA"/>
         </w:rPr>
         <w:t>script</w:t>
       </w:r>
@@ -2980,7 +3493,6 @@
           <w:color w:val="0000FF"/>
           <w:sz w:val="19"/>
           <w:szCs w:val="19"/>
-          <w:lang w:val="en-CA"/>
         </w:rPr>
         <w:t>&gt;</w:t>
       </w:r>
@@ -3013,7 +3525,6 @@
           <w:color w:val="000000"/>
           <w:sz w:val="19"/>
           <w:szCs w:val="19"/>
-          <w:lang w:val="en-CA"/>
         </w:rPr>
         <w:t xml:space="preserve">   </w:t>
       </w:r>
@@ -3065,7 +3576,29 @@
           <w:szCs w:val="19"/>
           <w:lang w:val="en-US"/>
         </w:rPr>
-        <w:t>="text/javascript"&gt;</w:t>
+        <w:t>="text/</w:t>
+      </w:r>
+      <w:proofErr w:type="spellStart"/>
+      <w:r>
+        <w:rPr>
+          <w:rFonts w:ascii="Cascadia Mono" w:hAnsi="Cascadia Mono" w:cs="Cascadia Mono"/>
+          <w:color w:val="0000FF"/>
+          <w:sz w:val="19"/>
+          <w:szCs w:val="19"/>
+          <w:lang w:val="en-US"/>
+        </w:rPr>
+        <w:t>javascript</w:t>
+      </w:r>
+      <w:proofErr w:type="spellEnd"/>
+      <w:r>
+        <w:rPr>
+          <w:rFonts w:ascii="Cascadia Mono" w:hAnsi="Cascadia Mono" w:cs="Cascadia Mono"/>
+          <w:color w:val="0000FF"/>
+          <w:sz w:val="19"/>
+          <w:szCs w:val="19"/>
+          <w:lang w:val="en-US"/>
+        </w:rPr>
+        <w:t>"&gt;</w:t>
       </w:r>
     </w:p>
     <w:p>
@@ -3098,8 +3631,55 @@
           <w:szCs w:val="19"/>
           <w:lang w:val="en-US"/>
         </w:rPr>
-        <w:t xml:space="preserve">       toastr.success('@TempData[</w:t>
-      </w:r>
+        <w:t xml:space="preserve">       </w:t>
+      </w:r>
+      <w:proofErr w:type="spellStart"/>
+      <w:proofErr w:type="gramStart"/>
+      <w:r>
+        <w:rPr>
+          <w:rFonts w:ascii="Cascadia Mono" w:hAnsi="Cascadia Mono" w:cs="Cascadia Mono"/>
+          <w:color w:val="000000"/>
+          <w:sz w:val="19"/>
+          <w:szCs w:val="19"/>
+          <w:lang w:val="en-US"/>
+        </w:rPr>
+        <w:t>toastr.success</w:t>
+      </w:r>
+      <w:proofErr w:type="spellEnd"/>
+      <w:r>
+        <w:rPr>
+          <w:rFonts w:ascii="Cascadia Mono" w:hAnsi="Cascadia Mono" w:cs="Cascadia Mono"/>
+          <w:color w:val="000000"/>
+          <w:sz w:val="19"/>
+          <w:szCs w:val="19"/>
+          <w:lang w:val="en-US"/>
+        </w:rPr>
+        <w:t>('@</w:t>
+      </w:r>
+      <w:proofErr w:type="spellStart"/>
+      <w:r>
+        <w:rPr>
+          <w:rFonts w:ascii="Cascadia Mono" w:hAnsi="Cascadia Mono" w:cs="Cascadia Mono"/>
+          <w:color w:val="000000"/>
+          <w:sz w:val="19"/>
+          <w:szCs w:val="19"/>
+          <w:lang w:val="en-US"/>
+        </w:rPr>
+        <w:t>TempData</w:t>
+      </w:r>
+      <w:proofErr w:type="spellEnd"/>
+      <w:r>
+        <w:rPr>
+          <w:rFonts w:ascii="Cascadia Mono" w:hAnsi="Cascadia Mono" w:cs="Cascadia Mono"/>
+          <w:color w:val="000000"/>
+          <w:sz w:val="19"/>
+          <w:szCs w:val="19"/>
+          <w:lang w:val="en-US"/>
+        </w:rPr>
+        <w:t>[</w:t>
+      </w:r>
+      <w:proofErr w:type="spellStart"/>
+      <w:proofErr w:type="gramEnd"/>
       <w:r>
         <w:rPr>
           <w:rFonts w:ascii="Cascadia Mono" w:hAnsi="Cascadia Mono" w:cs="Cascadia Mono"/>
@@ -3118,7 +3698,18 @@
           <w:szCs w:val="19"/>
           <w:lang w:val="en-US"/>
         </w:rPr>
-        <w:t>.Success]');</w:t>
+        <w:t>.Success</w:t>
+      </w:r>
+      <w:proofErr w:type="spellEnd"/>
+      <w:r>
+        <w:rPr>
+          <w:rFonts w:ascii="Cascadia Mono" w:hAnsi="Cascadia Mono" w:cs="Cascadia Mono"/>
+          <w:color w:val="000000"/>
+          <w:sz w:val="19"/>
+          <w:szCs w:val="19"/>
+          <w:lang w:val="en-US"/>
+        </w:rPr>
+        <w:t>]');</w:t>
       </w:r>
     </w:p>
     <w:p>
@@ -3267,8 +3858,33 @@
           <w:szCs w:val="19"/>
           <w:lang w:val="en-CA"/>
         </w:rPr>
-        <w:t xml:space="preserve"> (TempData[</w:t>
-      </w:r>
+        <w:t xml:space="preserve"> (</w:t>
+      </w:r>
+      <w:proofErr w:type="spellStart"/>
+      <w:proofErr w:type="gramStart"/>
+      <w:r>
+        <w:rPr>
+          <w:rFonts w:ascii="Cascadia Mono" w:hAnsi="Cascadia Mono" w:cs="Cascadia Mono"/>
+          <w:color w:val="000000"/>
+          <w:sz w:val="19"/>
+          <w:szCs w:val="19"/>
+          <w:lang w:val="en-CA"/>
+        </w:rPr>
+        <w:t>TempData</w:t>
+      </w:r>
+      <w:proofErr w:type="spellEnd"/>
+      <w:r>
+        <w:rPr>
+          <w:rFonts w:ascii="Cascadia Mono" w:hAnsi="Cascadia Mono" w:cs="Cascadia Mono"/>
+          <w:color w:val="000000"/>
+          <w:sz w:val="19"/>
+          <w:szCs w:val="19"/>
+          <w:lang w:val="en-CA"/>
+        </w:rPr>
+        <w:t>[</w:t>
+      </w:r>
+      <w:proofErr w:type="spellStart"/>
+      <w:proofErr w:type="gramEnd"/>
       <w:r>
         <w:rPr>
           <w:rFonts w:ascii="Cascadia Mono" w:hAnsi="Cascadia Mono" w:cs="Cascadia Mono"/>
@@ -3287,7 +3903,30 @@
           <w:szCs w:val="19"/>
           <w:lang w:val="en-CA"/>
         </w:rPr>
-        <w:t xml:space="preserve">.Error] != </w:t>
+        <w:t>.Error</w:t>
+      </w:r>
+      <w:proofErr w:type="spellEnd"/>
+      <w:proofErr w:type="gramStart"/>
+      <w:r>
+        <w:rPr>
+          <w:rFonts w:ascii="Cascadia Mono" w:hAnsi="Cascadia Mono" w:cs="Cascadia Mono"/>
+          <w:color w:val="000000"/>
+          <w:sz w:val="19"/>
+          <w:szCs w:val="19"/>
+          <w:lang w:val="en-CA"/>
+        </w:rPr>
+        <w:t>] !</w:t>
+      </w:r>
+      <w:proofErr w:type="gramEnd"/>
+      <w:r>
+        <w:rPr>
+          <w:rFonts w:ascii="Cascadia Mono" w:hAnsi="Cascadia Mono" w:cs="Cascadia Mono"/>
+          <w:color w:val="000000"/>
+          <w:sz w:val="19"/>
+          <w:szCs w:val="19"/>
+          <w:lang w:val="en-CA"/>
+        </w:rPr>
+        <w:t xml:space="preserve">= </w:t>
       </w:r>
       <w:r>
         <w:rPr>
@@ -3407,6 +4046,7 @@
         </w:rPr>
         <w:t xml:space="preserve"> </w:t>
       </w:r>
+      <w:proofErr w:type="spellStart"/>
       <w:r>
         <w:rPr>
           <w:rFonts w:ascii="Cascadia Mono" w:hAnsi="Cascadia Mono" w:cs="Cascadia Mono"/>
@@ -3417,6 +4057,7 @@
         </w:rPr>
         <w:t>src</w:t>
       </w:r>
+      <w:proofErr w:type="spellEnd"/>
       <w:r>
         <w:rPr>
           <w:rFonts w:ascii="Cascadia Mono" w:hAnsi="Cascadia Mono" w:cs="Cascadia Mono"/>
@@ -3425,7 +4066,51 @@
           <w:szCs w:val="19"/>
           <w:lang w:val="en-CA"/>
         </w:rPr>
-        <w:t>="~/lib/jquery/dist/jquery.min.js"&gt;&lt;/</w:t>
+        <w:t>="~/lib/</w:t>
+      </w:r>
+      <w:proofErr w:type="spellStart"/>
+      <w:r>
+        <w:rPr>
+          <w:rFonts w:ascii="Cascadia Mono" w:hAnsi="Cascadia Mono" w:cs="Cascadia Mono"/>
+          <w:color w:val="0000FF"/>
+          <w:sz w:val="19"/>
+          <w:szCs w:val="19"/>
+          <w:lang w:val="en-CA"/>
+        </w:rPr>
+        <w:t>jquery</w:t>
+      </w:r>
+      <w:proofErr w:type="spellEnd"/>
+      <w:r>
+        <w:rPr>
+          <w:rFonts w:ascii="Cascadia Mono" w:hAnsi="Cascadia Mono" w:cs="Cascadia Mono"/>
+          <w:color w:val="0000FF"/>
+          <w:sz w:val="19"/>
+          <w:szCs w:val="19"/>
+          <w:lang w:val="en-CA"/>
+        </w:rPr>
+        <w:t>/</w:t>
+      </w:r>
+      <w:proofErr w:type="spellStart"/>
+      <w:r>
+        <w:rPr>
+          <w:rFonts w:ascii="Cascadia Mono" w:hAnsi="Cascadia Mono" w:cs="Cascadia Mono"/>
+          <w:color w:val="0000FF"/>
+          <w:sz w:val="19"/>
+          <w:szCs w:val="19"/>
+          <w:lang w:val="en-CA"/>
+        </w:rPr>
+        <w:t>dist</w:t>
+      </w:r>
+      <w:proofErr w:type="spellEnd"/>
+      <w:r>
+        <w:rPr>
+          <w:rFonts w:ascii="Cascadia Mono" w:hAnsi="Cascadia Mono" w:cs="Cascadia Mono"/>
+          <w:color w:val="0000FF"/>
+          <w:sz w:val="19"/>
+          <w:szCs w:val="19"/>
+          <w:lang w:val="en-CA"/>
+        </w:rPr>
+        <w:t>/jquery.min.js"&gt;&lt;/</w:t>
       </w:r>
       <w:r>
         <w:rPr>
@@ -3613,6 +4298,7 @@
         </w:rPr>
         <w:t>&lt;</w:t>
       </w:r>
+      <w:proofErr w:type="gramStart"/>
       <w:r>
         <w:rPr>
           <w:rFonts w:ascii="Cascadia Mono" w:hAnsi="Cascadia Mono" w:cs="Cascadia Mono"/>
@@ -3622,6 +4308,7 @@
         </w:rPr>
         <w:t>script</w:t>
       </w:r>
+      <w:proofErr w:type="gramEnd"/>
       <w:r>
         <w:rPr>
           <w:rFonts w:ascii="Cascadia Mono" w:hAnsi="Cascadia Mono" w:cs="Cascadia Mono"/>
@@ -3647,7 +4334,27 @@
           <w:sz w:val="19"/>
           <w:szCs w:val="19"/>
         </w:rPr>
-        <w:t>="text/javascript"&gt;</w:t>
+        <w:t>="</w:t>
+      </w:r>
+      <w:proofErr w:type="spellStart"/>
+      <w:r>
+        <w:rPr>
+          <w:rFonts w:ascii="Cascadia Mono" w:hAnsi="Cascadia Mono" w:cs="Cascadia Mono"/>
+          <w:color w:val="0000FF"/>
+          <w:sz w:val="19"/>
+          <w:szCs w:val="19"/>
+        </w:rPr>
+        <w:t>text</w:t>
+      </w:r>
+      <w:proofErr w:type="spellEnd"/>
+      <w:r>
+        <w:rPr>
+          <w:rFonts w:ascii="Cascadia Mono" w:hAnsi="Cascadia Mono" w:cs="Cascadia Mono"/>
+          <w:color w:val="0000FF"/>
+          <w:sz w:val="19"/>
+          <w:szCs w:val="19"/>
+        </w:rPr>
+        <w:t>/javascript"&gt;</w:t>
       </w:r>
     </w:p>
     <w:p>
@@ -3678,8 +4385,53 @@
           <w:sz w:val="19"/>
           <w:szCs w:val="19"/>
         </w:rPr>
-        <w:t xml:space="preserve">       toastr.error('@TempData[</w:t>
-      </w:r>
+        <w:t xml:space="preserve">       </w:t>
+      </w:r>
+      <w:proofErr w:type="spellStart"/>
+      <w:proofErr w:type="gramStart"/>
+      <w:r>
+        <w:rPr>
+          <w:rFonts w:ascii="Cascadia Mono" w:hAnsi="Cascadia Mono" w:cs="Cascadia Mono"/>
+          <w:color w:val="000000"/>
+          <w:sz w:val="19"/>
+          <w:szCs w:val="19"/>
+        </w:rPr>
+        <w:t>toastr.error</w:t>
+      </w:r>
+      <w:proofErr w:type="spellEnd"/>
+      <w:proofErr w:type="gramEnd"/>
+      <w:r>
+        <w:rPr>
+          <w:rFonts w:ascii="Cascadia Mono" w:hAnsi="Cascadia Mono" w:cs="Cascadia Mono"/>
+          <w:color w:val="000000"/>
+          <w:sz w:val="19"/>
+          <w:szCs w:val="19"/>
+        </w:rPr>
+        <w:t>('@</w:t>
+      </w:r>
+      <w:proofErr w:type="spellStart"/>
+      <w:proofErr w:type="gramStart"/>
+      <w:r>
+        <w:rPr>
+          <w:rFonts w:ascii="Cascadia Mono" w:hAnsi="Cascadia Mono" w:cs="Cascadia Mono"/>
+          <w:color w:val="000000"/>
+          <w:sz w:val="19"/>
+          <w:szCs w:val="19"/>
+        </w:rPr>
+        <w:t>TempData</w:t>
+      </w:r>
+      <w:proofErr w:type="spellEnd"/>
+      <w:r>
+        <w:rPr>
+          <w:rFonts w:ascii="Cascadia Mono" w:hAnsi="Cascadia Mono" w:cs="Cascadia Mono"/>
+          <w:color w:val="000000"/>
+          <w:sz w:val="19"/>
+          <w:szCs w:val="19"/>
+        </w:rPr>
+        <w:t>[</w:t>
+      </w:r>
+      <w:proofErr w:type="spellStart"/>
+      <w:proofErr w:type="gramEnd"/>
       <w:r>
         <w:rPr>
           <w:rFonts w:ascii="Cascadia Mono" w:hAnsi="Cascadia Mono" w:cs="Cascadia Mono"/>
@@ -3696,7 +4448,17 @@
           <w:sz w:val="19"/>
           <w:szCs w:val="19"/>
         </w:rPr>
-        <w:t>.Error]');</w:t>
+        <w:t>.Error</w:t>
+      </w:r>
+      <w:proofErr w:type="spellEnd"/>
+      <w:r>
+        <w:rPr>
+          <w:rFonts w:ascii="Cascadia Mono" w:hAnsi="Cascadia Mono" w:cs="Cascadia Mono"/>
+          <w:color w:val="000000"/>
+          <w:sz w:val="19"/>
+          <w:szCs w:val="19"/>
+        </w:rPr>
+        <w:t>]');</w:t>
       </w:r>
     </w:p>
     <w:p>
@@ -3801,8 +4563,17 @@
           <w:b/>
           <w:bCs/>
         </w:rPr>
-        <w:t>_Layout</w:t>
-      </w:r>
+        <w:t>_</w:t>
+      </w:r>
+      <w:proofErr w:type="spellStart"/>
+      <w:r>
+        <w:rPr>
+          <w:b/>
+          <w:bCs/>
+        </w:rPr>
+        <w:t>Layout</w:t>
+      </w:r>
+      <w:proofErr w:type="spellEnd"/>
       <w:r>
         <w:t xml:space="preserve"> par la vue partielle</w:t>
       </w:r>
@@ -3948,8 +4719,21 @@
           <w:highlight w:val="magenta"/>
           <w:lang w:val="en-CA"/>
         </w:rPr>
-        <w:t xml:space="preserve"> (!</w:t>
-      </w:r>
+        <w:t xml:space="preserve"> </w:t>
+      </w:r>
+      <w:proofErr w:type="gramStart"/>
+      <w:r>
+        <w:rPr>
+          <w:rFonts w:ascii="Cascadia Mono" w:hAnsi="Cascadia Mono" w:cs="Cascadia Mono"/>
+          <w:color w:val="000000"/>
+          <w:sz w:val="19"/>
+          <w:szCs w:val="19"/>
+          <w:highlight w:val="magenta"/>
+          <w:lang w:val="en-CA"/>
+        </w:rPr>
+        <w:t>(!</w:t>
+      </w:r>
+      <w:proofErr w:type="spellStart"/>
       <w:r>
         <w:rPr>
           <w:rFonts w:ascii="Cascadia Mono" w:hAnsi="Cascadia Mono" w:cs="Cascadia Mono"/>
@@ -3961,6 +4745,7 @@
         </w:rPr>
         <w:t>string</w:t>
       </w:r>
+      <w:proofErr w:type="gramEnd"/>
       <w:r>
         <w:rPr>
           <w:rFonts w:ascii="Cascadia Mono" w:hAnsi="Cascadia Mono" w:cs="Cascadia Mono"/>
@@ -3970,7 +4755,56 @@
           <w:highlight w:val="magenta"/>
           <w:lang w:val="en-CA"/>
         </w:rPr>
-        <w:t>.IsNullOrWhiteSpace(TempData[</w:t>
+        <w:t>.</w:t>
+      </w:r>
+      <w:proofErr w:type="gramStart"/>
+      <w:r>
+        <w:rPr>
+          <w:rFonts w:ascii="Cascadia Mono" w:hAnsi="Cascadia Mono" w:cs="Cascadia Mono"/>
+          <w:color w:val="000000"/>
+          <w:sz w:val="19"/>
+          <w:szCs w:val="19"/>
+          <w:highlight w:val="magenta"/>
+          <w:lang w:val="en-CA"/>
+        </w:rPr>
+        <w:t>IsNullOrWhiteSpace</w:t>
+      </w:r>
+      <w:proofErr w:type="spellEnd"/>
+      <w:r>
+        <w:rPr>
+          <w:rFonts w:ascii="Cascadia Mono" w:hAnsi="Cascadia Mono" w:cs="Cascadia Mono"/>
+          <w:color w:val="000000"/>
+          <w:sz w:val="19"/>
+          <w:szCs w:val="19"/>
+          <w:highlight w:val="magenta"/>
+          <w:lang w:val="en-CA"/>
+        </w:rPr>
+        <w:t>(</w:t>
+      </w:r>
+      <w:proofErr w:type="spellStart"/>
+      <w:proofErr w:type="gramEnd"/>
+      <w:r>
+        <w:rPr>
+          <w:rFonts w:ascii="Cascadia Mono" w:hAnsi="Cascadia Mono" w:cs="Cascadia Mono"/>
+          <w:color w:val="000000"/>
+          <w:sz w:val="19"/>
+          <w:szCs w:val="19"/>
+          <w:highlight w:val="magenta"/>
+          <w:lang w:val="en-CA"/>
+        </w:rPr>
+        <w:t>TempData</w:t>
+      </w:r>
+      <w:proofErr w:type="spellEnd"/>
+      <w:r>
+        <w:rPr>
+          <w:rFonts w:ascii="Cascadia Mono" w:hAnsi="Cascadia Mono" w:cs="Cascadia Mono"/>
+          <w:color w:val="000000"/>
+          <w:sz w:val="19"/>
+          <w:szCs w:val="19"/>
+          <w:highlight w:val="magenta"/>
+          <w:lang w:val="en-CA"/>
+        </w:rPr>
+        <w:t>[</w:t>
       </w:r>
       <w:r>
         <w:rPr>
@@ -4183,17 +5017,29 @@
           <w:highlight w:val="magenta"/>
           <w:lang w:val="en-CA"/>
         </w:rPr>
-        <w:t>"Success"</w:t>
-      </w:r>
-      <w:r>
-        <w:rPr>
-          <w:rFonts w:ascii="Cascadia Mono" w:hAnsi="Cascadia Mono" w:cs="Cascadia Mono"/>
-          <w:color w:val="000000"/>
+        <w:t>"Success</w:t>
+      </w:r>
+      <w:proofErr w:type="gramStart"/>
+      <w:r>
+        <w:rPr>
+          <w:rFonts w:ascii="Cascadia Mono" w:hAnsi="Cascadia Mono" w:cs="Cascadia Mono"/>
+          <w:color w:val="A31515"/>
           <w:sz w:val="19"/>
           <w:szCs w:val="19"/>
           <w:highlight w:val="magenta"/>
           <w:lang w:val="en-CA"/>
         </w:rPr>
+        <w:t>"</w:t>
+      </w:r>
+      <w:r>
+        <w:rPr>
+          <w:rFonts w:ascii="Cascadia Mono" w:hAnsi="Cascadia Mono" w:cs="Cascadia Mono"/>
+          <w:color w:val="000000"/>
+          <w:sz w:val="19"/>
+          <w:szCs w:val="19"/>
+          <w:highlight w:val="magenta"/>
+          <w:lang w:val="en-CA"/>
+        </w:rPr>
         <w:t>]</w:t>
       </w:r>
       <w:r>
@@ -4205,7 +5051,19 @@
           <w:highlight w:val="magenta"/>
           <w:lang w:val="en-CA"/>
         </w:rPr>
-        <w:t>&lt;/</w:t>
+        <w:t>&lt;</w:t>
+      </w:r>
+      <w:proofErr w:type="gramEnd"/>
+      <w:r>
+        <w:rPr>
+          <w:rFonts w:ascii="Cascadia Mono" w:hAnsi="Cascadia Mono" w:cs="Cascadia Mono"/>
+          <w:color w:val="0000FF"/>
+          <w:sz w:val="19"/>
+          <w:szCs w:val="19"/>
+          <w:highlight w:val="magenta"/>
+          <w:lang w:val="en-CA"/>
+        </w:rPr>
+        <w:t>/</w:t>
       </w:r>
       <w:r>
         <w:rPr>
@@ -4482,7 +5340,27 @@
           <w:sz w:val="19"/>
           <w:szCs w:val="19"/>
         </w:rPr>
-        <w:t>@RenderBody()</w:t>
+        <w:t>@</w:t>
+      </w:r>
+      <w:proofErr w:type="gramStart"/>
+      <w:r>
+        <w:rPr>
+          <w:rFonts w:ascii="Cascadia Mono" w:hAnsi="Cascadia Mono" w:cs="Cascadia Mono"/>
+          <w:color w:val="000000"/>
+          <w:sz w:val="19"/>
+          <w:szCs w:val="19"/>
+        </w:rPr>
+        <w:t>RenderBody(</w:t>
+      </w:r>
+      <w:proofErr w:type="gramEnd"/>
+      <w:r>
+        <w:rPr>
+          <w:rFonts w:ascii="Cascadia Mono" w:hAnsi="Cascadia Mono" w:cs="Cascadia Mono"/>
+          <w:color w:val="000000"/>
+          <w:sz w:val="19"/>
+          <w:szCs w:val="19"/>
+        </w:rPr>
+        <w:t>)</w:t>
       </w:r>
     </w:p>
     <w:p/>
@@ -4532,6 +5410,7 @@
       <w:r>
         <w:t xml:space="preserve"> </w:t>
       </w:r>
+      <w:proofErr w:type="spellStart"/>
       <w:r>
         <w:rPr>
           <w:b/>
@@ -4546,6 +5425,7 @@
         </w:rPr>
         <w:t>Controller</w:t>
       </w:r>
+      <w:proofErr w:type="spellEnd"/>
     </w:p>
     <w:p>
       <w:pPr>
@@ -4559,6 +5439,7 @@
       <w:r>
         <w:t xml:space="preserve">Dans l’action POST </w:t>
       </w:r>
+      <w:proofErr w:type="spellStart"/>
       <w:r>
         <w:rPr>
           <w:b/>
@@ -4566,6 +5447,7 @@
         </w:rPr>
         <w:t>Create</w:t>
       </w:r>
+      <w:proofErr w:type="spellEnd"/>
       <w:r>
         <w:t>, r</w:t>
       </w:r>
@@ -4575,6 +5457,7 @@
       <w:r>
         <w:t xml:space="preserve"> paramètre des notifications envoyées au </w:t>
       </w:r>
+      <w:proofErr w:type="spellStart"/>
       <w:r>
         <w:rPr>
           <w:b/>
@@ -4582,6 +5465,7 @@
         </w:rPr>
         <w:t>TempData</w:t>
       </w:r>
+      <w:proofErr w:type="spellEnd"/>
       <w:r>
         <w:t xml:space="preserve"> pour utiliser les constantes créées précédemment</w:t>
       </w:r>
@@ -4599,16 +5483,30 @@
           <w:lang w:val="en-CA"/>
         </w:rPr>
       </w:pPr>
-      <w:r>
-        <w:rPr>
-          <w:rFonts w:ascii="Cascadia Mono" w:hAnsi="Cascadia Mono" w:cs="Cascadia Mono"/>
-          <w:color w:val="000000"/>
-          <w:sz w:val="19"/>
-          <w:szCs w:val="19"/>
-          <w:lang w:val="en-CA"/>
-        </w:rPr>
-        <w:t>TempData[</w:t>
-      </w:r>
+      <w:proofErr w:type="spellStart"/>
+      <w:proofErr w:type="gramStart"/>
+      <w:r>
+        <w:rPr>
+          <w:rFonts w:ascii="Cascadia Mono" w:hAnsi="Cascadia Mono" w:cs="Cascadia Mono"/>
+          <w:color w:val="000000"/>
+          <w:sz w:val="19"/>
+          <w:szCs w:val="19"/>
+          <w:lang w:val="en-CA"/>
+        </w:rPr>
+        <w:t>TempData</w:t>
+      </w:r>
+      <w:proofErr w:type="spellEnd"/>
+      <w:r>
+        <w:rPr>
+          <w:rFonts w:ascii="Cascadia Mono" w:hAnsi="Cascadia Mono" w:cs="Cascadia Mono"/>
+          <w:color w:val="000000"/>
+          <w:sz w:val="19"/>
+          <w:szCs w:val="19"/>
+          <w:lang w:val="en-CA"/>
+        </w:rPr>
+        <w:t>[</w:t>
+      </w:r>
+      <w:proofErr w:type="gramEnd"/>
       <w:r>
         <w:rPr>
           <w:rFonts w:ascii="Cascadia Mono" w:hAnsi="Cascadia Mono" w:cs="Cascadia Mono"/>
@@ -4630,6 +5528,7 @@
         </w:rPr>
         <w:t xml:space="preserve"> </w:t>
       </w:r>
+      <w:proofErr w:type="spellStart"/>
       <w:r>
         <w:rPr>
           <w:rFonts w:ascii="Cascadia Mono" w:hAnsi="Cascadia Mono" w:cs="Cascadia Mono"/>
@@ -4640,6 +5539,7 @@
         </w:rPr>
         <w:t>AppConstants.Success</w:t>
       </w:r>
+      <w:proofErr w:type="spellEnd"/>
       <w:r>
         <w:rPr>
           <w:rFonts w:ascii="Cascadia Mono" w:hAnsi="Cascadia Mono" w:cs="Cascadia Mono"/>
@@ -4668,7 +5568,29 @@
           <w:szCs w:val="19"/>
           <w:lang w:val="en-CA"/>
         </w:rPr>
-        <w:t>{zombieType.TypeName}</w:t>
+        <w:t>{</w:t>
+      </w:r>
+      <w:proofErr w:type="spellStart"/>
+      <w:r>
+        <w:rPr>
+          <w:rFonts w:ascii="Cascadia Mono" w:hAnsi="Cascadia Mono" w:cs="Cascadia Mono"/>
+          <w:color w:val="000000"/>
+          <w:sz w:val="19"/>
+          <w:szCs w:val="19"/>
+          <w:lang w:val="en-CA"/>
+        </w:rPr>
+        <w:t>zombieType.TypeName</w:t>
+      </w:r>
+      <w:proofErr w:type="spellEnd"/>
+      <w:r>
+        <w:rPr>
+          <w:rFonts w:ascii="Cascadia Mono" w:hAnsi="Cascadia Mono" w:cs="Cascadia Mono"/>
+          <w:color w:val="000000"/>
+          <w:sz w:val="19"/>
+          <w:szCs w:val="19"/>
+          <w:lang w:val="en-CA"/>
+        </w:rPr>
+        <w:t>}</w:t>
       </w:r>
       <w:r>
         <w:rPr>
@@ -4701,8 +5623,13 @@
         <w:spacing w:before="240" w:after="160" w:line="259" w:lineRule="auto"/>
       </w:pPr>
       <w:r>
-        <w:t>Testez la création d’un ZombieType</w:t>
-      </w:r>
+        <w:t xml:space="preserve">Testez la création d’un </w:t>
+      </w:r>
+      <w:proofErr w:type="spellStart"/>
+      <w:r>
+        <w:t>ZombieType</w:t>
+      </w:r>
+      <w:proofErr w:type="spellEnd"/>
     </w:p>
     <w:p>
       <w:pPr>
@@ -4722,6 +5649,7 @@
       <w:r>
         <w:t xml:space="preserve"> </w:t>
       </w:r>
+      <w:proofErr w:type="spellStart"/>
       <w:r>
         <w:rPr>
           <w:b/>
@@ -4736,6 +5664,7 @@
         </w:rPr>
         <w:t>Controller</w:t>
       </w:r>
+      <w:proofErr w:type="spellEnd"/>
       <w:r>
         <w:t xml:space="preserve"> et des autres </w:t>
       </w:r>
@@ -4762,7 +5691,15 @@
         <w:t xml:space="preserve">assurez-vous </w:t>
       </w:r>
       <w:r>
-        <w:t>que les messages de Toastr s’affiche</w:t>
+        <w:t xml:space="preserve">que les messages de </w:t>
+      </w:r>
+      <w:proofErr w:type="spellStart"/>
+      <w:r>
+        <w:t>Toastr</w:t>
+      </w:r>
+      <w:proofErr w:type="spellEnd"/>
+      <w:r>
+        <w:t xml:space="preserve"> s’affiche</w:t>
       </w:r>
       <w:r>
         <w:t>nt</w:t>
@@ -4811,7 +5748,7 @@
                     <pic:cNvPicPr/>
                   </pic:nvPicPr>
                   <pic:blipFill>
-                    <a:blip r:embed="rId14"/>
+                    <a:blip r:embed="rId15"/>
                     <a:stretch>
                       <a:fillRect/>
                     </a:stretch>
@@ -4895,6 +5832,7 @@
       <w:r>
         <w:t xml:space="preserve">s et déplacez les fichiers vers la section </w:t>
       </w:r>
+      <w:proofErr w:type="spellStart"/>
       <w:r>
         <w:rPr>
           <w:b/>
@@ -4902,6 +5840,7 @@
         </w:rPr>
         <w:t>Staged</w:t>
       </w:r>
+      <w:proofErr w:type="spellEnd"/>
     </w:p>
     <w:p>
       <w:pPr>
@@ -4925,6 +5864,7 @@
         </w:numPr>
         <w:spacing w:before="0" w:after="160" w:line="259" w:lineRule="auto"/>
       </w:pPr>
+      <w:proofErr w:type="spellStart"/>
       <w:r>
         <w:rPr>
           <w:b/>
@@ -4932,12 +5872,18 @@
         </w:rPr>
         <w:t>Summary</w:t>
       </w:r>
+      <w:proofErr w:type="spellEnd"/>
       <w:r>
         <w:t xml:space="preserve">: REFACTOR </w:t>
       </w:r>
       <w:r>
-        <w:t>Configurer les notifications avec Toastr</w:t>
-      </w:r>
+        <w:t xml:space="preserve">Configurer les notifications avec </w:t>
+      </w:r>
+      <w:proofErr w:type="spellStart"/>
+      <w:r>
+        <w:t>Toastr</w:t>
+      </w:r>
+      <w:proofErr w:type="spellEnd"/>
     </w:p>
     <w:p>
       <w:pPr>
@@ -4959,8 +5905,13 @@
         <w:t xml:space="preserve">: </w:t>
       </w:r>
       <w:r>
-        <w:t>Ajouter une vue partielle _Notification utilisant Toastr</w:t>
-      </w:r>
+        <w:t xml:space="preserve">Ajouter une vue partielle _Notification utilisant </w:t>
+      </w:r>
+      <w:proofErr w:type="spellStart"/>
+      <w:r>
+        <w:t>Toastr</w:t>
+      </w:r>
+      <w:proofErr w:type="spellEnd"/>
     </w:p>
     <w:p>
       <w:pPr>
@@ -5007,6 +5958,7 @@
       <w:r>
         <w:t xml:space="preserve"> sur le repo en ligne </w:t>
       </w:r>
+      <w:proofErr w:type="spellStart"/>
       <w:r>
         <w:rPr>
           <w:b/>
@@ -5014,6 +5966,7 @@
         </w:rPr>
         <w:t>Remote</w:t>
       </w:r>
+      <w:proofErr w:type="spellEnd"/>
       <w:r>
         <w:t xml:space="preserve">: cliquez sur </w:t>
       </w:r>
@@ -5037,7 +5990,7 @@
                     <pic:cNvPicPr/>
                   </pic:nvPicPr>
                   <pic:blipFill>
-                    <a:blip r:embed="rId15"/>
+                    <a:blip r:embed="rId16"/>
                     <a:stretch>
                       <a:fillRect/>
                     </a:stretch>
@@ -5090,10 +6043,34 @@
         <w:t>zombies)</w:t>
       </w:r>
       <w:r>
-        <w:t xml:space="preserve">, est affichée dans la balise img de la View </w:t>
-      </w:r>
-      <w:r>
-        <w:t>Index (_ZombieCard)</w:t>
+        <w:t xml:space="preserve">, est affichée dans la balise </w:t>
+      </w:r>
+      <w:proofErr w:type="spellStart"/>
+      <w:r>
+        <w:t>img</w:t>
+      </w:r>
+      <w:proofErr w:type="spellEnd"/>
+      <w:r>
+        <w:t xml:space="preserve"> de la </w:t>
+      </w:r>
+      <w:proofErr w:type="spellStart"/>
+      <w:r>
+        <w:t>View</w:t>
+      </w:r>
+      <w:proofErr w:type="spellEnd"/>
+      <w:r>
+        <w:t xml:space="preserve"> </w:t>
+      </w:r>
+      <w:r>
+        <w:t>Index (_</w:t>
+      </w:r>
+      <w:proofErr w:type="spellStart"/>
+      <w:r>
+        <w:t>ZombieCard</w:t>
+      </w:r>
+      <w:proofErr w:type="spellEnd"/>
+      <w:r>
+        <w:t>)</w:t>
       </w:r>
       <w:r>
         <w:t xml:space="preserve">. </w:t>
@@ -5169,8 +6146,17 @@
           <w:b/>
           <w:bCs/>
         </w:rPr>
-        <w:t>Utility/AppConstants</w:t>
-      </w:r>
+        <w:t>Utility/</w:t>
+      </w:r>
+      <w:proofErr w:type="spellStart"/>
+      <w:r>
+        <w:rPr>
+          <w:b/>
+          <w:bCs/>
+        </w:rPr>
+        <w:t>AppConstants</w:t>
+      </w:r>
+      <w:proofErr w:type="spellEnd"/>
     </w:p>
     <w:p>
       <w:pPr>
@@ -5337,7 +6323,29 @@
           <w:szCs w:val="19"/>
           <w:lang w:val="en-CA"/>
         </w:rPr>
-        <w:t xml:space="preserve"> ImagePath = </w:t>
+        <w:t xml:space="preserve"> </w:t>
+      </w:r>
+      <w:proofErr w:type="spellStart"/>
+      <w:r>
+        <w:rPr>
+          <w:rFonts w:ascii="Cascadia Mono" w:hAnsi="Cascadia Mono" w:cs="Cascadia Mono"/>
+          <w:color w:val="000000"/>
+          <w:sz w:val="19"/>
+          <w:szCs w:val="19"/>
+          <w:lang w:val="en-CA"/>
+        </w:rPr>
+        <w:t>ImagePath</w:t>
+      </w:r>
+      <w:proofErr w:type="spellEnd"/>
+      <w:r>
+        <w:rPr>
+          <w:rFonts w:ascii="Cascadia Mono" w:hAnsi="Cascadia Mono" w:cs="Cascadia Mono"/>
+          <w:color w:val="000000"/>
+          <w:sz w:val="19"/>
+          <w:szCs w:val="19"/>
+          <w:lang w:val="en-CA"/>
+        </w:rPr>
+        <w:t xml:space="preserve"> = </w:t>
       </w:r>
       <w:r>
         <w:rPr>
@@ -5439,7 +6447,51 @@
           <w:szCs w:val="19"/>
           <w:lang w:val="en-CA"/>
         </w:rPr>
-        <w:t xml:space="preserve"> ImagePathZombies = ImagePath + </w:t>
+        <w:t xml:space="preserve"> </w:t>
+      </w:r>
+      <w:proofErr w:type="spellStart"/>
+      <w:r>
+        <w:rPr>
+          <w:rFonts w:ascii="Cascadia Mono" w:hAnsi="Cascadia Mono" w:cs="Cascadia Mono"/>
+          <w:color w:val="000000"/>
+          <w:sz w:val="19"/>
+          <w:szCs w:val="19"/>
+          <w:lang w:val="en-CA"/>
+        </w:rPr>
+        <w:t>ImagePathZombies</w:t>
+      </w:r>
+      <w:proofErr w:type="spellEnd"/>
+      <w:r>
+        <w:rPr>
+          <w:rFonts w:ascii="Cascadia Mono" w:hAnsi="Cascadia Mono" w:cs="Cascadia Mono"/>
+          <w:color w:val="000000"/>
+          <w:sz w:val="19"/>
+          <w:szCs w:val="19"/>
+          <w:lang w:val="en-CA"/>
+        </w:rPr>
+        <w:t xml:space="preserve"> = </w:t>
+      </w:r>
+      <w:proofErr w:type="spellStart"/>
+      <w:r>
+        <w:rPr>
+          <w:rFonts w:ascii="Cascadia Mono" w:hAnsi="Cascadia Mono" w:cs="Cascadia Mono"/>
+          <w:color w:val="000000"/>
+          <w:sz w:val="19"/>
+          <w:szCs w:val="19"/>
+          <w:lang w:val="en-CA"/>
+        </w:rPr>
+        <w:t>ImagePath</w:t>
+      </w:r>
+      <w:proofErr w:type="spellEnd"/>
+      <w:r>
+        <w:rPr>
+          <w:rFonts w:ascii="Cascadia Mono" w:hAnsi="Cascadia Mono" w:cs="Cascadia Mono"/>
+          <w:color w:val="000000"/>
+          <w:sz w:val="19"/>
+          <w:szCs w:val="19"/>
+          <w:lang w:val="en-CA"/>
+        </w:rPr>
+        <w:t xml:space="preserve"> + </w:t>
       </w:r>
       <w:r>
         <w:rPr>
@@ -5482,6 +6534,7 @@
           <w:szCs w:val="19"/>
         </w:rPr>
       </w:pPr>
+      <w:proofErr w:type="gramStart"/>
       <w:r>
         <w:rPr>
           <w:rFonts w:ascii="Cascadia Mono" w:hAnsi="Cascadia Mono" w:cs="Cascadia Mono"/>
@@ -5491,6 +6544,7 @@
         </w:rPr>
         <w:t>public</w:t>
       </w:r>
+      <w:proofErr w:type="gramEnd"/>
       <w:r>
         <w:rPr>
           <w:rFonts w:ascii="Cascadia Mono" w:hAnsi="Cascadia Mono" w:cs="Cascadia Mono"/>
@@ -5500,6 +6554,7 @@
         </w:rPr>
         <w:t xml:space="preserve"> </w:t>
       </w:r>
+      <w:proofErr w:type="spellStart"/>
       <w:r>
         <w:rPr>
           <w:rFonts w:ascii="Cascadia Mono" w:hAnsi="Cascadia Mono" w:cs="Cascadia Mono"/>
@@ -5509,6 +6564,7 @@
         </w:rPr>
         <w:t>static</w:t>
       </w:r>
+      <w:proofErr w:type="spellEnd"/>
       <w:r>
         <w:rPr>
           <w:rFonts w:ascii="Cascadia Mono" w:hAnsi="Cascadia Mono" w:cs="Cascadia Mono"/>
@@ -5534,7 +6590,27 @@
           <w:sz w:val="19"/>
           <w:szCs w:val="19"/>
         </w:rPr>
-        <w:t xml:space="preserve"> ImagePathZombiesCtrl = </w:t>
+        <w:t xml:space="preserve"> </w:t>
+      </w:r>
+      <w:proofErr w:type="spellStart"/>
+      <w:r>
+        <w:rPr>
+          <w:rFonts w:ascii="Cascadia Mono" w:hAnsi="Cascadia Mono" w:cs="Cascadia Mono"/>
+          <w:color w:val="000000"/>
+          <w:sz w:val="19"/>
+          <w:szCs w:val="19"/>
+        </w:rPr>
+        <w:t>ImagePathZombiesCtrl</w:t>
+      </w:r>
+      <w:proofErr w:type="spellEnd"/>
+      <w:r>
+        <w:rPr>
+          <w:rFonts w:ascii="Cascadia Mono" w:hAnsi="Cascadia Mono" w:cs="Cascadia Mono"/>
+          <w:color w:val="000000"/>
+          <w:sz w:val="19"/>
+          <w:szCs w:val="19"/>
+        </w:rPr>
+        <w:t xml:space="preserve"> = </w:t>
       </w:r>
       <w:r>
         <w:rPr>
@@ -5654,7 +6730,29 @@
           <w:szCs w:val="19"/>
           <w:lang w:val="en-CA"/>
         </w:rPr>
-        <w:t xml:space="preserve"> ImageGeneric = </w:t>
+        <w:t xml:space="preserve"> </w:t>
+      </w:r>
+      <w:proofErr w:type="spellStart"/>
+      <w:r>
+        <w:rPr>
+          <w:rFonts w:ascii="Cascadia Mono" w:hAnsi="Cascadia Mono" w:cs="Cascadia Mono"/>
+          <w:color w:val="000000"/>
+          <w:sz w:val="19"/>
+          <w:szCs w:val="19"/>
+          <w:lang w:val="en-CA"/>
+        </w:rPr>
+        <w:t>ImageGeneric</w:t>
+      </w:r>
+      <w:proofErr w:type="spellEnd"/>
+      <w:r>
+        <w:rPr>
+          <w:rFonts w:ascii="Cascadia Mono" w:hAnsi="Cascadia Mono" w:cs="Cascadia Mono"/>
+          <w:color w:val="000000"/>
+          <w:sz w:val="19"/>
+          <w:szCs w:val="19"/>
+          <w:lang w:val="en-CA"/>
+        </w:rPr>
+        <w:t xml:space="preserve"> = </w:t>
       </w:r>
       <w:r>
         <w:rPr>
@@ -5767,7 +6865,23 @@
           <w:b/>
           <w:bCs/>
         </w:rPr>
-        <w:t xml:space="preserve">(Ajoutez un [ValidateNever] à la propriété </w:t>
+        <w:t>(Ajoutez un [</w:t>
+      </w:r>
+      <w:proofErr w:type="spellStart"/>
+      <w:r>
+        <w:rPr>
+          <w:b/>
+          <w:bCs/>
+        </w:rPr>
+        <w:t>ValidateNever</w:t>
+      </w:r>
+      <w:proofErr w:type="spellEnd"/>
+      <w:r>
+        <w:rPr>
+          <w:b/>
+          <w:bCs/>
+        </w:rPr>
+        <w:t xml:space="preserve">] à la propriété </w:t>
       </w:r>
       <w:r>
         <w:rPr>
@@ -5804,8 +6918,17 @@
           <w:b/>
           <w:bCs/>
         </w:rPr>
-        <w:t>Data/ModelBuiderDataGenerator</w:t>
-      </w:r>
+        <w:t>Data/</w:t>
+      </w:r>
+      <w:proofErr w:type="spellStart"/>
+      <w:r>
+        <w:rPr>
+          <w:b/>
+          <w:bCs/>
+        </w:rPr>
+        <w:t>ModelBuiderDataGenerator</w:t>
+      </w:r>
+      <w:proofErr w:type="spellEnd"/>
     </w:p>
     <w:p>
       <w:pPr>
@@ -5894,15 +7017,63 @@
           <w:lang w:val="en-CA"/>
         </w:rPr>
       </w:pPr>
-      <w:r>
-        <w:rPr>
-          <w:rFonts w:ascii="Cascadia Mono" w:hAnsi="Cascadia Mono" w:cs="Cascadia Mono"/>
-          <w:color w:val="000000"/>
-          <w:sz w:val="19"/>
-          <w:szCs w:val="19"/>
-          <w:lang w:val="en-CA"/>
-        </w:rPr>
-        <w:t>builder.Entity&lt;Zombie&gt;().HasData(</w:t>
+      <w:proofErr w:type="spellStart"/>
+      <w:proofErr w:type="gramStart"/>
+      <w:r>
+        <w:rPr>
+          <w:rFonts w:ascii="Cascadia Mono" w:hAnsi="Cascadia Mono" w:cs="Cascadia Mono"/>
+          <w:color w:val="000000"/>
+          <w:sz w:val="19"/>
+          <w:szCs w:val="19"/>
+          <w:lang w:val="en-CA"/>
+        </w:rPr>
+        <w:t>builder.Entity</w:t>
+      </w:r>
+      <w:proofErr w:type="spellEnd"/>
+      <w:proofErr w:type="gramEnd"/>
+      <w:r>
+        <w:rPr>
+          <w:rFonts w:ascii="Cascadia Mono" w:hAnsi="Cascadia Mono" w:cs="Cascadia Mono"/>
+          <w:color w:val="000000"/>
+          <w:sz w:val="19"/>
+          <w:szCs w:val="19"/>
+          <w:lang w:val="en-CA"/>
+        </w:rPr>
+        <w:t>&lt;Zombie</w:t>
+      </w:r>
+      <w:proofErr w:type="gramStart"/>
+      <w:r>
+        <w:rPr>
+          <w:rFonts w:ascii="Cascadia Mono" w:hAnsi="Cascadia Mono" w:cs="Cascadia Mono"/>
+          <w:color w:val="000000"/>
+          <w:sz w:val="19"/>
+          <w:szCs w:val="19"/>
+          <w:lang w:val="en-CA"/>
+        </w:rPr>
+        <w:t>&gt;().</w:t>
+      </w:r>
+      <w:proofErr w:type="spellStart"/>
+      <w:r>
+        <w:rPr>
+          <w:rFonts w:ascii="Cascadia Mono" w:hAnsi="Cascadia Mono" w:cs="Cascadia Mono"/>
+          <w:color w:val="000000"/>
+          <w:sz w:val="19"/>
+          <w:szCs w:val="19"/>
+          <w:lang w:val="en-CA"/>
+        </w:rPr>
+        <w:t>HasData</w:t>
+      </w:r>
+      <w:proofErr w:type="spellEnd"/>
+      <w:proofErr w:type="gramEnd"/>
+      <w:r>
+        <w:rPr>
+          <w:rFonts w:ascii="Cascadia Mono" w:hAnsi="Cascadia Mono" w:cs="Cascadia Mono"/>
+          <w:color w:val="000000"/>
+          <w:sz w:val="19"/>
+          <w:szCs w:val="19"/>
+          <w:lang w:val="en-CA"/>
+        </w:rPr>
+        <w:t>(</w:t>
       </w:r>
     </w:p>
     <w:p>
@@ -5924,7 +7095,6 @@
           <w:color w:val="000000"/>
           <w:sz w:val="19"/>
           <w:szCs w:val="19"/>
-          <w:lang w:val="en-CA"/>
         </w:rPr>
       </w:pPr>
       <w:r>
@@ -5957,25 +7127,65 @@
         </w:rPr>
         <w:t xml:space="preserve">  </w:t>
       </w:r>
+      <w:proofErr w:type="gramStart"/>
       <w:r>
         <w:rPr>
           <w:rFonts w:ascii="Cascadia Mono" w:hAnsi="Cascadia Mono" w:cs="Cascadia Mono"/>
           <w:color w:val="0000FF"/>
           <w:sz w:val="19"/>
           <w:szCs w:val="19"/>
-          <w:lang w:val="en-CA"/>
         </w:rPr>
         <w:t>new</w:t>
       </w:r>
-      <w:r>
-        <w:rPr>
-          <w:rFonts w:ascii="Cascadia Mono" w:hAnsi="Cascadia Mono" w:cs="Cascadia Mono"/>
-          <w:color w:val="000000"/>
-          <w:sz w:val="19"/>
-          <w:szCs w:val="19"/>
-          <w:lang w:val="en-CA"/>
-        </w:rPr>
-        <w:t xml:space="preserve"> Zombie { Id = 1, Point = 5, Force = 20, ShortDesc = </w:t>
+      <w:proofErr w:type="gramEnd"/>
+      <w:r>
+        <w:rPr>
+          <w:rFonts w:ascii="Cascadia Mono" w:hAnsi="Cascadia Mono" w:cs="Cascadia Mono"/>
+          <w:color w:val="000000"/>
+          <w:sz w:val="19"/>
+          <w:szCs w:val="19"/>
+        </w:rPr>
+        <w:t xml:space="preserve"> Zombie </w:t>
+      </w:r>
+      <w:proofErr w:type="gramStart"/>
+      <w:r>
+        <w:rPr>
+          <w:rFonts w:ascii="Cascadia Mono" w:hAnsi="Cascadia Mono" w:cs="Cascadia Mono"/>
+          <w:color w:val="000000"/>
+          <w:sz w:val="19"/>
+          <w:szCs w:val="19"/>
+        </w:rPr>
+        <w:t>{ Id</w:t>
+      </w:r>
+      <w:proofErr w:type="gramEnd"/>
+      <w:r>
+        <w:rPr>
+          <w:rFonts w:ascii="Cascadia Mono" w:hAnsi="Cascadia Mono" w:cs="Cascadia Mono"/>
+          <w:color w:val="000000"/>
+          <w:sz w:val="19"/>
+          <w:szCs w:val="19"/>
+        </w:rPr>
+        <w:t xml:space="preserve"> = 1, Point = 5, Force = 20, </w:t>
+      </w:r>
+      <w:proofErr w:type="spellStart"/>
+      <w:r>
+        <w:rPr>
+          <w:rFonts w:ascii="Cascadia Mono" w:hAnsi="Cascadia Mono" w:cs="Cascadia Mono"/>
+          <w:color w:val="000000"/>
+          <w:sz w:val="19"/>
+          <w:szCs w:val="19"/>
+        </w:rPr>
+        <w:t>ShortDesc</w:t>
+      </w:r>
+      <w:proofErr w:type="spellEnd"/>
+      <w:r>
+        <w:rPr>
+          <w:rFonts w:ascii="Cascadia Mono" w:hAnsi="Cascadia Mono" w:cs="Cascadia Mono"/>
+          <w:color w:val="000000"/>
+          <w:sz w:val="19"/>
+          <w:szCs w:val="19"/>
+        </w:rPr>
+        <w:t xml:space="preserve"> = </w:t>
       </w:r>
       <w:r>
         <w:rPr>
@@ -5983,17 +7193,35 @@
           <w:color w:val="A31515"/>
           <w:sz w:val="19"/>
           <w:szCs w:val="19"/>
-          <w:lang w:val="en-CA"/>
-        </w:rPr>
-        <w:t>"Pirate des Caraibes"</w:t>
-      </w:r>
-      <w:r>
-        <w:rPr>
-          <w:rFonts w:ascii="Cascadia Mono" w:hAnsi="Cascadia Mono" w:cs="Cascadia Mono"/>
-          <w:color w:val="000000"/>
-          <w:sz w:val="19"/>
-          <w:szCs w:val="19"/>
-          <w:lang w:val="en-CA"/>
+        </w:rPr>
+        <w:t xml:space="preserve">"Pirate des </w:t>
+      </w:r>
+      <w:proofErr w:type="spellStart"/>
+      <w:r>
+        <w:rPr>
+          <w:rFonts w:ascii="Cascadia Mono" w:hAnsi="Cascadia Mono" w:cs="Cascadia Mono"/>
+          <w:color w:val="A31515"/>
+          <w:sz w:val="19"/>
+          <w:szCs w:val="19"/>
+        </w:rPr>
+        <w:t>Caraibes</w:t>
+      </w:r>
+      <w:proofErr w:type="spellEnd"/>
+      <w:r>
+        <w:rPr>
+          <w:rFonts w:ascii="Cascadia Mono" w:hAnsi="Cascadia Mono" w:cs="Cascadia Mono"/>
+          <w:color w:val="A31515"/>
+          <w:sz w:val="19"/>
+          <w:szCs w:val="19"/>
+        </w:rPr>
+        <w:t>"</w:t>
+      </w:r>
+      <w:r>
+        <w:rPr>
+          <w:rFonts w:ascii="Cascadia Mono" w:hAnsi="Cascadia Mono" w:cs="Cascadia Mono"/>
+          <w:color w:val="000000"/>
+          <w:sz w:val="19"/>
+          <w:szCs w:val="19"/>
         </w:rPr>
         <w:t xml:space="preserve">, Name = </w:t>
       </w:r>
@@ -6003,17 +7231,35 @@
           <w:color w:val="A31515"/>
           <w:sz w:val="19"/>
           <w:szCs w:val="19"/>
-          <w:lang w:val="en-CA"/>
-        </w:rPr>
-        <w:t>"LeChuck"</w:t>
-      </w:r>
-      <w:r>
-        <w:rPr>
-          <w:rFonts w:ascii="Cascadia Mono" w:hAnsi="Cascadia Mono" w:cs="Cascadia Mono"/>
-          <w:color w:val="000000"/>
-          <w:sz w:val="19"/>
-          <w:szCs w:val="19"/>
-          <w:lang w:val="en-CA"/>
+        </w:rPr>
+        <w:t>"</w:t>
+      </w:r>
+      <w:proofErr w:type="spellStart"/>
+      <w:r>
+        <w:rPr>
+          <w:rFonts w:ascii="Cascadia Mono" w:hAnsi="Cascadia Mono" w:cs="Cascadia Mono"/>
+          <w:color w:val="A31515"/>
+          <w:sz w:val="19"/>
+          <w:szCs w:val="19"/>
+        </w:rPr>
+        <w:t>LeChuck</w:t>
+      </w:r>
+      <w:proofErr w:type="spellEnd"/>
+      <w:r>
+        <w:rPr>
+          <w:rFonts w:ascii="Cascadia Mono" w:hAnsi="Cascadia Mono" w:cs="Cascadia Mono"/>
+          <w:color w:val="A31515"/>
+          <w:sz w:val="19"/>
+          <w:szCs w:val="19"/>
+        </w:rPr>
+        <w:t>"</w:t>
+      </w:r>
+      <w:r>
+        <w:rPr>
+          <w:rFonts w:ascii="Cascadia Mono" w:hAnsi="Cascadia Mono" w:cs="Cascadia Mono"/>
+          <w:color w:val="000000"/>
+          <w:sz w:val="19"/>
+          <w:szCs w:val="19"/>
         </w:rPr>
         <w:t xml:space="preserve">, </w:t>
       </w:r>
@@ -6024,7 +7270,6 @@
           <w:sz w:val="19"/>
           <w:szCs w:val="19"/>
           <w:highlight w:val="green"/>
-          <w:lang w:val="en-CA"/>
         </w:rPr>
         <w:t xml:space="preserve">Image = </w:t>
       </w:r>
@@ -6035,7 +7280,6 @@
           <w:sz w:val="19"/>
           <w:szCs w:val="19"/>
           <w:highlight w:val="green"/>
-          <w:lang w:val="en-CA"/>
         </w:rPr>
         <w:t>""</w:t>
       </w:r>
@@ -6046,7 +7290,6 @@
           <w:sz w:val="19"/>
           <w:szCs w:val="19"/>
           <w:highlight w:val="green"/>
-          <w:lang w:val="en-CA"/>
         </w:rPr>
         <w:t>,</w:t>
       </w:r>
@@ -6056,9 +7299,48 @@
           <w:color w:val="000000"/>
           <w:sz w:val="19"/>
           <w:szCs w:val="19"/>
-          <w:lang w:val="en-CA"/>
-        </w:rPr>
-        <w:t xml:space="preserve"> ZombieTypeId = 1 },</w:t>
+        </w:rPr>
+        <w:t xml:space="preserve"> </w:t>
+      </w:r>
+      <w:proofErr w:type="spellStart"/>
+      <w:r>
+        <w:rPr>
+          <w:rFonts w:ascii="Cascadia Mono" w:hAnsi="Cascadia Mono" w:cs="Cascadia Mono"/>
+          <w:color w:val="000000"/>
+          <w:sz w:val="19"/>
+          <w:szCs w:val="19"/>
+        </w:rPr>
+        <w:t>ZombieTypeId</w:t>
+      </w:r>
+      <w:proofErr w:type="spellEnd"/>
+      <w:r>
+        <w:rPr>
+          <w:rFonts w:ascii="Cascadia Mono" w:hAnsi="Cascadia Mono" w:cs="Cascadia Mono"/>
+          <w:color w:val="000000"/>
+          <w:sz w:val="19"/>
+          <w:szCs w:val="19"/>
+        </w:rPr>
+        <w:t xml:space="preserve"> = </w:t>
+      </w:r>
+      <w:proofErr w:type="gramStart"/>
+      <w:r>
+        <w:rPr>
+          <w:rFonts w:ascii="Cascadia Mono" w:hAnsi="Cascadia Mono" w:cs="Cascadia Mono"/>
+          <w:color w:val="000000"/>
+          <w:sz w:val="19"/>
+          <w:szCs w:val="19"/>
+        </w:rPr>
+        <w:t>1 }</w:t>
+      </w:r>
+      <w:proofErr w:type="gramEnd"/>
+      <w:r>
+        <w:rPr>
+          <w:rFonts w:ascii="Cascadia Mono" w:hAnsi="Cascadia Mono" w:cs="Cascadia Mono"/>
+          <w:color w:val="000000"/>
+          <w:sz w:val="19"/>
+          <w:szCs w:val="19"/>
+        </w:rPr>
+        <w:t>,</w:t>
       </w:r>
     </w:p>
     <w:p>
@@ -6089,7 +7371,6 @@
           <w:color w:val="000000"/>
           <w:sz w:val="19"/>
           <w:szCs w:val="19"/>
-          <w:lang w:val="en-CA"/>
         </w:rPr>
         <w:t xml:space="preserve">  </w:t>
       </w:r>
@@ -6099,7 +7380,6 @@
           <w:color w:val="000000"/>
           <w:sz w:val="19"/>
           <w:szCs w:val="19"/>
-          <w:lang w:val="en-CA"/>
         </w:rPr>
         <w:t xml:space="preserve"> </w:t>
       </w:r>
@@ -6109,7 +7389,6 @@
           <w:color w:val="000000"/>
           <w:sz w:val="19"/>
           <w:szCs w:val="19"/>
-          <w:lang w:val="en-CA"/>
         </w:rPr>
         <w:t xml:space="preserve"> </w:t>
       </w:r>
@@ -6131,7 +7410,51 @@
           <w:szCs w:val="19"/>
           <w:lang w:val="en-CA"/>
         </w:rPr>
-        <w:t xml:space="preserve"> Zombie { Id = 2, Point = 4, Force = 10, ShortDesc = </w:t>
+        <w:t xml:space="preserve"> Zombie </w:t>
+      </w:r>
+      <w:proofErr w:type="gramStart"/>
+      <w:r>
+        <w:rPr>
+          <w:rFonts w:ascii="Cascadia Mono" w:hAnsi="Cascadia Mono" w:cs="Cascadia Mono"/>
+          <w:color w:val="000000"/>
+          <w:sz w:val="19"/>
+          <w:szCs w:val="19"/>
+          <w:lang w:val="en-CA"/>
+        </w:rPr>
+        <w:t>{ Id</w:t>
+      </w:r>
+      <w:proofErr w:type="gramEnd"/>
+      <w:r>
+        <w:rPr>
+          <w:rFonts w:ascii="Cascadia Mono" w:hAnsi="Cascadia Mono" w:cs="Cascadia Mono"/>
+          <w:color w:val="000000"/>
+          <w:sz w:val="19"/>
+          <w:szCs w:val="19"/>
+          <w:lang w:val="en-CA"/>
+        </w:rPr>
+        <w:t xml:space="preserve"> = 2, Point = 4, Force = 10, </w:t>
+      </w:r>
+      <w:proofErr w:type="spellStart"/>
+      <w:r>
+        <w:rPr>
+          <w:rFonts w:ascii="Cascadia Mono" w:hAnsi="Cascadia Mono" w:cs="Cascadia Mono"/>
+          <w:color w:val="000000"/>
+          <w:sz w:val="19"/>
+          <w:szCs w:val="19"/>
+          <w:lang w:val="en-CA"/>
+        </w:rPr>
+        <w:t>ShortDesc</w:t>
+      </w:r>
+      <w:proofErr w:type="spellEnd"/>
+      <w:r>
+        <w:rPr>
+          <w:rFonts w:ascii="Cascadia Mono" w:hAnsi="Cascadia Mono" w:cs="Cascadia Mono"/>
+          <w:color w:val="000000"/>
+          <w:sz w:val="19"/>
+          <w:szCs w:val="19"/>
+          <w:lang w:val="en-CA"/>
+        </w:rPr>
+        <w:t xml:space="preserve"> = </w:t>
       </w:r>
       <w:r>
         <w:rPr>
@@ -6214,7 +7537,51 @@
           <w:szCs w:val="19"/>
           <w:lang w:val="en-CA"/>
         </w:rPr>
-        <w:t xml:space="preserve"> ZombieTypeId = 2 },</w:t>
+        <w:t xml:space="preserve"> </w:t>
+      </w:r>
+      <w:proofErr w:type="spellStart"/>
+      <w:r>
+        <w:rPr>
+          <w:rFonts w:ascii="Cascadia Mono" w:hAnsi="Cascadia Mono" w:cs="Cascadia Mono"/>
+          <w:color w:val="000000"/>
+          <w:sz w:val="19"/>
+          <w:szCs w:val="19"/>
+          <w:lang w:val="en-CA"/>
+        </w:rPr>
+        <w:t>ZombieTypeId</w:t>
+      </w:r>
+      <w:proofErr w:type="spellEnd"/>
+      <w:r>
+        <w:rPr>
+          <w:rFonts w:ascii="Cascadia Mono" w:hAnsi="Cascadia Mono" w:cs="Cascadia Mono"/>
+          <w:color w:val="000000"/>
+          <w:sz w:val="19"/>
+          <w:szCs w:val="19"/>
+          <w:lang w:val="en-CA"/>
+        </w:rPr>
+        <w:t xml:space="preserve"> = </w:t>
+      </w:r>
+      <w:proofErr w:type="gramStart"/>
+      <w:r>
+        <w:rPr>
+          <w:rFonts w:ascii="Cascadia Mono" w:hAnsi="Cascadia Mono" w:cs="Cascadia Mono"/>
+          <w:color w:val="000000"/>
+          <w:sz w:val="19"/>
+          <w:szCs w:val="19"/>
+          <w:lang w:val="en-CA"/>
+        </w:rPr>
+        <w:t>2 }</w:t>
+      </w:r>
+      <w:proofErr w:type="gramEnd"/>
+      <w:r>
+        <w:rPr>
+          <w:rFonts w:ascii="Cascadia Mono" w:hAnsi="Cascadia Mono" w:cs="Cascadia Mono"/>
+          <w:color w:val="000000"/>
+          <w:sz w:val="19"/>
+          <w:szCs w:val="19"/>
+          <w:lang w:val="en-CA"/>
+        </w:rPr>
+        <w:t>,</w:t>
       </w:r>
     </w:p>
     <w:p>
@@ -6268,6 +7635,7 @@
         </w:rPr>
         <w:t xml:space="preserve">  </w:t>
       </w:r>
+      <w:proofErr w:type="gramStart"/>
       <w:r>
         <w:rPr>
           <w:rFonts w:ascii="Cascadia Mono" w:hAnsi="Cascadia Mono" w:cs="Cascadia Mono"/>
@@ -6277,14 +7645,55 @@
         </w:rPr>
         <w:t>new</w:t>
       </w:r>
-      <w:r>
-        <w:rPr>
-          <w:rFonts w:ascii="Cascadia Mono" w:hAnsi="Cascadia Mono" w:cs="Cascadia Mono"/>
-          <w:color w:val="000000"/>
-          <w:sz w:val="19"/>
-          <w:szCs w:val="19"/>
-        </w:rPr>
-        <w:t xml:space="preserve"> Zombie { Id = 3, Point = 8, Force = 12, ShortDesc = </w:t>
+      <w:proofErr w:type="gramEnd"/>
+      <w:r>
+        <w:rPr>
+          <w:rFonts w:ascii="Cascadia Mono" w:hAnsi="Cascadia Mono" w:cs="Cascadia Mono"/>
+          <w:color w:val="000000"/>
+          <w:sz w:val="19"/>
+          <w:szCs w:val="19"/>
+        </w:rPr>
+        <w:t xml:space="preserve"> Zombie </w:t>
+      </w:r>
+      <w:proofErr w:type="gramStart"/>
+      <w:r>
+        <w:rPr>
+          <w:rFonts w:ascii="Cascadia Mono" w:hAnsi="Cascadia Mono" w:cs="Cascadia Mono"/>
+          <w:color w:val="000000"/>
+          <w:sz w:val="19"/>
+          <w:szCs w:val="19"/>
+        </w:rPr>
+        <w:t>{ Id</w:t>
+      </w:r>
+      <w:proofErr w:type="gramEnd"/>
+      <w:r>
+        <w:rPr>
+          <w:rFonts w:ascii="Cascadia Mono" w:hAnsi="Cascadia Mono" w:cs="Cascadia Mono"/>
+          <w:color w:val="000000"/>
+          <w:sz w:val="19"/>
+          <w:szCs w:val="19"/>
+        </w:rPr>
+        <w:t xml:space="preserve"> = 3, Point = 8, Force = 12, </w:t>
+      </w:r>
+      <w:proofErr w:type="spellStart"/>
+      <w:r>
+        <w:rPr>
+          <w:rFonts w:ascii="Cascadia Mono" w:hAnsi="Cascadia Mono" w:cs="Cascadia Mono"/>
+          <w:color w:val="000000"/>
+          <w:sz w:val="19"/>
+          <w:szCs w:val="19"/>
+        </w:rPr>
+        <w:t>ShortDesc</w:t>
+      </w:r>
+      <w:proofErr w:type="spellEnd"/>
+      <w:r>
+        <w:rPr>
+          <w:rFonts w:ascii="Cascadia Mono" w:hAnsi="Cascadia Mono" w:cs="Cascadia Mono"/>
+          <w:color w:val="000000"/>
+          <w:sz w:val="19"/>
+          <w:szCs w:val="19"/>
+        </w:rPr>
+        <w:t xml:space="preserve"> = </w:t>
       </w:r>
       <w:r>
         <w:rPr>
@@ -6293,7 +7702,27 @@
           <w:sz w:val="19"/>
           <w:szCs w:val="19"/>
         </w:rPr>
-        <w:t>"En costume de soirée, avec un chapeau haut de forme blanc et des lunettes soleil"</w:t>
+        <w:t xml:space="preserve">"En costume de soirée, avec un chapeau haut de </w:t>
+      </w:r>
+      <w:proofErr w:type="gramStart"/>
+      <w:r>
+        <w:rPr>
+          <w:rFonts w:ascii="Cascadia Mono" w:hAnsi="Cascadia Mono" w:cs="Cascadia Mono"/>
+          <w:color w:val="A31515"/>
+          <w:sz w:val="19"/>
+          <w:szCs w:val="19"/>
+        </w:rPr>
+        <w:t>forme blanc</w:t>
+      </w:r>
+      <w:proofErr w:type="gramEnd"/>
+      <w:r>
+        <w:rPr>
+          <w:rFonts w:ascii="Cascadia Mono" w:hAnsi="Cascadia Mono" w:cs="Cascadia Mono"/>
+          <w:color w:val="A31515"/>
+          <w:sz w:val="19"/>
+          <w:szCs w:val="19"/>
+        </w:rPr>
+        <w:t xml:space="preserve"> et des lunettes soleil"</w:t>
       </w:r>
       <w:r>
         <w:rPr>
@@ -6359,7 +7788,47 @@
           <w:sz w:val="19"/>
           <w:szCs w:val="19"/>
         </w:rPr>
-        <w:t xml:space="preserve"> ZombieTypeId = 2 },</w:t>
+        <w:t xml:space="preserve"> </w:t>
+      </w:r>
+      <w:proofErr w:type="spellStart"/>
+      <w:r>
+        <w:rPr>
+          <w:rFonts w:ascii="Cascadia Mono" w:hAnsi="Cascadia Mono" w:cs="Cascadia Mono"/>
+          <w:color w:val="000000"/>
+          <w:sz w:val="19"/>
+          <w:szCs w:val="19"/>
+        </w:rPr>
+        <w:t>ZombieTypeId</w:t>
+      </w:r>
+      <w:proofErr w:type="spellEnd"/>
+      <w:r>
+        <w:rPr>
+          <w:rFonts w:ascii="Cascadia Mono" w:hAnsi="Cascadia Mono" w:cs="Cascadia Mono"/>
+          <w:color w:val="000000"/>
+          <w:sz w:val="19"/>
+          <w:szCs w:val="19"/>
+        </w:rPr>
+        <w:t xml:space="preserve"> = </w:t>
+      </w:r>
+      <w:proofErr w:type="gramStart"/>
+      <w:r>
+        <w:rPr>
+          <w:rFonts w:ascii="Cascadia Mono" w:hAnsi="Cascadia Mono" w:cs="Cascadia Mono"/>
+          <w:color w:val="000000"/>
+          <w:sz w:val="19"/>
+          <w:szCs w:val="19"/>
+        </w:rPr>
+        <w:t>2 }</w:t>
+      </w:r>
+      <w:proofErr w:type="gramEnd"/>
+      <w:r>
+        <w:rPr>
+          <w:rFonts w:ascii="Cascadia Mono" w:hAnsi="Cascadia Mono" w:cs="Cascadia Mono"/>
+          <w:color w:val="000000"/>
+          <w:sz w:val="19"/>
+          <w:szCs w:val="19"/>
+        </w:rPr>
+        <w:t>,</w:t>
       </w:r>
     </w:p>
     <w:p>
@@ -6410,6 +7879,7 @@
         </w:rPr>
         <w:t xml:space="preserve"> </w:t>
       </w:r>
+      <w:proofErr w:type="gramStart"/>
       <w:r>
         <w:rPr>
           <w:rFonts w:ascii="Cascadia Mono" w:hAnsi="Cascadia Mono" w:cs="Cascadia Mono"/>
@@ -6419,14 +7889,55 @@
         </w:rPr>
         <w:t>new</w:t>
       </w:r>
-      <w:r>
-        <w:rPr>
-          <w:rFonts w:ascii="Cascadia Mono" w:hAnsi="Cascadia Mono" w:cs="Cascadia Mono"/>
-          <w:color w:val="000000"/>
-          <w:sz w:val="19"/>
-          <w:szCs w:val="19"/>
-        </w:rPr>
-        <w:t xml:space="preserve"> Zombie { Id = 4, Point = 2, Force = 5, ShortDesc = </w:t>
+      <w:proofErr w:type="gramEnd"/>
+      <w:r>
+        <w:rPr>
+          <w:rFonts w:ascii="Cascadia Mono" w:hAnsi="Cascadia Mono" w:cs="Cascadia Mono"/>
+          <w:color w:val="000000"/>
+          <w:sz w:val="19"/>
+          <w:szCs w:val="19"/>
+        </w:rPr>
+        <w:t xml:space="preserve"> Zombie </w:t>
+      </w:r>
+      <w:proofErr w:type="gramStart"/>
+      <w:r>
+        <w:rPr>
+          <w:rFonts w:ascii="Cascadia Mono" w:hAnsi="Cascadia Mono" w:cs="Cascadia Mono"/>
+          <w:color w:val="000000"/>
+          <w:sz w:val="19"/>
+          <w:szCs w:val="19"/>
+        </w:rPr>
+        <w:t>{ Id</w:t>
+      </w:r>
+      <w:proofErr w:type="gramEnd"/>
+      <w:r>
+        <w:rPr>
+          <w:rFonts w:ascii="Cascadia Mono" w:hAnsi="Cascadia Mono" w:cs="Cascadia Mono"/>
+          <w:color w:val="000000"/>
+          <w:sz w:val="19"/>
+          <w:szCs w:val="19"/>
+        </w:rPr>
+        <w:t xml:space="preserve"> = 4, Point = 2, Force = 5, </w:t>
+      </w:r>
+      <w:proofErr w:type="spellStart"/>
+      <w:r>
+        <w:rPr>
+          <w:rFonts w:ascii="Cascadia Mono" w:hAnsi="Cascadia Mono" w:cs="Cascadia Mono"/>
+          <w:color w:val="000000"/>
+          <w:sz w:val="19"/>
+          <w:szCs w:val="19"/>
+        </w:rPr>
+        <w:t>ShortDesc</w:t>
+      </w:r>
+      <w:proofErr w:type="spellEnd"/>
+      <w:r>
+        <w:rPr>
+          <w:rFonts w:ascii="Cascadia Mono" w:hAnsi="Cascadia Mono" w:cs="Cascadia Mono"/>
+          <w:color w:val="000000"/>
+          <w:sz w:val="19"/>
+          <w:szCs w:val="19"/>
+        </w:rPr>
+        <w:t xml:space="preserve"> = </w:t>
       </w:r>
       <w:r>
         <w:rPr>
@@ -6435,7 +7946,27 @@
           <w:sz w:val="19"/>
           <w:szCs w:val="19"/>
         </w:rPr>
-        <w:t>"Vivant dans sa tombe grandant son trésor"</w:t>
+        <w:t xml:space="preserve">"Vivant dans sa tombe </w:t>
+      </w:r>
+      <w:proofErr w:type="spellStart"/>
+      <w:r>
+        <w:rPr>
+          <w:rFonts w:ascii="Cascadia Mono" w:hAnsi="Cascadia Mono" w:cs="Cascadia Mono"/>
+          <w:color w:val="A31515"/>
+          <w:sz w:val="19"/>
+          <w:szCs w:val="19"/>
+        </w:rPr>
+        <w:t>grandant</w:t>
+      </w:r>
+      <w:proofErr w:type="spellEnd"/>
+      <w:r>
+        <w:rPr>
+          <w:rFonts w:ascii="Cascadia Mono" w:hAnsi="Cascadia Mono" w:cs="Cascadia Mono"/>
+          <w:color w:val="A31515"/>
+          <w:sz w:val="19"/>
+          <w:szCs w:val="19"/>
+        </w:rPr>
+        <w:t xml:space="preserve"> son trésor"</w:t>
       </w:r>
       <w:r>
         <w:rPr>
@@ -6453,7 +7984,27 @@
           <w:sz w:val="19"/>
           <w:szCs w:val="19"/>
         </w:rPr>
-        <w:t>"Draugr"</w:t>
+        <w:t>"</w:t>
+      </w:r>
+      <w:proofErr w:type="spellStart"/>
+      <w:r>
+        <w:rPr>
+          <w:rFonts w:ascii="Cascadia Mono" w:hAnsi="Cascadia Mono" w:cs="Cascadia Mono"/>
+          <w:color w:val="A31515"/>
+          <w:sz w:val="19"/>
+          <w:szCs w:val="19"/>
+        </w:rPr>
+        <w:t>Draugr</w:t>
+      </w:r>
+      <w:proofErr w:type="spellEnd"/>
+      <w:r>
+        <w:rPr>
+          <w:rFonts w:ascii="Cascadia Mono" w:hAnsi="Cascadia Mono" w:cs="Cascadia Mono"/>
+          <w:color w:val="A31515"/>
+          <w:sz w:val="19"/>
+          <w:szCs w:val="19"/>
+        </w:rPr>
+        <w:t>"</w:t>
       </w:r>
       <w:r>
         <w:rPr>
@@ -6501,7 +8052,47 @@
           <w:sz w:val="19"/>
           <w:szCs w:val="19"/>
         </w:rPr>
-        <w:t xml:space="preserve"> ZombieTypeId = 3 },</w:t>
+        <w:t xml:space="preserve"> </w:t>
+      </w:r>
+      <w:proofErr w:type="spellStart"/>
+      <w:r>
+        <w:rPr>
+          <w:rFonts w:ascii="Cascadia Mono" w:hAnsi="Cascadia Mono" w:cs="Cascadia Mono"/>
+          <w:color w:val="000000"/>
+          <w:sz w:val="19"/>
+          <w:szCs w:val="19"/>
+        </w:rPr>
+        <w:t>ZombieTypeId</w:t>
+      </w:r>
+      <w:proofErr w:type="spellEnd"/>
+      <w:r>
+        <w:rPr>
+          <w:rFonts w:ascii="Cascadia Mono" w:hAnsi="Cascadia Mono" w:cs="Cascadia Mono"/>
+          <w:color w:val="000000"/>
+          <w:sz w:val="19"/>
+          <w:szCs w:val="19"/>
+        </w:rPr>
+        <w:t xml:space="preserve"> = </w:t>
+      </w:r>
+      <w:proofErr w:type="gramStart"/>
+      <w:r>
+        <w:rPr>
+          <w:rFonts w:ascii="Cascadia Mono" w:hAnsi="Cascadia Mono" w:cs="Cascadia Mono"/>
+          <w:color w:val="000000"/>
+          <w:sz w:val="19"/>
+          <w:szCs w:val="19"/>
+        </w:rPr>
+        <w:t>3 }</w:t>
+      </w:r>
+      <w:proofErr w:type="gramEnd"/>
+      <w:r>
+        <w:rPr>
+          <w:rFonts w:ascii="Cascadia Mono" w:hAnsi="Cascadia Mono" w:cs="Cascadia Mono"/>
+          <w:color w:val="000000"/>
+          <w:sz w:val="19"/>
+          <w:szCs w:val="19"/>
+        </w:rPr>
+        <w:t>,</w:t>
       </w:r>
     </w:p>
     <w:p>
@@ -6552,6 +8143,7 @@
         </w:rPr>
         <w:t xml:space="preserve">  </w:t>
       </w:r>
+      <w:proofErr w:type="gramStart"/>
       <w:r>
         <w:rPr>
           <w:rFonts w:ascii="Cascadia Mono" w:hAnsi="Cascadia Mono" w:cs="Cascadia Mono"/>
@@ -6561,14 +8153,55 @@
         </w:rPr>
         <w:t>new</w:t>
       </w:r>
-      <w:r>
-        <w:rPr>
-          <w:rFonts w:ascii="Cascadia Mono" w:hAnsi="Cascadia Mono" w:cs="Cascadia Mono"/>
-          <w:color w:val="000000"/>
-          <w:sz w:val="19"/>
-          <w:szCs w:val="19"/>
-        </w:rPr>
-        <w:t xml:space="preserve"> Zombie { Id = 5, Point = 5, Force = 20, ShortDesc = </w:t>
+      <w:proofErr w:type="gramEnd"/>
+      <w:r>
+        <w:rPr>
+          <w:rFonts w:ascii="Cascadia Mono" w:hAnsi="Cascadia Mono" w:cs="Cascadia Mono"/>
+          <w:color w:val="000000"/>
+          <w:sz w:val="19"/>
+          <w:szCs w:val="19"/>
+        </w:rPr>
+        <w:t xml:space="preserve"> Zombie </w:t>
+      </w:r>
+      <w:proofErr w:type="gramStart"/>
+      <w:r>
+        <w:rPr>
+          <w:rFonts w:ascii="Cascadia Mono" w:hAnsi="Cascadia Mono" w:cs="Cascadia Mono"/>
+          <w:color w:val="000000"/>
+          <w:sz w:val="19"/>
+          <w:szCs w:val="19"/>
+        </w:rPr>
+        <w:t>{ Id</w:t>
+      </w:r>
+      <w:proofErr w:type="gramEnd"/>
+      <w:r>
+        <w:rPr>
+          <w:rFonts w:ascii="Cascadia Mono" w:hAnsi="Cascadia Mono" w:cs="Cascadia Mono"/>
+          <w:color w:val="000000"/>
+          <w:sz w:val="19"/>
+          <w:szCs w:val="19"/>
+        </w:rPr>
+        <w:t xml:space="preserve"> = 5, Point = 5, Force = 20, </w:t>
+      </w:r>
+      <w:proofErr w:type="spellStart"/>
+      <w:r>
+        <w:rPr>
+          <w:rFonts w:ascii="Cascadia Mono" w:hAnsi="Cascadia Mono" w:cs="Cascadia Mono"/>
+          <w:color w:val="000000"/>
+          <w:sz w:val="19"/>
+          <w:szCs w:val="19"/>
+        </w:rPr>
+        <w:t>ShortDesc</w:t>
+      </w:r>
+      <w:proofErr w:type="spellEnd"/>
+      <w:r>
+        <w:rPr>
+          <w:rFonts w:ascii="Cascadia Mono" w:hAnsi="Cascadia Mono" w:cs="Cascadia Mono"/>
+          <w:color w:val="000000"/>
+          <w:sz w:val="19"/>
+          <w:szCs w:val="19"/>
+        </w:rPr>
+        <w:t xml:space="preserve"> = </w:t>
       </w:r>
       <w:r>
         <w:rPr>
@@ -6643,7 +8276,47 @@
           <w:sz w:val="19"/>
           <w:szCs w:val="19"/>
         </w:rPr>
-        <w:t xml:space="preserve"> ZombieTypeId = 2 },</w:t>
+        <w:t xml:space="preserve"> </w:t>
+      </w:r>
+      <w:proofErr w:type="spellStart"/>
+      <w:r>
+        <w:rPr>
+          <w:rFonts w:ascii="Cascadia Mono" w:hAnsi="Cascadia Mono" w:cs="Cascadia Mono"/>
+          <w:color w:val="000000"/>
+          <w:sz w:val="19"/>
+          <w:szCs w:val="19"/>
+        </w:rPr>
+        <w:t>ZombieTypeId</w:t>
+      </w:r>
+      <w:proofErr w:type="spellEnd"/>
+      <w:r>
+        <w:rPr>
+          <w:rFonts w:ascii="Cascadia Mono" w:hAnsi="Cascadia Mono" w:cs="Cascadia Mono"/>
+          <w:color w:val="000000"/>
+          <w:sz w:val="19"/>
+          <w:szCs w:val="19"/>
+        </w:rPr>
+        <w:t xml:space="preserve"> = </w:t>
+      </w:r>
+      <w:proofErr w:type="gramStart"/>
+      <w:r>
+        <w:rPr>
+          <w:rFonts w:ascii="Cascadia Mono" w:hAnsi="Cascadia Mono" w:cs="Cascadia Mono"/>
+          <w:color w:val="000000"/>
+          <w:sz w:val="19"/>
+          <w:szCs w:val="19"/>
+        </w:rPr>
+        <w:t>2 }</w:t>
+      </w:r>
+      <w:proofErr w:type="gramEnd"/>
+      <w:r>
+        <w:rPr>
+          <w:rFonts w:ascii="Cascadia Mono" w:hAnsi="Cascadia Mono" w:cs="Cascadia Mono"/>
+          <w:color w:val="000000"/>
+          <w:sz w:val="19"/>
+          <w:szCs w:val="19"/>
+        </w:rPr>
+        <w:t>,</w:t>
       </w:r>
     </w:p>
     <w:p>
@@ -6694,6 +8367,7 @@
         </w:rPr>
         <w:t xml:space="preserve"> </w:t>
       </w:r>
+      <w:proofErr w:type="gramStart"/>
       <w:r>
         <w:rPr>
           <w:rFonts w:ascii="Cascadia Mono" w:hAnsi="Cascadia Mono" w:cs="Cascadia Mono"/>
@@ -6703,14 +8377,55 @@
         </w:rPr>
         <w:t>new</w:t>
       </w:r>
-      <w:r>
-        <w:rPr>
-          <w:rFonts w:ascii="Cascadia Mono" w:hAnsi="Cascadia Mono" w:cs="Cascadia Mono"/>
-          <w:color w:val="000000"/>
-          <w:sz w:val="19"/>
-          <w:szCs w:val="19"/>
-        </w:rPr>
-        <w:t xml:space="preserve"> Zombie { Id = 6, Point = 6, Force = 5, ShortDesc = </w:t>
+      <w:proofErr w:type="gramEnd"/>
+      <w:r>
+        <w:rPr>
+          <w:rFonts w:ascii="Cascadia Mono" w:hAnsi="Cascadia Mono" w:cs="Cascadia Mono"/>
+          <w:color w:val="000000"/>
+          <w:sz w:val="19"/>
+          <w:szCs w:val="19"/>
+        </w:rPr>
+        <w:t xml:space="preserve"> Zombie </w:t>
+      </w:r>
+      <w:proofErr w:type="gramStart"/>
+      <w:r>
+        <w:rPr>
+          <w:rFonts w:ascii="Cascadia Mono" w:hAnsi="Cascadia Mono" w:cs="Cascadia Mono"/>
+          <w:color w:val="000000"/>
+          <w:sz w:val="19"/>
+          <w:szCs w:val="19"/>
+        </w:rPr>
+        <w:t>{ Id</w:t>
+      </w:r>
+      <w:proofErr w:type="gramEnd"/>
+      <w:r>
+        <w:rPr>
+          <w:rFonts w:ascii="Cascadia Mono" w:hAnsi="Cascadia Mono" w:cs="Cascadia Mono"/>
+          <w:color w:val="000000"/>
+          <w:sz w:val="19"/>
+          <w:szCs w:val="19"/>
+        </w:rPr>
+        <w:t xml:space="preserve"> = 6, Point = 6, Force = 5, </w:t>
+      </w:r>
+      <w:proofErr w:type="spellStart"/>
+      <w:r>
+        <w:rPr>
+          <w:rFonts w:ascii="Cascadia Mono" w:hAnsi="Cascadia Mono" w:cs="Cascadia Mono"/>
+          <w:color w:val="000000"/>
+          <w:sz w:val="19"/>
+          <w:szCs w:val="19"/>
+        </w:rPr>
+        <w:t>ShortDesc</w:t>
+      </w:r>
+      <w:proofErr w:type="spellEnd"/>
+      <w:r>
+        <w:rPr>
+          <w:rFonts w:ascii="Cascadia Mono" w:hAnsi="Cascadia Mono" w:cs="Cascadia Mono"/>
+          <w:color w:val="000000"/>
+          <w:sz w:val="19"/>
+          <w:szCs w:val="19"/>
+        </w:rPr>
+        <w:t xml:space="preserve"> = </w:t>
       </w:r>
       <w:r>
         <w:rPr>
@@ -6785,7 +8500,47 @@
           <w:sz w:val="19"/>
           <w:szCs w:val="19"/>
         </w:rPr>
-        <w:t xml:space="preserve"> ZombieTypeId = 1 },</w:t>
+        <w:t xml:space="preserve"> </w:t>
+      </w:r>
+      <w:proofErr w:type="spellStart"/>
+      <w:r>
+        <w:rPr>
+          <w:rFonts w:ascii="Cascadia Mono" w:hAnsi="Cascadia Mono" w:cs="Cascadia Mono"/>
+          <w:color w:val="000000"/>
+          <w:sz w:val="19"/>
+          <w:szCs w:val="19"/>
+        </w:rPr>
+        <w:t>ZombieTypeId</w:t>
+      </w:r>
+      <w:proofErr w:type="spellEnd"/>
+      <w:r>
+        <w:rPr>
+          <w:rFonts w:ascii="Cascadia Mono" w:hAnsi="Cascadia Mono" w:cs="Cascadia Mono"/>
+          <w:color w:val="000000"/>
+          <w:sz w:val="19"/>
+          <w:szCs w:val="19"/>
+        </w:rPr>
+        <w:t xml:space="preserve"> = </w:t>
+      </w:r>
+      <w:proofErr w:type="gramStart"/>
+      <w:r>
+        <w:rPr>
+          <w:rFonts w:ascii="Cascadia Mono" w:hAnsi="Cascadia Mono" w:cs="Cascadia Mono"/>
+          <w:color w:val="000000"/>
+          <w:sz w:val="19"/>
+          <w:szCs w:val="19"/>
+        </w:rPr>
+        <w:t>1 }</w:t>
+      </w:r>
+      <w:proofErr w:type="gramEnd"/>
+      <w:r>
+        <w:rPr>
+          <w:rFonts w:ascii="Cascadia Mono" w:hAnsi="Cascadia Mono" w:cs="Cascadia Mono"/>
+          <w:color w:val="000000"/>
+          <w:sz w:val="19"/>
+          <w:szCs w:val="19"/>
+        </w:rPr>
+        <w:t>,</w:t>
       </w:r>
     </w:p>
     <w:p>
@@ -6836,6 +8591,7 @@
         </w:rPr>
         <w:t xml:space="preserve">  </w:t>
       </w:r>
+      <w:proofErr w:type="gramStart"/>
       <w:r>
         <w:rPr>
           <w:rFonts w:ascii="Cascadia Mono" w:hAnsi="Cascadia Mono" w:cs="Cascadia Mono"/>
@@ -6845,14 +8601,55 @@
         </w:rPr>
         <w:t>new</w:t>
       </w:r>
-      <w:r>
-        <w:rPr>
-          <w:rFonts w:ascii="Cascadia Mono" w:hAnsi="Cascadia Mono" w:cs="Cascadia Mono"/>
-          <w:color w:val="000000"/>
-          <w:sz w:val="19"/>
-          <w:szCs w:val="19"/>
-        </w:rPr>
-        <w:t xml:space="preserve"> Zombie { Id = 7, Point = 1, Force = 12, ShortDesc = </w:t>
+      <w:proofErr w:type="gramEnd"/>
+      <w:r>
+        <w:rPr>
+          <w:rFonts w:ascii="Cascadia Mono" w:hAnsi="Cascadia Mono" w:cs="Cascadia Mono"/>
+          <w:color w:val="000000"/>
+          <w:sz w:val="19"/>
+          <w:szCs w:val="19"/>
+        </w:rPr>
+        <w:t xml:space="preserve"> Zombie </w:t>
+      </w:r>
+      <w:proofErr w:type="gramStart"/>
+      <w:r>
+        <w:rPr>
+          <w:rFonts w:ascii="Cascadia Mono" w:hAnsi="Cascadia Mono" w:cs="Cascadia Mono"/>
+          <w:color w:val="000000"/>
+          <w:sz w:val="19"/>
+          <w:szCs w:val="19"/>
+        </w:rPr>
+        <w:t>{ Id</w:t>
+      </w:r>
+      <w:proofErr w:type="gramEnd"/>
+      <w:r>
+        <w:rPr>
+          <w:rFonts w:ascii="Cascadia Mono" w:hAnsi="Cascadia Mono" w:cs="Cascadia Mono"/>
+          <w:color w:val="000000"/>
+          <w:sz w:val="19"/>
+          <w:szCs w:val="19"/>
+        </w:rPr>
+        <w:t xml:space="preserve"> = 7, Point = 1, Force = 12, </w:t>
+      </w:r>
+      <w:proofErr w:type="spellStart"/>
+      <w:r>
+        <w:rPr>
+          <w:rFonts w:ascii="Cascadia Mono" w:hAnsi="Cascadia Mono" w:cs="Cascadia Mono"/>
+          <w:color w:val="000000"/>
+          <w:sz w:val="19"/>
+          <w:szCs w:val="19"/>
+        </w:rPr>
+        <w:t>ShortDesc</w:t>
+      </w:r>
+      <w:proofErr w:type="spellEnd"/>
+      <w:r>
+        <w:rPr>
+          <w:rFonts w:ascii="Cascadia Mono" w:hAnsi="Cascadia Mono" w:cs="Cascadia Mono"/>
+          <w:color w:val="000000"/>
+          <w:sz w:val="19"/>
+          <w:szCs w:val="19"/>
+        </w:rPr>
+        <w:t xml:space="preserve"> = </w:t>
       </w:r>
       <w:r>
         <w:rPr>
@@ -6879,7 +8676,27 @@
           <w:sz w:val="19"/>
           <w:szCs w:val="19"/>
         </w:rPr>
-        <w:t>"Taxidermy"</w:t>
+        <w:t>"</w:t>
+      </w:r>
+      <w:proofErr w:type="spellStart"/>
+      <w:r>
+        <w:rPr>
+          <w:rFonts w:ascii="Cascadia Mono" w:hAnsi="Cascadia Mono" w:cs="Cascadia Mono"/>
+          <w:color w:val="A31515"/>
+          <w:sz w:val="19"/>
+          <w:szCs w:val="19"/>
+        </w:rPr>
+        <w:t>Taxidermy</w:t>
+      </w:r>
+      <w:proofErr w:type="spellEnd"/>
+      <w:r>
+        <w:rPr>
+          <w:rFonts w:ascii="Cascadia Mono" w:hAnsi="Cascadia Mono" w:cs="Cascadia Mono"/>
+          <w:color w:val="A31515"/>
+          <w:sz w:val="19"/>
+          <w:szCs w:val="19"/>
+        </w:rPr>
+        <w:t>"</w:t>
       </w:r>
       <w:r>
         <w:rPr>
@@ -6927,7 +8744,47 @@
           <w:sz w:val="19"/>
           <w:szCs w:val="19"/>
         </w:rPr>
-        <w:t xml:space="preserve"> ZombieTypeId = 3 },</w:t>
+        <w:t xml:space="preserve"> </w:t>
+      </w:r>
+      <w:proofErr w:type="spellStart"/>
+      <w:r>
+        <w:rPr>
+          <w:rFonts w:ascii="Cascadia Mono" w:hAnsi="Cascadia Mono" w:cs="Cascadia Mono"/>
+          <w:color w:val="000000"/>
+          <w:sz w:val="19"/>
+          <w:szCs w:val="19"/>
+        </w:rPr>
+        <w:t>ZombieTypeId</w:t>
+      </w:r>
+      <w:proofErr w:type="spellEnd"/>
+      <w:r>
+        <w:rPr>
+          <w:rFonts w:ascii="Cascadia Mono" w:hAnsi="Cascadia Mono" w:cs="Cascadia Mono"/>
+          <w:color w:val="000000"/>
+          <w:sz w:val="19"/>
+          <w:szCs w:val="19"/>
+        </w:rPr>
+        <w:t xml:space="preserve"> = </w:t>
+      </w:r>
+      <w:proofErr w:type="gramStart"/>
+      <w:r>
+        <w:rPr>
+          <w:rFonts w:ascii="Cascadia Mono" w:hAnsi="Cascadia Mono" w:cs="Cascadia Mono"/>
+          <w:color w:val="000000"/>
+          <w:sz w:val="19"/>
+          <w:szCs w:val="19"/>
+        </w:rPr>
+        <w:t>3 }</w:t>
+      </w:r>
+      <w:proofErr w:type="gramEnd"/>
+      <w:r>
+        <w:rPr>
+          <w:rFonts w:ascii="Cascadia Mono" w:hAnsi="Cascadia Mono" w:cs="Cascadia Mono"/>
+          <w:color w:val="000000"/>
+          <w:sz w:val="19"/>
+          <w:szCs w:val="19"/>
+        </w:rPr>
+        <w:t>,</w:t>
       </w:r>
     </w:p>
     <w:p>
@@ -6978,6 +8835,7 @@
         </w:rPr>
         <w:t xml:space="preserve">  </w:t>
       </w:r>
+      <w:proofErr w:type="gramStart"/>
       <w:r>
         <w:rPr>
           <w:rFonts w:ascii="Cascadia Mono" w:hAnsi="Cascadia Mono" w:cs="Cascadia Mono"/>
@@ -6987,14 +8845,55 @@
         </w:rPr>
         <w:t>new</w:t>
       </w:r>
-      <w:r>
-        <w:rPr>
-          <w:rFonts w:ascii="Cascadia Mono" w:hAnsi="Cascadia Mono" w:cs="Cascadia Mono"/>
-          <w:color w:val="000000"/>
-          <w:sz w:val="19"/>
-          <w:szCs w:val="19"/>
-        </w:rPr>
-        <w:t xml:space="preserve"> Zombie { Id = 8, Point = 3, Force = 10, ShortDesc = </w:t>
+      <w:proofErr w:type="gramEnd"/>
+      <w:r>
+        <w:rPr>
+          <w:rFonts w:ascii="Cascadia Mono" w:hAnsi="Cascadia Mono" w:cs="Cascadia Mono"/>
+          <w:color w:val="000000"/>
+          <w:sz w:val="19"/>
+          <w:szCs w:val="19"/>
+        </w:rPr>
+        <w:t xml:space="preserve"> Zombie </w:t>
+      </w:r>
+      <w:proofErr w:type="gramStart"/>
+      <w:r>
+        <w:rPr>
+          <w:rFonts w:ascii="Cascadia Mono" w:hAnsi="Cascadia Mono" w:cs="Cascadia Mono"/>
+          <w:color w:val="000000"/>
+          <w:sz w:val="19"/>
+          <w:szCs w:val="19"/>
+        </w:rPr>
+        <w:t>{ Id</w:t>
+      </w:r>
+      <w:proofErr w:type="gramEnd"/>
+      <w:r>
+        <w:rPr>
+          <w:rFonts w:ascii="Cascadia Mono" w:hAnsi="Cascadia Mono" w:cs="Cascadia Mono"/>
+          <w:color w:val="000000"/>
+          <w:sz w:val="19"/>
+          <w:szCs w:val="19"/>
+        </w:rPr>
+        <w:t xml:space="preserve"> = 8, Point = 3, Force = 10, </w:t>
+      </w:r>
+      <w:proofErr w:type="spellStart"/>
+      <w:r>
+        <w:rPr>
+          <w:rFonts w:ascii="Cascadia Mono" w:hAnsi="Cascadia Mono" w:cs="Cascadia Mono"/>
+          <w:color w:val="000000"/>
+          <w:sz w:val="19"/>
+          <w:szCs w:val="19"/>
+        </w:rPr>
+        <w:t>ShortDesc</w:t>
+      </w:r>
+      <w:proofErr w:type="spellEnd"/>
+      <w:r>
+        <w:rPr>
+          <w:rFonts w:ascii="Cascadia Mono" w:hAnsi="Cascadia Mono" w:cs="Cascadia Mono"/>
+          <w:color w:val="000000"/>
+          <w:sz w:val="19"/>
+          <w:szCs w:val="19"/>
+        </w:rPr>
+        <w:t xml:space="preserve"> = </w:t>
       </w:r>
       <w:r>
         <w:rPr>
@@ -7069,7 +8968,47 @@
           <w:sz w:val="19"/>
           <w:szCs w:val="19"/>
         </w:rPr>
-        <w:t xml:space="preserve"> ZombieTypeId = 1 },</w:t>
+        <w:t xml:space="preserve"> </w:t>
+      </w:r>
+      <w:proofErr w:type="spellStart"/>
+      <w:r>
+        <w:rPr>
+          <w:rFonts w:ascii="Cascadia Mono" w:hAnsi="Cascadia Mono" w:cs="Cascadia Mono"/>
+          <w:color w:val="000000"/>
+          <w:sz w:val="19"/>
+          <w:szCs w:val="19"/>
+        </w:rPr>
+        <w:t>ZombieTypeId</w:t>
+      </w:r>
+      <w:proofErr w:type="spellEnd"/>
+      <w:r>
+        <w:rPr>
+          <w:rFonts w:ascii="Cascadia Mono" w:hAnsi="Cascadia Mono" w:cs="Cascadia Mono"/>
+          <w:color w:val="000000"/>
+          <w:sz w:val="19"/>
+          <w:szCs w:val="19"/>
+        </w:rPr>
+        <w:t xml:space="preserve"> = </w:t>
+      </w:r>
+      <w:proofErr w:type="gramStart"/>
+      <w:r>
+        <w:rPr>
+          <w:rFonts w:ascii="Cascadia Mono" w:hAnsi="Cascadia Mono" w:cs="Cascadia Mono"/>
+          <w:color w:val="000000"/>
+          <w:sz w:val="19"/>
+          <w:szCs w:val="19"/>
+        </w:rPr>
+        <w:t>1 }</w:t>
+      </w:r>
+      <w:proofErr w:type="gramEnd"/>
+      <w:r>
+        <w:rPr>
+          <w:rFonts w:ascii="Cascadia Mono" w:hAnsi="Cascadia Mono" w:cs="Cascadia Mono"/>
+          <w:color w:val="000000"/>
+          <w:sz w:val="19"/>
+          <w:szCs w:val="19"/>
+        </w:rPr>
+        <w:t>,</w:t>
       </w:r>
     </w:p>
     <w:p>
@@ -7120,6 +9059,7 @@
         </w:rPr>
         <w:t xml:space="preserve">  </w:t>
       </w:r>
+      <w:proofErr w:type="gramStart"/>
       <w:r>
         <w:rPr>
           <w:rFonts w:ascii="Cascadia Mono" w:hAnsi="Cascadia Mono" w:cs="Cascadia Mono"/>
@@ -7129,14 +9069,55 @@
         </w:rPr>
         <w:t>new</w:t>
       </w:r>
-      <w:r>
-        <w:rPr>
-          <w:rFonts w:ascii="Cascadia Mono" w:hAnsi="Cascadia Mono" w:cs="Cascadia Mono"/>
-          <w:color w:val="000000"/>
-          <w:sz w:val="19"/>
-          <w:szCs w:val="19"/>
-        </w:rPr>
-        <w:t xml:space="preserve"> Zombie { Id = 9, Point = 2, Force = 20, ShortDesc = </w:t>
+      <w:proofErr w:type="gramEnd"/>
+      <w:r>
+        <w:rPr>
+          <w:rFonts w:ascii="Cascadia Mono" w:hAnsi="Cascadia Mono" w:cs="Cascadia Mono"/>
+          <w:color w:val="000000"/>
+          <w:sz w:val="19"/>
+          <w:szCs w:val="19"/>
+        </w:rPr>
+        <w:t xml:space="preserve"> Zombie </w:t>
+      </w:r>
+      <w:proofErr w:type="gramStart"/>
+      <w:r>
+        <w:rPr>
+          <w:rFonts w:ascii="Cascadia Mono" w:hAnsi="Cascadia Mono" w:cs="Cascadia Mono"/>
+          <w:color w:val="000000"/>
+          <w:sz w:val="19"/>
+          <w:szCs w:val="19"/>
+        </w:rPr>
+        <w:t>{ Id</w:t>
+      </w:r>
+      <w:proofErr w:type="gramEnd"/>
+      <w:r>
+        <w:rPr>
+          <w:rFonts w:ascii="Cascadia Mono" w:hAnsi="Cascadia Mono" w:cs="Cascadia Mono"/>
+          <w:color w:val="000000"/>
+          <w:sz w:val="19"/>
+          <w:szCs w:val="19"/>
+        </w:rPr>
+        <w:t xml:space="preserve"> = 9, Point = 2, Force = 20, </w:t>
+      </w:r>
+      <w:proofErr w:type="spellStart"/>
+      <w:r>
+        <w:rPr>
+          <w:rFonts w:ascii="Cascadia Mono" w:hAnsi="Cascadia Mono" w:cs="Cascadia Mono"/>
+          <w:color w:val="000000"/>
+          <w:sz w:val="19"/>
+          <w:szCs w:val="19"/>
+        </w:rPr>
+        <w:t>ShortDesc</w:t>
+      </w:r>
+      <w:proofErr w:type="spellEnd"/>
+      <w:r>
+        <w:rPr>
+          <w:rFonts w:ascii="Cascadia Mono" w:hAnsi="Cascadia Mono" w:cs="Cascadia Mono"/>
+          <w:color w:val="000000"/>
+          <w:sz w:val="19"/>
+          <w:szCs w:val="19"/>
+        </w:rPr>
+        <w:t xml:space="preserve"> = </w:t>
       </w:r>
       <w:r>
         <w:rPr>
@@ -7211,7 +9192,47 @@
           <w:sz w:val="19"/>
           <w:szCs w:val="19"/>
         </w:rPr>
-        <w:t xml:space="preserve"> ZombieTypeId = 3 },</w:t>
+        <w:t xml:space="preserve"> </w:t>
+      </w:r>
+      <w:proofErr w:type="spellStart"/>
+      <w:r>
+        <w:rPr>
+          <w:rFonts w:ascii="Cascadia Mono" w:hAnsi="Cascadia Mono" w:cs="Cascadia Mono"/>
+          <w:color w:val="000000"/>
+          <w:sz w:val="19"/>
+          <w:szCs w:val="19"/>
+        </w:rPr>
+        <w:t>ZombieTypeId</w:t>
+      </w:r>
+      <w:proofErr w:type="spellEnd"/>
+      <w:r>
+        <w:rPr>
+          <w:rFonts w:ascii="Cascadia Mono" w:hAnsi="Cascadia Mono" w:cs="Cascadia Mono"/>
+          <w:color w:val="000000"/>
+          <w:sz w:val="19"/>
+          <w:szCs w:val="19"/>
+        </w:rPr>
+        <w:t xml:space="preserve"> = </w:t>
+      </w:r>
+      <w:proofErr w:type="gramStart"/>
+      <w:r>
+        <w:rPr>
+          <w:rFonts w:ascii="Cascadia Mono" w:hAnsi="Cascadia Mono" w:cs="Cascadia Mono"/>
+          <w:color w:val="000000"/>
+          <w:sz w:val="19"/>
+          <w:szCs w:val="19"/>
+        </w:rPr>
+        <w:t>3 }</w:t>
+      </w:r>
+      <w:proofErr w:type="gramEnd"/>
+      <w:r>
+        <w:rPr>
+          <w:rFonts w:ascii="Cascadia Mono" w:hAnsi="Cascadia Mono" w:cs="Cascadia Mono"/>
+          <w:color w:val="000000"/>
+          <w:sz w:val="19"/>
+          <w:szCs w:val="19"/>
+        </w:rPr>
+        <w:t>,</w:t>
       </w:r>
     </w:p>
     <w:p>
@@ -7262,6 +9283,7 @@
         </w:rPr>
         <w:t xml:space="preserve">  </w:t>
       </w:r>
+      <w:proofErr w:type="gramStart"/>
       <w:r>
         <w:rPr>
           <w:rFonts w:ascii="Cascadia Mono" w:hAnsi="Cascadia Mono" w:cs="Cascadia Mono"/>
@@ -7271,14 +9293,55 @@
         </w:rPr>
         <w:t>new</w:t>
       </w:r>
-      <w:r>
-        <w:rPr>
-          <w:rFonts w:ascii="Cascadia Mono" w:hAnsi="Cascadia Mono" w:cs="Cascadia Mono"/>
-          <w:color w:val="000000"/>
-          <w:sz w:val="19"/>
-          <w:szCs w:val="19"/>
-        </w:rPr>
-        <w:t xml:space="preserve"> Zombie { Id = 10, Point = 7, Force = 23, ShortDesc = </w:t>
+      <w:proofErr w:type="gramEnd"/>
+      <w:r>
+        <w:rPr>
+          <w:rFonts w:ascii="Cascadia Mono" w:hAnsi="Cascadia Mono" w:cs="Cascadia Mono"/>
+          <w:color w:val="000000"/>
+          <w:sz w:val="19"/>
+          <w:szCs w:val="19"/>
+        </w:rPr>
+        <w:t xml:space="preserve"> Zombie </w:t>
+      </w:r>
+      <w:proofErr w:type="gramStart"/>
+      <w:r>
+        <w:rPr>
+          <w:rFonts w:ascii="Cascadia Mono" w:hAnsi="Cascadia Mono" w:cs="Cascadia Mono"/>
+          <w:color w:val="000000"/>
+          <w:sz w:val="19"/>
+          <w:szCs w:val="19"/>
+        </w:rPr>
+        <w:t>{ Id</w:t>
+      </w:r>
+      <w:proofErr w:type="gramEnd"/>
+      <w:r>
+        <w:rPr>
+          <w:rFonts w:ascii="Cascadia Mono" w:hAnsi="Cascadia Mono" w:cs="Cascadia Mono"/>
+          <w:color w:val="000000"/>
+          <w:sz w:val="19"/>
+          <w:szCs w:val="19"/>
+        </w:rPr>
+        <w:t xml:space="preserve"> = 10, Point = 7, Force = 23, </w:t>
+      </w:r>
+      <w:proofErr w:type="spellStart"/>
+      <w:r>
+        <w:rPr>
+          <w:rFonts w:ascii="Cascadia Mono" w:hAnsi="Cascadia Mono" w:cs="Cascadia Mono"/>
+          <w:color w:val="000000"/>
+          <w:sz w:val="19"/>
+          <w:szCs w:val="19"/>
+        </w:rPr>
+        <w:t>ShortDesc</w:t>
+      </w:r>
+      <w:proofErr w:type="spellEnd"/>
+      <w:r>
+        <w:rPr>
+          <w:rFonts w:ascii="Cascadia Mono" w:hAnsi="Cascadia Mono" w:cs="Cascadia Mono"/>
+          <w:color w:val="000000"/>
+          <w:sz w:val="19"/>
+          <w:szCs w:val="19"/>
+        </w:rPr>
+        <w:t xml:space="preserve"> = </w:t>
       </w:r>
       <w:r>
         <w:rPr>
@@ -7353,7 +9416,47 @@
           <w:sz w:val="19"/>
           <w:szCs w:val="19"/>
         </w:rPr>
-        <w:t xml:space="preserve"> ZombieTypeId = 3 },</w:t>
+        <w:t xml:space="preserve"> </w:t>
+      </w:r>
+      <w:proofErr w:type="spellStart"/>
+      <w:r>
+        <w:rPr>
+          <w:rFonts w:ascii="Cascadia Mono" w:hAnsi="Cascadia Mono" w:cs="Cascadia Mono"/>
+          <w:color w:val="000000"/>
+          <w:sz w:val="19"/>
+          <w:szCs w:val="19"/>
+        </w:rPr>
+        <w:t>ZombieTypeId</w:t>
+      </w:r>
+      <w:proofErr w:type="spellEnd"/>
+      <w:r>
+        <w:rPr>
+          <w:rFonts w:ascii="Cascadia Mono" w:hAnsi="Cascadia Mono" w:cs="Cascadia Mono"/>
+          <w:color w:val="000000"/>
+          <w:sz w:val="19"/>
+          <w:szCs w:val="19"/>
+        </w:rPr>
+        <w:t xml:space="preserve"> = </w:t>
+      </w:r>
+      <w:proofErr w:type="gramStart"/>
+      <w:r>
+        <w:rPr>
+          <w:rFonts w:ascii="Cascadia Mono" w:hAnsi="Cascadia Mono" w:cs="Cascadia Mono"/>
+          <w:color w:val="000000"/>
+          <w:sz w:val="19"/>
+          <w:szCs w:val="19"/>
+        </w:rPr>
+        <w:t>3 }</w:t>
+      </w:r>
+      <w:proofErr w:type="gramEnd"/>
+      <w:r>
+        <w:rPr>
+          <w:rFonts w:ascii="Cascadia Mono" w:hAnsi="Cascadia Mono" w:cs="Cascadia Mono"/>
+          <w:color w:val="000000"/>
+          <w:sz w:val="19"/>
+          <w:szCs w:val="19"/>
+        </w:rPr>
+        <w:t>,</w:t>
       </w:r>
     </w:p>
     <w:p>
@@ -7404,6 +9507,7 @@
         </w:rPr>
         <w:t xml:space="preserve">  </w:t>
       </w:r>
+      <w:proofErr w:type="gramStart"/>
       <w:r>
         <w:rPr>
           <w:rFonts w:ascii="Cascadia Mono" w:hAnsi="Cascadia Mono" w:cs="Cascadia Mono"/>
@@ -7413,14 +9517,55 @@
         </w:rPr>
         <w:t>new</w:t>
       </w:r>
-      <w:r>
-        <w:rPr>
-          <w:rFonts w:ascii="Cascadia Mono" w:hAnsi="Cascadia Mono" w:cs="Cascadia Mono"/>
-          <w:color w:val="000000"/>
-          <w:sz w:val="19"/>
-          <w:szCs w:val="19"/>
-        </w:rPr>
-        <w:t xml:space="preserve"> Zombie { Id = 11, Point = 9, Force = 15, ShortDesc = </w:t>
+      <w:proofErr w:type="gramEnd"/>
+      <w:r>
+        <w:rPr>
+          <w:rFonts w:ascii="Cascadia Mono" w:hAnsi="Cascadia Mono" w:cs="Cascadia Mono"/>
+          <w:color w:val="000000"/>
+          <w:sz w:val="19"/>
+          <w:szCs w:val="19"/>
+        </w:rPr>
+        <w:t xml:space="preserve"> Zombie </w:t>
+      </w:r>
+      <w:proofErr w:type="gramStart"/>
+      <w:r>
+        <w:rPr>
+          <w:rFonts w:ascii="Cascadia Mono" w:hAnsi="Cascadia Mono" w:cs="Cascadia Mono"/>
+          <w:color w:val="000000"/>
+          <w:sz w:val="19"/>
+          <w:szCs w:val="19"/>
+        </w:rPr>
+        <w:t>{ Id</w:t>
+      </w:r>
+      <w:proofErr w:type="gramEnd"/>
+      <w:r>
+        <w:rPr>
+          <w:rFonts w:ascii="Cascadia Mono" w:hAnsi="Cascadia Mono" w:cs="Cascadia Mono"/>
+          <w:color w:val="000000"/>
+          <w:sz w:val="19"/>
+          <w:szCs w:val="19"/>
+        </w:rPr>
+        <w:t xml:space="preserve"> = 11, Point = 9, Force = 15, </w:t>
+      </w:r>
+      <w:proofErr w:type="spellStart"/>
+      <w:r>
+        <w:rPr>
+          <w:rFonts w:ascii="Cascadia Mono" w:hAnsi="Cascadia Mono" w:cs="Cascadia Mono"/>
+          <w:color w:val="000000"/>
+          <w:sz w:val="19"/>
+          <w:szCs w:val="19"/>
+        </w:rPr>
+        <w:t>ShortDesc</w:t>
+      </w:r>
+      <w:proofErr w:type="spellEnd"/>
+      <w:r>
+        <w:rPr>
+          <w:rFonts w:ascii="Cascadia Mono" w:hAnsi="Cascadia Mono" w:cs="Cascadia Mono"/>
+          <w:color w:val="000000"/>
+          <w:sz w:val="19"/>
+          <w:szCs w:val="19"/>
+        </w:rPr>
+        <w:t xml:space="preserve"> = </w:t>
       </w:r>
       <w:r>
         <w:rPr>
@@ -7429,7 +9574,27 @@
           <w:sz w:val="19"/>
           <w:szCs w:val="19"/>
         </w:rPr>
-        <w:t>"Attaque avec des éclairs suite à un orage"</w:t>
+        <w:t xml:space="preserve">"Attaque avec des éclairs </w:t>
+      </w:r>
+      <w:proofErr w:type="gramStart"/>
+      <w:r>
+        <w:rPr>
+          <w:rFonts w:ascii="Cascadia Mono" w:hAnsi="Cascadia Mono" w:cs="Cascadia Mono"/>
+          <w:color w:val="A31515"/>
+          <w:sz w:val="19"/>
+          <w:szCs w:val="19"/>
+        </w:rPr>
+        <w:t>suite à un</w:t>
+      </w:r>
+      <w:proofErr w:type="gramEnd"/>
+      <w:r>
+        <w:rPr>
+          <w:rFonts w:ascii="Cascadia Mono" w:hAnsi="Cascadia Mono" w:cs="Cascadia Mono"/>
+          <w:color w:val="A31515"/>
+          <w:sz w:val="19"/>
+          <w:szCs w:val="19"/>
+        </w:rPr>
+        <w:t xml:space="preserve"> orage"</w:t>
       </w:r>
       <w:r>
         <w:rPr>
@@ -7495,7 +9660,47 @@
           <w:sz w:val="19"/>
           <w:szCs w:val="19"/>
         </w:rPr>
-        <w:t xml:space="preserve"> ZombieTypeId = 3 },</w:t>
+        <w:t xml:space="preserve"> </w:t>
+      </w:r>
+      <w:proofErr w:type="spellStart"/>
+      <w:r>
+        <w:rPr>
+          <w:rFonts w:ascii="Cascadia Mono" w:hAnsi="Cascadia Mono" w:cs="Cascadia Mono"/>
+          <w:color w:val="000000"/>
+          <w:sz w:val="19"/>
+          <w:szCs w:val="19"/>
+        </w:rPr>
+        <w:t>ZombieTypeId</w:t>
+      </w:r>
+      <w:proofErr w:type="spellEnd"/>
+      <w:r>
+        <w:rPr>
+          <w:rFonts w:ascii="Cascadia Mono" w:hAnsi="Cascadia Mono" w:cs="Cascadia Mono"/>
+          <w:color w:val="000000"/>
+          <w:sz w:val="19"/>
+          <w:szCs w:val="19"/>
+        </w:rPr>
+        <w:t xml:space="preserve"> = </w:t>
+      </w:r>
+      <w:proofErr w:type="gramStart"/>
+      <w:r>
+        <w:rPr>
+          <w:rFonts w:ascii="Cascadia Mono" w:hAnsi="Cascadia Mono" w:cs="Cascadia Mono"/>
+          <w:color w:val="000000"/>
+          <w:sz w:val="19"/>
+          <w:szCs w:val="19"/>
+        </w:rPr>
+        <w:t>3 }</w:t>
+      </w:r>
+      <w:proofErr w:type="gramEnd"/>
+      <w:r>
+        <w:rPr>
+          <w:rFonts w:ascii="Cascadia Mono" w:hAnsi="Cascadia Mono" w:cs="Cascadia Mono"/>
+          <w:color w:val="000000"/>
+          <w:sz w:val="19"/>
+          <w:szCs w:val="19"/>
+        </w:rPr>
+        <w:t>,</w:t>
       </w:r>
     </w:p>
     <w:p>
@@ -7565,7 +9770,51 @@
           <w:szCs w:val="19"/>
           <w:lang w:val="en-CA"/>
         </w:rPr>
-        <w:t xml:space="preserve"> Zombie { Id = 12, Point = 6, Force = 10, ShortDesc = </w:t>
+        <w:t xml:space="preserve"> Zombie </w:t>
+      </w:r>
+      <w:proofErr w:type="gramStart"/>
+      <w:r>
+        <w:rPr>
+          <w:rFonts w:ascii="Cascadia Mono" w:hAnsi="Cascadia Mono" w:cs="Cascadia Mono"/>
+          <w:color w:val="000000"/>
+          <w:sz w:val="19"/>
+          <w:szCs w:val="19"/>
+          <w:lang w:val="en-CA"/>
+        </w:rPr>
+        <w:t>{ Id</w:t>
+      </w:r>
+      <w:proofErr w:type="gramEnd"/>
+      <w:r>
+        <w:rPr>
+          <w:rFonts w:ascii="Cascadia Mono" w:hAnsi="Cascadia Mono" w:cs="Cascadia Mono"/>
+          <w:color w:val="000000"/>
+          <w:sz w:val="19"/>
+          <w:szCs w:val="19"/>
+          <w:lang w:val="en-CA"/>
+        </w:rPr>
+        <w:t xml:space="preserve"> = 12, Point = 6, Force = 10, </w:t>
+      </w:r>
+      <w:proofErr w:type="spellStart"/>
+      <w:r>
+        <w:rPr>
+          <w:rFonts w:ascii="Cascadia Mono" w:hAnsi="Cascadia Mono" w:cs="Cascadia Mono"/>
+          <w:color w:val="000000"/>
+          <w:sz w:val="19"/>
+          <w:szCs w:val="19"/>
+          <w:lang w:val="en-CA"/>
+        </w:rPr>
+        <w:t>ShortDesc</w:t>
+      </w:r>
+      <w:proofErr w:type="spellEnd"/>
+      <w:r>
+        <w:rPr>
+          <w:rFonts w:ascii="Cascadia Mono" w:hAnsi="Cascadia Mono" w:cs="Cascadia Mono"/>
+          <w:color w:val="000000"/>
+          <w:sz w:val="19"/>
+          <w:szCs w:val="19"/>
+          <w:lang w:val="en-CA"/>
+        </w:rPr>
+        <w:t xml:space="preserve"> = </w:t>
       </w:r>
       <w:r>
         <w:rPr>
@@ -7670,7 +9919,51 @@
           <w:szCs w:val="19"/>
           <w:lang w:val="en-CA"/>
         </w:rPr>
-        <w:t xml:space="preserve"> ZombieTypeId = 3 },</w:t>
+        <w:t xml:space="preserve"> </w:t>
+      </w:r>
+      <w:proofErr w:type="spellStart"/>
+      <w:r>
+        <w:rPr>
+          <w:rFonts w:ascii="Cascadia Mono" w:hAnsi="Cascadia Mono" w:cs="Cascadia Mono"/>
+          <w:color w:val="000000"/>
+          <w:sz w:val="19"/>
+          <w:szCs w:val="19"/>
+          <w:lang w:val="en-CA"/>
+        </w:rPr>
+        <w:t>ZombieTypeId</w:t>
+      </w:r>
+      <w:proofErr w:type="spellEnd"/>
+      <w:r>
+        <w:rPr>
+          <w:rFonts w:ascii="Cascadia Mono" w:hAnsi="Cascadia Mono" w:cs="Cascadia Mono"/>
+          <w:color w:val="000000"/>
+          <w:sz w:val="19"/>
+          <w:szCs w:val="19"/>
+          <w:lang w:val="en-CA"/>
+        </w:rPr>
+        <w:t xml:space="preserve"> = </w:t>
+      </w:r>
+      <w:proofErr w:type="gramStart"/>
+      <w:r>
+        <w:rPr>
+          <w:rFonts w:ascii="Cascadia Mono" w:hAnsi="Cascadia Mono" w:cs="Cascadia Mono"/>
+          <w:color w:val="000000"/>
+          <w:sz w:val="19"/>
+          <w:szCs w:val="19"/>
+          <w:lang w:val="en-CA"/>
+        </w:rPr>
+        <w:t>3 }</w:t>
+      </w:r>
+      <w:proofErr w:type="gramEnd"/>
+      <w:r>
+        <w:rPr>
+          <w:rFonts w:ascii="Cascadia Mono" w:hAnsi="Cascadia Mono" w:cs="Cascadia Mono"/>
+          <w:color w:val="000000"/>
+          <w:sz w:val="19"/>
+          <w:szCs w:val="19"/>
+          <w:lang w:val="en-CA"/>
+        </w:rPr>
+        <w:t>,</w:t>
       </w:r>
     </w:p>
     <w:p>
@@ -7724,6 +10017,7 @@
         </w:rPr>
         <w:t xml:space="preserve">  </w:t>
       </w:r>
+      <w:proofErr w:type="gramStart"/>
       <w:r>
         <w:rPr>
           <w:rFonts w:ascii="Cascadia Mono" w:hAnsi="Cascadia Mono" w:cs="Cascadia Mono"/>
@@ -7733,14 +10027,55 @@
         </w:rPr>
         <w:t>new</w:t>
       </w:r>
-      <w:r>
-        <w:rPr>
-          <w:rFonts w:ascii="Cascadia Mono" w:hAnsi="Cascadia Mono" w:cs="Cascadia Mono"/>
-          <w:color w:val="000000"/>
-          <w:sz w:val="19"/>
-          <w:szCs w:val="19"/>
-        </w:rPr>
-        <w:t xml:space="preserve"> Zombie { Id = 13, Point = 2, Force = 4, ShortDesc = </w:t>
+      <w:proofErr w:type="gramEnd"/>
+      <w:r>
+        <w:rPr>
+          <w:rFonts w:ascii="Cascadia Mono" w:hAnsi="Cascadia Mono" w:cs="Cascadia Mono"/>
+          <w:color w:val="000000"/>
+          <w:sz w:val="19"/>
+          <w:szCs w:val="19"/>
+        </w:rPr>
+        <w:t xml:space="preserve"> Zombie </w:t>
+      </w:r>
+      <w:proofErr w:type="gramStart"/>
+      <w:r>
+        <w:rPr>
+          <w:rFonts w:ascii="Cascadia Mono" w:hAnsi="Cascadia Mono" w:cs="Cascadia Mono"/>
+          <w:color w:val="000000"/>
+          <w:sz w:val="19"/>
+          <w:szCs w:val="19"/>
+        </w:rPr>
+        <w:t>{ Id</w:t>
+      </w:r>
+      <w:proofErr w:type="gramEnd"/>
+      <w:r>
+        <w:rPr>
+          <w:rFonts w:ascii="Cascadia Mono" w:hAnsi="Cascadia Mono" w:cs="Cascadia Mono"/>
+          <w:color w:val="000000"/>
+          <w:sz w:val="19"/>
+          <w:szCs w:val="19"/>
+        </w:rPr>
+        <w:t xml:space="preserve"> = 13, Point = 2, Force = 4, </w:t>
+      </w:r>
+      <w:proofErr w:type="spellStart"/>
+      <w:r>
+        <w:rPr>
+          <w:rFonts w:ascii="Cascadia Mono" w:hAnsi="Cascadia Mono" w:cs="Cascadia Mono"/>
+          <w:color w:val="000000"/>
+          <w:sz w:val="19"/>
+          <w:szCs w:val="19"/>
+        </w:rPr>
+        <w:t>ShortDesc</w:t>
+      </w:r>
+      <w:proofErr w:type="spellEnd"/>
+      <w:r>
+        <w:rPr>
+          <w:rFonts w:ascii="Cascadia Mono" w:hAnsi="Cascadia Mono" w:cs="Cascadia Mono"/>
+          <w:color w:val="000000"/>
+          <w:sz w:val="19"/>
+          <w:szCs w:val="19"/>
+        </w:rPr>
+        <w:t xml:space="preserve"> = </w:t>
       </w:r>
       <w:r>
         <w:rPr>
@@ -7767,7 +10102,27 @@
           <w:sz w:val="19"/>
           <w:szCs w:val="19"/>
         </w:rPr>
-        <w:t>"Matbeth"</w:t>
+        <w:t>"</w:t>
+      </w:r>
+      <w:proofErr w:type="spellStart"/>
+      <w:r>
+        <w:rPr>
+          <w:rFonts w:ascii="Cascadia Mono" w:hAnsi="Cascadia Mono" w:cs="Cascadia Mono"/>
+          <w:color w:val="A31515"/>
+          <w:sz w:val="19"/>
+          <w:szCs w:val="19"/>
+        </w:rPr>
+        <w:t>Matbeth</w:t>
+      </w:r>
+      <w:proofErr w:type="spellEnd"/>
+      <w:r>
+        <w:rPr>
+          <w:rFonts w:ascii="Cascadia Mono" w:hAnsi="Cascadia Mono" w:cs="Cascadia Mono"/>
+          <w:color w:val="A31515"/>
+          <w:sz w:val="19"/>
+          <w:szCs w:val="19"/>
+        </w:rPr>
+        <w:t>"</w:t>
       </w:r>
       <w:r>
         <w:rPr>
@@ -7815,7 +10170,47 @@
           <w:sz w:val="19"/>
           <w:szCs w:val="19"/>
         </w:rPr>
-        <w:t xml:space="preserve"> ZombieTypeId = 2 },</w:t>
+        <w:t xml:space="preserve"> </w:t>
+      </w:r>
+      <w:proofErr w:type="spellStart"/>
+      <w:r>
+        <w:rPr>
+          <w:rFonts w:ascii="Cascadia Mono" w:hAnsi="Cascadia Mono" w:cs="Cascadia Mono"/>
+          <w:color w:val="000000"/>
+          <w:sz w:val="19"/>
+          <w:szCs w:val="19"/>
+        </w:rPr>
+        <w:t>ZombieTypeId</w:t>
+      </w:r>
+      <w:proofErr w:type="spellEnd"/>
+      <w:r>
+        <w:rPr>
+          <w:rFonts w:ascii="Cascadia Mono" w:hAnsi="Cascadia Mono" w:cs="Cascadia Mono"/>
+          <w:color w:val="000000"/>
+          <w:sz w:val="19"/>
+          <w:szCs w:val="19"/>
+        </w:rPr>
+        <w:t xml:space="preserve"> = </w:t>
+      </w:r>
+      <w:proofErr w:type="gramStart"/>
+      <w:r>
+        <w:rPr>
+          <w:rFonts w:ascii="Cascadia Mono" w:hAnsi="Cascadia Mono" w:cs="Cascadia Mono"/>
+          <w:color w:val="000000"/>
+          <w:sz w:val="19"/>
+          <w:szCs w:val="19"/>
+        </w:rPr>
+        <w:t>2 }</w:t>
+      </w:r>
+      <w:proofErr w:type="gramEnd"/>
+      <w:r>
+        <w:rPr>
+          <w:rFonts w:ascii="Cascadia Mono" w:hAnsi="Cascadia Mono" w:cs="Cascadia Mono"/>
+          <w:color w:val="000000"/>
+          <w:sz w:val="19"/>
+          <w:szCs w:val="19"/>
+        </w:rPr>
+        <w:t>,</w:t>
       </w:r>
     </w:p>
     <w:p>
@@ -7866,6 +10261,7 @@
         </w:rPr>
         <w:t xml:space="preserve">  </w:t>
       </w:r>
+      <w:proofErr w:type="gramStart"/>
       <w:r>
         <w:rPr>
           <w:rFonts w:ascii="Cascadia Mono" w:hAnsi="Cascadia Mono" w:cs="Cascadia Mono"/>
@@ -7875,14 +10271,55 @@
         </w:rPr>
         <w:t>new</w:t>
       </w:r>
-      <w:r>
-        <w:rPr>
-          <w:rFonts w:ascii="Cascadia Mono" w:hAnsi="Cascadia Mono" w:cs="Cascadia Mono"/>
-          <w:color w:val="000000"/>
-          <w:sz w:val="19"/>
-          <w:szCs w:val="19"/>
-        </w:rPr>
-        <w:t xml:space="preserve"> Zombie { Id = 14, Point = 5, Force = 5, ShortDesc = </w:t>
+      <w:proofErr w:type="gramEnd"/>
+      <w:r>
+        <w:rPr>
+          <w:rFonts w:ascii="Cascadia Mono" w:hAnsi="Cascadia Mono" w:cs="Cascadia Mono"/>
+          <w:color w:val="000000"/>
+          <w:sz w:val="19"/>
+          <w:szCs w:val="19"/>
+        </w:rPr>
+        <w:t xml:space="preserve"> Zombie </w:t>
+      </w:r>
+      <w:proofErr w:type="gramStart"/>
+      <w:r>
+        <w:rPr>
+          <w:rFonts w:ascii="Cascadia Mono" w:hAnsi="Cascadia Mono" w:cs="Cascadia Mono"/>
+          <w:color w:val="000000"/>
+          <w:sz w:val="19"/>
+          <w:szCs w:val="19"/>
+        </w:rPr>
+        <w:t>{ Id</w:t>
+      </w:r>
+      <w:proofErr w:type="gramEnd"/>
+      <w:r>
+        <w:rPr>
+          <w:rFonts w:ascii="Cascadia Mono" w:hAnsi="Cascadia Mono" w:cs="Cascadia Mono"/>
+          <w:color w:val="000000"/>
+          <w:sz w:val="19"/>
+          <w:szCs w:val="19"/>
+        </w:rPr>
+        <w:t xml:space="preserve"> = 14, Point = 5, Force = 5, </w:t>
+      </w:r>
+      <w:proofErr w:type="spellStart"/>
+      <w:r>
+        <w:rPr>
+          <w:rFonts w:ascii="Cascadia Mono" w:hAnsi="Cascadia Mono" w:cs="Cascadia Mono"/>
+          <w:color w:val="000000"/>
+          <w:sz w:val="19"/>
+          <w:szCs w:val="19"/>
+        </w:rPr>
+        <w:t>ShortDesc</w:t>
+      </w:r>
+      <w:proofErr w:type="spellEnd"/>
+      <w:r>
+        <w:rPr>
+          <w:rFonts w:ascii="Cascadia Mono" w:hAnsi="Cascadia Mono" w:cs="Cascadia Mono"/>
+          <w:color w:val="000000"/>
+          <w:sz w:val="19"/>
+          <w:szCs w:val="19"/>
+        </w:rPr>
+        <w:t xml:space="preserve"> = </w:t>
       </w:r>
       <w:r>
         <w:rPr>
@@ -7957,7 +10394,47 @@
           <w:sz w:val="19"/>
           <w:szCs w:val="19"/>
         </w:rPr>
-        <w:t xml:space="preserve"> ZombieTypeId = 3 },</w:t>
+        <w:t xml:space="preserve"> </w:t>
+      </w:r>
+      <w:proofErr w:type="spellStart"/>
+      <w:r>
+        <w:rPr>
+          <w:rFonts w:ascii="Cascadia Mono" w:hAnsi="Cascadia Mono" w:cs="Cascadia Mono"/>
+          <w:color w:val="000000"/>
+          <w:sz w:val="19"/>
+          <w:szCs w:val="19"/>
+        </w:rPr>
+        <w:t>ZombieTypeId</w:t>
+      </w:r>
+      <w:proofErr w:type="spellEnd"/>
+      <w:r>
+        <w:rPr>
+          <w:rFonts w:ascii="Cascadia Mono" w:hAnsi="Cascadia Mono" w:cs="Cascadia Mono"/>
+          <w:color w:val="000000"/>
+          <w:sz w:val="19"/>
+          <w:szCs w:val="19"/>
+        </w:rPr>
+        <w:t xml:space="preserve"> = </w:t>
+      </w:r>
+      <w:proofErr w:type="gramStart"/>
+      <w:r>
+        <w:rPr>
+          <w:rFonts w:ascii="Cascadia Mono" w:hAnsi="Cascadia Mono" w:cs="Cascadia Mono"/>
+          <w:color w:val="000000"/>
+          <w:sz w:val="19"/>
+          <w:szCs w:val="19"/>
+        </w:rPr>
+        <w:t>3 }</w:t>
+      </w:r>
+      <w:proofErr w:type="gramEnd"/>
+      <w:r>
+        <w:rPr>
+          <w:rFonts w:ascii="Cascadia Mono" w:hAnsi="Cascadia Mono" w:cs="Cascadia Mono"/>
+          <w:color w:val="000000"/>
+          <w:sz w:val="19"/>
+          <w:szCs w:val="19"/>
+        </w:rPr>
+        <w:t>,</w:t>
       </w:r>
     </w:p>
     <w:p>
@@ -8008,6 +10485,7 @@
         </w:rPr>
         <w:t xml:space="preserve">  </w:t>
       </w:r>
+      <w:proofErr w:type="gramStart"/>
       <w:r>
         <w:rPr>
           <w:rFonts w:ascii="Cascadia Mono" w:hAnsi="Cascadia Mono" w:cs="Cascadia Mono"/>
@@ -8017,14 +10495,55 @@
         </w:rPr>
         <w:t>new</w:t>
       </w:r>
-      <w:r>
-        <w:rPr>
-          <w:rFonts w:ascii="Cascadia Mono" w:hAnsi="Cascadia Mono" w:cs="Cascadia Mono"/>
-          <w:color w:val="000000"/>
-          <w:sz w:val="19"/>
-          <w:szCs w:val="19"/>
-        </w:rPr>
-        <w:t xml:space="preserve"> Zombie { Id = 15, Point = 4, Force = 10, ShortDesc = </w:t>
+      <w:proofErr w:type="gramEnd"/>
+      <w:r>
+        <w:rPr>
+          <w:rFonts w:ascii="Cascadia Mono" w:hAnsi="Cascadia Mono" w:cs="Cascadia Mono"/>
+          <w:color w:val="000000"/>
+          <w:sz w:val="19"/>
+          <w:szCs w:val="19"/>
+        </w:rPr>
+        <w:t xml:space="preserve"> Zombie </w:t>
+      </w:r>
+      <w:proofErr w:type="gramStart"/>
+      <w:r>
+        <w:rPr>
+          <w:rFonts w:ascii="Cascadia Mono" w:hAnsi="Cascadia Mono" w:cs="Cascadia Mono"/>
+          <w:color w:val="000000"/>
+          <w:sz w:val="19"/>
+          <w:szCs w:val="19"/>
+        </w:rPr>
+        <w:t>{ Id</w:t>
+      </w:r>
+      <w:proofErr w:type="gramEnd"/>
+      <w:r>
+        <w:rPr>
+          <w:rFonts w:ascii="Cascadia Mono" w:hAnsi="Cascadia Mono" w:cs="Cascadia Mono"/>
+          <w:color w:val="000000"/>
+          <w:sz w:val="19"/>
+          <w:szCs w:val="19"/>
+        </w:rPr>
+        <w:t xml:space="preserve"> = 15, Point = 4, Force = 10, </w:t>
+      </w:r>
+      <w:proofErr w:type="spellStart"/>
+      <w:r>
+        <w:rPr>
+          <w:rFonts w:ascii="Cascadia Mono" w:hAnsi="Cascadia Mono" w:cs="Cascadia Mono"/>
+          <w:color w:val="000000"/>
+          <w:sz w:val="19"/>
+          <w:szCs w:val="19"/>
+        </w:rPr>
+        <w:t>ShortDesc</w:t>
+      </w:r>
+      <w:proofErr w:type="spellEnd"/>
+      <w:r>
+        <w:rPr>
+          <w:rFonts w:ascii="Cascadia Mono" w:hAnsi="Cascadia Mono" w:cs="Cascadia Mono"/>
+          <w:color w:val="000000"/>
+          <w:sz w:val="19"/>
+          <w:szCs w:val="19"/>
+        </w:rPr>
+        <w:t xml:space="preserve"> = </w:t>
       </w:r>
       <w:r>
         <w:rPr>
@@ -8051,7 +10570,27 @@
           <w:sz w:val="19"/>
           <w:szCs w:val="19"/>
         </w:rPr>
-        <w:t>"Clicker"</w:t>
+        <w:t>"</w:t>
+      </w:r>
+      <w:proofErr w:type="spellStart"/>
+      <w:r>
+        <w:rPr>
+          <w:rFonts w:ascii="Cascadia Mono" w:hAnsi="Cascadia Mono" w:cs="Cascadia Mono"/>
+          <w:color w:val="A31515"/>
+          <w:sz w:val="19"/>
+          <w:szCs w:val="19"/>
+        </w:rPr>
+        <w:t>Clicker</w:t>
+      </w:r>
+      <w:proofErr w:type="spellEnd"/>
+      <w:r>
+        <w:rPr>
+          <w:rFonts w:ascii="Cascadia Mono" w:hAnsi="Cascadia Mono" w:cs="Cascadia Mono"/>
+          <w:color w:val="A31515"/>
+          <w:sz w:val="19"/>
+          <w:szCs w:val="19"/>
+        </w:rPr>
+        <w:t>"</w:t>
       </w:r>
       <w:r>
         <w:rPr>
@@ -8099,7 +10638,47 @@
           <w:sz w:val="19"/>
           <w:szCs w:val="19"/>
         </w:rPr>
-        <w:t xml:space="preserve"> ZombieTypeId = 2 },</w:t>
+        <w:t xml:space="preserve"> </w:t>
+      </w:r>
+      <w:proofErr w:type="spellStart"/>
+      <w:r>
+        <w:rPr>
+          <w:rFonts w:ascii="Cascadia Mono" w:hAnsi="Cascadia Mono" w:cs="Cascadia Mono"/>
+          <w:color w:val="000000"/>
+          <w:sz w:val="19"/>
+          <w:szCs w:val="19"/>
+        </w:rPr>
+        <w:t>ZombieTypeId</w:t>
+      </w:r>
+      <w:proofErr w:type="spellEnd"/>
+      <w:r>
+        <w:rPr>
+          <w:rFonts w:ascii="Cascadia Mono" w:hAnsi="Cascadia Mono" w:cs="Cascadia Mono"/>
+          <w:color w:val="000000"/>
+          <w:sz w:val="19"/>
+          <w:szCs w:val="19"/>
+        </w:rPr>
+        <w:t xml:space="preserve"> = </w:t>
+      </w:r>
+      <w:proofErr w:type="gramStart"/>
+      <w:r>
+        <w:rPr>
+          <w:rFonts w:ascii="Cascadia Mono" w:hAnsi="Cascadia Mono" w:cs="Cascadia Mono"/>
+          <w:color w:val="000000"/>
+          <w:sz w:val="19"/>
+          <w:szCs w:val="19"/>
+        </w:rPr>
+        <w:t>2 }</w:t>
+      </w:r>
+      <w:proofErr w:type="gramEnd"/>
+      <w:r>
+        <w:rPr>
+          <w:rFonts w:ascii="Cascadia Mono" w:hAnsi="Cascadia Mono" w:cs="Cascadia Mono"/>
+          <w:color w:val="000000"/>
+          <w:sz w:val="19"/>
+          <w:szCs w:val="19"/>
+        </w:rPr>
+        <w:t>,</w:t>
       </w:r>
     </w:p>
     <w:p>
@@ -8150,6 +10729,7 @@
         </w:rPr>
         <w:t xml:space="preserve">  </w:t>
       </w:r>
+      <w:proofErr w:type="gramStart"/>
       <w:r>
         <w:rPr>
           <w:rFonts w:ascii="Cascadia Mono" w:hAnsi="Cascadia Mono" w:cs="Cascadia Mono"/>
@@ -8159,14 +10739,55 @@
         </w:rPr>
         <w:t>new</w:t>
       </w:r>
-      <w:r>
-        <w:rPr>
-          <w:rFonts w:ascii="Cascadia Mono" w:hAnsi="Cascadia Mono" w:cs="Cascadia Mono"/>
-          <w:color w:val="000000"/>
-          <w:sz w:val="19"/>
-          <w:szCs w:val="19"/>
-        </w:rPr>
-        <w:t xml:space="preserve"> Zombie { Id = 16, Point = 10, Force = 12, ShortDesc = </w:t>
+      <w:proofErr w:type="gramEnd"/>
+      <w:r>
+        <w:rPr>
+          <w:rFonts w:ascii="Cascadia Mono" w:hAnsi="Cascadia Mono" w:cs="Cascadia Mono"/>
+          <w:color w:val="000000"/>
+          <w:sz w:val="19"/>
+          <w:szCs w:val="19"/>
+        </w:rPr>
+        <w:t xml:space="preserve"> Zombie </w:t>
+      </w:r>
+      <w:proofErr w:type="gramStart"/>
+      <w:r>
+        <w:rPr>
+          <w:rFonts w:ascii="Cascadia Mono" w:hAnsi="Cascadia Mono" w:cs="Cascadia Mono"/>
+          <w:color w:val="000000"/>
+          <w:sz w:val="19"/>
+          <w:szCs w:val="19"/>
+        </w:rPr>
+        <w:t>{ Id</w:t>
+      </w:r>
+      <w:proofErr w:type="gramEnd"/>
+      <w:r>
+        <w:rPr>
+          <w:rFonts w:ascii="Cascadia Mono" w:hAnsi="Cascadia Mono" w:cs="Cascadia Mono"/>
+          <w:color w:val="000000"/>
+          <w:sz w:val="19"/>
+          <w:szCs w:val="19"/>
+        </w:rPr>
+        <w:t xml:space="preserve"> = 16, Point = 10, Force = 12, </w:t>
+      </w:r>
+      <w:proofErr w:type="spellStart"/>
+      <w:r>
+        <w:rPr>
+          <w:rFonts w:ascii="Cascadia Mono" w:hAnsi="Cascadia Mono" w:cs="Cascadia Mono"/>
+          <w:color w:val="000000"/>
+          <w:sz w:val="19"/>
+          <w:szCs w:val="19"/>
+        </w:rPr>
+        <w:t>ShortDesc</w:t>
+      </w:r>
+      <w:proofErr w:type="spellEnd"/>
+      <w:r>
+        <w:rPr>
+          <w:rFonts w:ascii="Cascadia Mono" w:hAnsi="Cascadia Mono" w:cs="Cascadia Mono"/>
+          <w:color w:val="000000"/>
+          <w:sz w:val="19"/>
+          <w:szCs w:val="19"/>
+        </w:rPr>
+        <w:t xml:space="preserve"> = </w:t>
       </w:r>
       <w:r>
         <w:rPr>
@@ -8193,6 +10814,64 @@
           <w:sz w:val="19"/>
           <w:szCs w:val="19"/>
         </w:rPr>
+        <w:t>"</w:t>
+      </w:r>
+      <w:proofErr w:type="spellStart"/>
+      <w:r>
+        <w:rPr>
+          <w:rFonts w:ascii="Cascadia Mono" w:hAnsi="Cascadia Mono" w:cs="Cascadia Mono"/>
+          <w:color w:val="A31515"/>
+          <w:sz w:val="19"/>
+          <w:szCs w:val="19"/>
+        </w:rPr>
+        <w:t>TeamsZombie</w:t>
+      </w:r>
+      <w:proofErr w:type="spellEnd"/>
+      <w:r>
+        <w:rPr>
+          <w:rFonts w:ascii="Cascadia Mono" w:hAnsi="Cascadia Mono" w:cs="Cascadia Mono"/>
+          <w:color w:val="A31515"/>
+          <w:sz w:val="19"/>
+          <w:szCs w:val="19"/>
+        </w:rPr>
+        <w:t xml:space="preserve"> </w:t>
+      </w:r>
+      <w:r>
+        <w:rPr>
+          <w:rFonts w:ascii="Cascadia Mono" w:hAnsi="Cascadia Mono" w:cs="Cascadia Mono"/>
+          <w:color w:val="A31515"/>
+          <w:sz w:val="19"/>
+          <w:szCs w:val="19"/>
+        </w:rPr>
+        <w:t>"</w:t>
+      </w:r>
+      <w:r>
+        <w:rPr>
+          <w:rFonts w:ascii="Cascadia Mono" w:hAnsi="Cascadia Mono" w:cs="Cascadia Mono"/>
+          <w:color w:val="000000"/>
+          <w:sz w:val="19"/>
+          <w:szCs w:val="19"/>
+        </w:rPr>
+        <w:t xml:space="preserve">, </w:t>
+      </w:r>
+      <w:r>
+        <w:rPr>
+          <w:rFonts w:ascii="Cascadia Mono" w:hAnsi="Cascadia Mono" w:cs="Cascadia Mono"/>
+          <w:color w:val="000000"/>
+          <w:sz w:val="19"/>
+          <w:szCs w:val="19"/>
+          <w:highlight w:val="green"/>
+        </w:rPr>
+        <w:t xml:space="preserve">Image = </w:t>
+      </w:r>
+      <w:r>
+        <w:rPr>
+          <w:rFonts w:ascii="Cascadia Mono" w:hAnsi="Cascadia Mono" w:cs="Cascadia Mono"/>
+          <w:color w:val="A31515"/>
+          <w:sz w:val="19"/>
+          <w:szCs w:val="19"/>
+          <w:highlight w:val="green"/>
+        </w:rPr>
         <w:t>"TeamsZombie</w:t>
       </w:r>
       <w:r>
@@ -8201,85 +10880,78 @@
           <w:color w:val="A31515"/>
           <w:sz w:val="19"/>
           <w:szCs w:val="19"/>
+          <w:highlight w:val="green"/>
+        </w:rPr>
+        <w:t>.png</w:t>
+      </w:r>
+      <w:r>
+        <w:rPr>
+          <w:rFonts w:ascii="Cascadia Mono" w:hAnsi="Cascadia Mono" w:cs="Cascadia Mono"/>
+          <w:color w:val="A31515"/>
+          <w:sz w:val="19"/>
+          <w:szCs w:val="19"/>
+          <w:highlight w:val="green"/>
+        </w:rPr>
+        <w:t>"</w:t>
+      </w:r>
+      <w:r>
+        <w:rPr>
+          <w:rFonts w:ascii="Cascadia Mono" w:hAnsi="Cascadia Mono" w:cs="Cascadia Mono"/>
+          <w:color w:val="000000"/>
+          <w:sz w:val="19"/>
+          <w:szCs w:val="19"/>
+          <w:highlight w:val="green"/>
+        </w:rPr>
+        <w:t>,</w:t>
+      </w:r>
+      <w:r>
+        <w:rPr>
+          <w:rFonts w:ascii="Cascadia Mono" w:hAnsi="Cascadia Mono" w:cs="Cascadia Mono"/>
+          <w:color w:val="000000"/>
+          <w:sz w:val="19"/>
+          <w:szCs w:val="19"/>
         </w:rPr>
         <w:t xml:space="preserve"> </w:t>
       </w:r>
-      <w:r>
-        <w:rPr>
-          <w:rFonts w:ascii="Cascadia Mono" w:hAnsi="Cascadia Mono" w:cs="Cascadia Mono"/>
-          <w:color w:val="A31515"/>
-          <w:sz w:val="19"/>
-          <w:szCs w:val="19"/>
-        </w:rPr>
-        <w:t>"</w:t>
-      </w:r>
-      <w:r>
-        <w:rPr>
-          <w:rFonts w:ascii="Cascadia Mono" w:hAnsi="Cascadia Mono" w:cs="Cascadia Mono"/>
-          <w:color w:val="000000"/>
-          <w:sz w:val="19"/>
-          <w:szCs w:val="19"/>
-        </w:rPr>
-        <w:t xml:space="preserve">, </w:t>
-      </w:r>
-      <w:r>
-        <w:rPr>
-          <w:rFonts w:ascii="Cascadia Mono" w:hAnsi="Cascadia Mono" w:cs="Cascadia Mono"/>
-          <w:color w:val="000000"/>
-          <w:sz w:val="19"/>
-          <w:szCs w:val="19"/>
-          <w:highlight w:val="green"/>
-        </w:rPr>
-        <w:t xml:space="preserve">Image = </w:t>
-      </w:r>
-      <w:r>
-        <w:rPr>
-          <w:rFonts w:ascii="Cascadia Mono" w:hAnsi="Cascadia Mono" w:cs="Cascadia Mono"/>
-          <w:color w:val="A31515"/>
-          <w:sz w:val="19"/>
-          <w:szCs w:val="19"/>
-          <w:highlight w:val="green"/>
-        </w:rPr>
-        <w:t>"TeamsZombie</w:t>
-      </w:r>
-      <w:r>
-        <w:rPr>
-          <w:rFonts w:ascii="Cascadia Mono" w:hAnsi="Cascadia Mono" w:cs="Cascadia Mono"/>
-          <w:color w:val="A31515"/>
-          <w:sz w:val="19"/>
-          <w:szCs w:val="19"/>
-          <w:highlight w:val="green"/>
-        </w:rPr>
-        <w:t>.png</w:t>
-      </w:r>
-      <w:r>
-        <w:rPr>
-          <w:rFonts w:ascii="Cascadia Mono" w:hAnsi="Cascadia Mono" w:cs="Cascadia Mono"/>
-          <w:color w:val="A31515"/>
-          <w:sz w:val="19"/>
-          <w:szCs w:val="19"/>
-          <w:highlight w:val="green"/>
-        </w:rPr>
-        <w:t>"</w:t>
-      </w:r>
-      <w:r>
-        <w:rPr>
-          <w:rFonts w:ascii="Cascadia Mono" w:hAnsi="Cascadia Mono" w:cs="Cascadia Mono"/>
-          <w:color w:val="000000"/>
-          <w:sz w:val="19"/>
-          <w:szCs w:val="19"/>
-          <w:highlight w:val="green"/>
+      <w:proofErr w:type="spellStart"/>
+      <w:r>
+        <w:rPr>
+          <w:rFonts w:ascii="Cascadia Mono" w:hAnsi="Cascadia Mono" w:cs="Cascadia Mono"/>
+          <w:color w:val="000000"/>
+          <w:sz w:val="19"/>
+          <w:szCs w:val="19"/>
+        </w:rPr>
+        <w:t>ZombieTypeId</w:t>
+      </w:r>
+      <w:proofErr w:type="spellEnd"/>
+      <w:r>
+        <w:rPr>
+          <w:rFonts w:ascii="Cascadia Mono" w:hAnsi="Cascadia Mono" w:cs="Cascadia Mono"/>
+          <w:color w:val="000000"/>
+          <w:sz w:val="19"/>
+          <w:szCs w:val="19"/>
+        </w:rPr>
+        <w:t xml:space="preserve"> = </w:t>
+      </w:r>
+      <w:proofErr w:type="gramStart"/>
+      <w:r>
+        <w:rPr>
+          <w:rFonts w:ascii="Cascadia Mono" w:hAnsi="Cascadia Mono" w:cs="Cascadia Mono"/>
+          <w:color w:val="000000"/>
+          <w:sz w:val="19"/>
+          <w:szCs w:val="19"/>
+        </w:rPr>
+        <w:t>3 }</w:t>
+      </w:r>
+      <w:proofErr w:type="gramEnd"/>
+      <w:r>
+        <w:rPr>
+          <w:rFonts w:ascii="Cascadia Mono" w:hAnsi="Cascadia Mono" w:cs="Cascadia Mono"/>
+          <w:color w:val="000000"/>
+          <w:sz w:val="19"/>
+          <w:szCs w:val="19"/>
         </w:rPr>
         <w:t>,</w:t>
-      </w:r>
-      <w:r>
-        <w:rPr>
-          <w:rFonts w:ascii="Cascadia Mono" w:hAnsi="Cascadia Mono" w:cs="Cascadia Mono"/>
-          <w:color w:val="000000"/>
-          <w:sz w:val="19"/>
-          <w:szCs w:val="19"/>
-        </w:rPr>
-        <w:t xml:space="preserve"> ZombieTypeId = 3 },</w:t>
       </w:r>
     </w:p>
     <w:p>
@@ -8330,6 +11002,7 @@
         </w:rPr>
         <w:t xml:space="preserve">  </w:t>
       </w:r>
+      <w:proofErr w:type="gramStart"/>
       <w:r>
         <w:rPr>
           <w:rFonts w:ascii="Cascadia Mono" w:hAnsi="Cascadia Mono" w:cs="Cascadia Mono"/>
@@ -8339,14 +11012,55 @@
         </w:rPr>
         <w:t>new</w:t>
       </w:r>
-      <w:r>
-        <w:rPr>
-          <w:rFonts w:ascii="Cascadia Mono" w:hAnsi="Cascadia Mono" w:cs="Cascadia Mono"/>
-          <w:color w:val="000000"/>
-          <w:sz w:val="19"/>
-          <w:szCs w:val="19"/>
-        </w:rPr>
-        <w:t xml:space="preserve"> Zombie { Id = 17, Point = 4, Force = 20, ShortDesc = </w:t>
+      <w:proofErr w:type="gramEnd"/>
+      <w:r>
+        <w:rPr>
+          <w:rFonts w:ascii="Cascadia Mono" w:hAnsi="Cascadia Mono" w:cs="Cascadia Mono"/>
+          <w:color w:val="000000"/>
+          <w:sz w:val="19"/>
+          <w:szCs w:val="19"/>
+        </w:rPr>
+        <w:t xml:space="preserve"> Zombie </w:t>
+      </w:r>
+      <w:proofErr w:type="gramStart"/>
+      <w:r>
+        <w:rPr>
+          <w:rFonts w:ascii="Cascadia Mono" w:hAnsi="Cascadia Mono" w:cs="Cascadia Mono"/>
+          <w:color w:val="000000"/>
+          <w:sz w:val="19"/>
+          <w:szCs w:val="19"/>
+        </w:rPr>
+        <w:t>{ Id</w:t>
+      </w:r>
+      <w:proofErr w:type="gramEnd"/>
+      <w:r>
+        <w:rPr>
+          <w:rFonts w:ascii="Cascadia Mono" w:hAnsi="Cascadia Mono" w:cs="Cascadia Mono"/>
+          <w:color w:val="000000"/>
+          <w:sz w:val="19"/>
+          <w:szCs w:val="19"/>
+        </w:rPr>
+        <w:t xml:space="preserve"> = 17, Point = 4, Force = 20, </w:t>
+      </w:r>
+      <w:proofErr w:type="spellStart"/>
+      <w:r>
+        <w:rPr>
+          <w:rFonts w:ascii="Cascadia Mono" w:hAnsi="Cascadia Mono" w:cs="Cascadia Mono"/>
+          <w:color w:val="000000"/>
+          <w:sz w:val="19"/>
+          <w:szCs w:val="19"/>
+        </w:rPr>
+        <w:t>ShortDesc</w:t>
+      </w:r>
+      <w:proofErr w:type="spellEnd"/>
+      <w:r>
+        <w:rPr>
+          <w:rFonts w:ascii="Cascadia Mono" w:hAnsi="Cascadia Mono" w:cs="Cascadia Mono"/>
+          <w:color w:val="000000"/>
+          <w:sz w:val="19"/>
+          <w:szCs w:val="19"/>
+        </w:rPr>
+        <w:t xml:space="preserve"> = </w:t>
       </w:r>
       <w:r>
         <w:rPr>
@@ -8421,8 +11135,39 @@
           <w:sz w:val="19"/>
           <w:szCs w:val="19"/>
         </w:rPr>
-        <w:t xml:space="preserve"> ZombieTypeId = 3 }</w:t>
-      </w:r>
+        <w:t xml:space="preserve"> </w:t>
+      </w:r>
+      <w:proofErr w:type="spellStart"/>
+      <w:r>
+        <w:rPr>
+          <w:rFonts w:ascii="Cascadia Mono" w:hAnsi="Cascadia Mono" w:cs="Cascadia Mono"/>
+          <w:color w:val="000000"/>
+          <w:sz w:val="19"/>
+          <w:szCs w:val="19"/>
+        </w:rPr>
+        <w:t>ZombieTypeId</w:t>
+      </w:r>
+      <w:proofErr w:type="spellEnd"/>
+      <w:r>
+        <w:rPr>
+          <w:rFonts w:ascii="Cascadia Mono" w:hAnsi="Cascadia Mono" w:cs="Cascadia Mono"/>
+          <w:color w:val="000000"/>
+          <w:sz w:val="19"/>
+          <w:szCs w:val="19"/>
+        </w:rPr>
+        <w:t xml:space="preserve"> = </w:t>
+      </w:r>
+      <w:proofErr w:type="gramStart"/>
+      <w:r>
+        <w:rPr>
+          <w:rFonts w:ascii="Cascadia Mono" w:hAnsi="Cascadia Mono" w:cs="Cascadia Mono"/>
+          <w:color w:val="000000"/>
+          <w:sz w:val="19"/>
+          <w:szCs w:val="19"/>
+        </w:rPr>
+        <w:t>3 }</w:t>
+      </w:r>
+      <w:proofErr w:type="gramEnd"/>
     </w:p>
     <w:p>
       <w:pPr>
@@ -8498,6 +11243,7 @@
       <w:r>
         <w:t xml:space="preserve">Ajoutez une migration </w:t>
       </w:r>
+      <w:proofErr w:type="spellStart"/>
       <w:r>
         <w:rPr>
           <w:b/>
@@ -8505,6 +11251,7 @@
         </w:rPr>
         <w:t>AjoutZombieImage</w:t>
       </w:r>
+      <w:proofErr w:type="spellEnd"/>
     </w:p>
     <w:p>
       <w:pPr>
@@ -8525,8 +11272,19 @@
           <w:i/>
           <w:iCs/>
         </w:rPr>
-        <w:t>update-database</w:t>
-      </w:r>
+        <w:t>update-</w:t>
+      </w:r>
+      <w:proofErr w:type="spellStart"/>
+      <w:r>
+        <w:rPr>
+          <w:b/>
+          <w:bCs/>
+          <w:i/>
+          <w:iCs/>
+        </w:rPr>
+        <w:t>database</w:t>
+      </w:r>
+      <w:proofErr w:type="spellEnd"/>
     </w:p>
     <w:p>
       <w:pPr>
@@ -8583,8 +11341,17 @@
           <w:b/>
           <w:bCs/>
         </w:rPr>
-        <w:t>_ZombieCard</w:t>
-      </w:r>
+        <w:t>_</w:t>
+      </w:r>
+      <w:proofErr w:type="spellStart"/>
+      <w:r>
+        <w:rPr>
+          <w:b/>
+          <w:bCs/>
+        </w:rPr>
+        <w:t>ZombieCard</w:t>
+      </w:r>
+      <w:proofErr w:type="spellEnd"/>
     </w:p>
     <w:p>
       <w:pPr>
@@ -8629,6 +11396,7 @@
         </w:rPr>
         <w:t>&lt;</w:t>
       </w:r>
+      <w:proofErr w:type="spellStart"/>
       <w:r>
         <w:rPr>
           <w:rFonts w:ascii="Cascadia Mono" w:hAnsi="Cascadia Mono" w:cs="Cascadia Mono"/>
@@ -8639,6 +11407,7 @@
         </w:rPr>
         <w:t>img</w:t>
       </w:r>
+      <w:proofErr w:type="spellEnd"/>
       <w:r>
         <w:rPr>
           <w:rFonts w:ascii="Cascadia Mono" w:hAnsi="Cascadia Mono" w:cs="Cascadia Mono"/>
@@ -8667,7 +11436,51 @@
           <w:szCs w:val="19"/>
           <w:lang w:val="en-CA"/>
         </w:rPr>
-        <w:t>="card-img-top img-fluid d-block mx-auto mb-3"</w:t>
+        <w:t>="card-</w:t>
+      </w:r>
+      <w:proofErr w:type="spellStart"/>
+      <w:r>
+        <w:rPr>
+          <w:rFonts w:ascii="Cascadia Mono" w:hAnsi="Cascadia Mono" w:cs="Cascadia Mono"/>
+          <w:color w:val="0000FF"/>
+          <w:sz w:val="19"/>
+          <w:szCs w:val="19"/>
+          <w:lang w:val="en-CA"/>
+        </w:rPr>
+        <w:t>img</w:t>
+      </w:r>
+      <w:proofErr w:type="spellEnd"/>
+      <w:r>
+        <w:rPr>
+          <w:rFonts w:ascii="Cascadia Mono" w:hAnsi="Cascadia Mono" w:cs="Cascadia Mono"/>
+          <w:color w:val="0000FF"/>
+          <w:sz w:val="19"/>
+          <w:szCs w:val="19"/>
+          <w:lang w:val="en-CA"/>
+        </w:rPr>
+        <w:t xml:space="preserve">-top </w:t>
+      </w:r>
+      <w:proofErr w:type="spellStart"/>
+      <w:r>
+        <w:rPr>
+          <w:rFonts w:ascii="Cascadia Mono" w:hAnsi="Cascadia Mono" w:cs="Cascadia Mono"/>
+          <w:color w:val="0000FF"/>
+          <w:sz w:val="19"/>
+          <w:szCs w:val="19"/>
+          <w:lang w:val="en-CA"/>
+        </w:rPr>
+        <w:t>img</w:t>
+      </w:r>
+      <w:proofErr w:type="spellEnd"/>
+      <w:r>
+        <w:rPr>
+          <w:rFonts w:ascii="Cascadia Mono" w:hAnsi="Cascadia Mono" w:cs="Cascadia Mono"/>
+          <w:color w:val="0000FF"/>
+          <w:sz w:val="19"/>
+          <w:szCs w:val="19"/>
+          <w:lang w:val="en-CA"/>
+        </w:rPr>
+        <w:t>-fluid d-block mx-auto mb-3"</w:t>
       </w:r>
       <w:r>
         <w:rPr>
@@ -8732,6 +11545,7 @@
         </w:rPr>
         <w:t>.ImagePathZombies@(</w:t>
       </w:r>
+      <w:proofErr w:type="gramStart"/>
       <w:r>
         <w:rPr>
           <w:rFonts w:ascii="Cascadia Mono" w:hAnsi="Cascadia Mono" w:cs="Cascadia Mono"/>
@@ -8752,8 +11566,45 @@
           <w:highlight w:val="cyan"/>
           <w:lang w:val="en-CA"/>
         </w:rPr>
-        <w:t xml:space="preserve">.IsNullOrWhiteSpace(Model.Image) ? </w:t>
-      </w:r>
+        <w:t>.IsNullOrWhiteSpace</w:t>
+      </w:r>
+      <w:proofErr w:type="gramEnd"/>
+      <w:r>
+        <w:rPr>
+          <w:rFonts w:ascii="Cascadia Mono" w:hAnsi="Cascadia Mono" w:cs="Cascadia Mono"/>
+          <w:color w:val="000000"/>
+          <w:sz w:val="19"/>
+          <w:szCs w:val="19"/>
+          <w:highlight w:val="cyan"/>
+          <w:lang w:val="en-CA"/>
+        </w:rPr>
+        <w:t>(Model.Image</w:t>
+      </w:r>
+      <w:proofErr w:type="gramStart"/>
+      <w:r>
+        <w:rPr>
+          <w:rFonts w:ascii="Cascadia Mono" w:hAnsi="Cascadia Mono" w:cs="Cascadia Mono"/>
+          <w:color w:val="000000"/>
+          <w:sz w:val="19"/>
+          <w:szCs w:val="19"/>
+          <w:highlight w:val="cyan"/>
+          <w:lang w:val="en-CA"/>
+        </w:rPr>
+        <w:t>) ?</w:t>
+      </w:r>
+      <w:proofErr w:type="gramEnd"/>
+      <w:r>
+        <w:rPr>
+          <w:rFonts w:ascii="Cascadia Mono" w:hAnsi="Cascadia Mono" w:cs="Cascadia Mono"/>
+          <w:color w:val="000000"/>
+          <w:sz w:val="19"/>
+          <w:szCs w:val="19"/>
+          <w:highlight w:val="cyan"/>
+          <w:lang w:val="en-CA"/>
+        </w:rPr>
+        <w:t xml:space="preserve"> </w:t>
+      </w:r>
+      <w:proofErr w:type="spellStart"/>
       <w:r>
         <w:rPr>
           <w:rFonts w:ascii="Cascadia Mono" w:hAnsi="Cascadia Mono" w:cs="Cascadia Mono"/>
@@ -8772,7 +11623,40 @@
           <w:szCs w:val="19"/>
           <w:highlight w:val="cyan"/>
         </w:rPr>
-        <w:t>.ImageGeneric : Model.Image)</w:t>
+        <w:t>.ImageGeneric</w:t>
+      </w:r>
+      <w:proofErr w:type="spellEnd"/>
+      <w:r>
+        <w:rPr>
+          <w:rFonts w:ascii="Cascadia Mono" w:hAnsi="Cascadia Mono" w:cs="Cascadia Mono"/>
+          <w:color w:val="000000"/>
+          <w:sz w:val="19"/>
+          <w:szCs w:val="19"/>
+          <w:highlight w:val="cyan"/>
+        </w:rPr>
+        <w:t xml:space="preserve"> : </w:t>
+      </w:r>
+      <w:proofErr w:type="spellStart"/>
+      <w:r>
+        <w:rPr>
+          <w:rFonts w:ascii="Cascadia Mono" w:hAnsi="Cascadia Mono" w:cs="Cascadia Mono"/>
+          <w:color w:val="000000"/>
+          <w:sz w:val="19"/>
+          <w:szCs w:val="19"/>
+          <w:highlight w:val="cyan"/>
+        </w:rPr>
+        <w:t>Model.Image</w:t>
+      </w:r>
+      <w:proofErr w:type="spellEnd"/>
+      <w:r>
+        <w:rPr>
+          <w:rFonts w:ascii="Cascadia Mono" w:hAnsi="Cascadia Mono" w:cs="Cascadia Mono"/>
+          <w:color w:val="000000"/>
+          <w:sz w:val="19"/>
+          <w:szCs w:val="19"/>
+          <w:highlight w:val="cyan"/>
+        </w:rPr>
+        <w:t>)</w:t>
       </w:r>
       <w:r>
         <w:rPr>
@@ -8897,42 +11781,53 @@
       <w:r>
         <w:t xml:space="preserve"> </w:t>
       </w:r>
+      <w:proofErr w:type="spellStart"/>
       <w:r>
         <w:rPr>
           <w:b/>
           <w:bCs/>
         </w:rPr>
-        <w:t>FichiersComplementaires/</w:t>
-      </w:r>
+        <w:t>FichiersComplementaires</w:t>
+      </w:r>
+      <w:proofErr w:type="spellEnd"/>
       <w:r>
         <w:rPr>
           <w:b/>
           <w:bCs/>
         </w:rPr>
-        <w:t>zombies</w:t>
+        <w:t>/</w:t>
       </w:r>
       <w:r>
         <w:rPr>
           <w:b/>
           <w:bCs/>
         </w:rPr>
-        <w:t xml:space="preserve"> </w:t>
-      </w:r>
-      <w:r>
-        <w:t xml:space="preserve">dans le dossier </w:t>
+        <w:t>zombies</w:t>
       </w:r>
       <w:r>
         <w:rPr>
           <w:b/>
           <w:bCs/>
         </w:rPr>
-        <w:t>wwwroot</w:t>
-      </w:r>
+        <w:t xml:space="preserve"> </w:t>
+      </w:r>
+      <w:r>
+        <w:t xml:space="preserve">dans le dossier </w:t>
+      </w:r>
+      <w:proofErr w:type="spellStart"/>
       <w:r>
         <w:rPr>
           <w:b/>
           <w:bCs/>
         </w:rPr>
+        <w:t>wwwroot</w:t>
+      </w:r>
+      <w:proofErr w:type="spellEnd"/>
+      <w:r>
+        <w:rPr>
+          <w:b/>
+          <w:bCs/>
+        </w:rPr>
         <w:t>/images/zombies</w:t>
       </w:r>
     </w:p>
@@ -8954,7 +11849,15 @@
         <w:t xml:space="preserve">zombie. </w:t>
       </w:r>
       <w:r>
-        <w:t>Un numéro aléatoire (guid) sera alloué aux nouvelles images.</w:t>
+        <w:t>Un numéro aléatoire (</w:t>
+      </w:r>
+      <w:proofErr w:type="spellStart"/>
+      <w:r>
+        <w:t>guid</w:t>
+      </w:r>
+      <w:proofErr w:type="spellEnd"/>
+      <w:r>
+        <w:t>) sera alloué aux nouvelles images.</w:t>
       </w:r>
       <w:r>
         <w:t xml:space="preserve"> </w:t>
@@ -8962,6 +11865,7 @@
       <w:r>
         <w:t xml:space="preserve">Vous avez des images pour tester la création de nouveaux zombies dans le dossier </w:t>
       </w:r>
+      <w:proofErr w:type="spellStart"/>
       <w:r>
         <w:rPr>
           <w:b/>
@@ -8969,6 +11873,7 @@
         </w:rPr>
         <w:t>FichiersComplementaires</w:t>
       </w:r>
+      <w:proofErr w:type="spellEnd"/>
       <w:r>
         <w:rPr>
           <w:b/>
@@ -8976,6 +11881,7 @@
         </w:rPr>
         <w:t>/</w:t>
       </w:r>
+      <w:proofErr w:type="gramStart"/>
       <w:r>
         <w:rPr>
           <w:b/>
@@ -8997,6 +11903,7 @@
         </w:rPr>
         <w:t>zombies</w:t>
       </w:r>
+      <w:proofErr w:type="gramEnd"/>
       <w:r>
         <w:t>, mais rien ne vous empêche d’en prendre d’autres.</w:t>
       </w:r>
@@ -9039,6 +11946,7 @@
       <w:r>
         <w:t xml:space="preserve">Ouvrez le </w:t>
       </w:r>
+      <w:proofErr w:type="spellStart"/>
       <w:r>
         <w:rPr>
           <w:b/>
@@ -9046,12 +11954,14 @@
         </w:rPr>
         <w:t>ZombieController</w:t>
       </w:r>
+      <w:proofErr w:type="spellEnd"/>
       <w:r>
         <w:t xml:space="preserve">, ajoutez la gestion des constantes du site </w:t>
       </w:r>
       <w:r>
         <w:t xml:space="preserve">via </w:t>
       </w:r>
+      <w:proofErr w:type="spellStart"/>
       <w:r>
         <w:rPr>
           <w:rFonts w:ascii="Consolas" w:eastAsia="Times New Roman" w:hAnsi="Consolas" w:cs="Courier New"/>
@@ -9059,6 +11969,7 @@
         </w:rPr>
         <w:t>IWebHostEnvironment</w:t>
       </w:r>
+      <w:proofErr w:type="spellEnd"/>
     </w:p>
     <w:p>
       <w:pPr>
@@ -9127,6 +12038,8 @@
         </w:rPr>
         <w:t> </w:t>
       </w:r>
+      <w:proofErr w:type="spellStart"/>
+      <w:proofErr w:type="gramStart"/>
       <w:r>
         <w:rPr>
           <w:rFonts w:ascii="Consolas" w:eastAsia="Times New Roman" w:hAnsi="Consolas" w:cs="Courier New"/>
@@ -9143,13 +12056,23 @@
         </w:rPr>
         <w:t>Controller</w:t>
       </w:r>
+      <w:proofErr w:type="spellEnd"/>
       <w:r>
         <w:rPr>
           <w:rFonts w:ascii="Consolas" w:eastAsia="Times New Roman" w:hAnsi="Consolas" w:cs="Courier New"/>
           <w:color w:val="000000"/>
           <w:lang w:val="en-CA"/>
         </w:rPr>
-        <w:t> : Controller</w:t>
+        <w:t> :</w:t>
+      </w:r>
+      <w:proofErr w:type="gramEnd"/>
+      <w:r>
+        <w:rPr>
+          <w:rFonts w:ascii="Consolas" w:eastAsia="Times New Roman" w:hAnsi="Consolas" w:cs="Courier New"/>
+          <w:color w:val="000000"/>
+          <w:lang w:val="en-CA"/>
+        </w:rPr>
+        <w:t> Controller</w:t>
       </w:r>
     </w:p>
     <w:p>
@@ -9255,6 +12178,7 @@
         </w:rPr>
         <w:t> </w:t>
       </w:r>
+      <w:proofErr w:type="spellStart"/>
       <w:r>
         <w:rPr>
           <w:rFonts w:ascii="Consolas" w:eastAsia="Times New Roman" w:hAnsi="Consolas" w:cs="Courier New"/>
@@ -9263,6 +12187,7 @@
         </w:rPr>
         <w:t>readonly</w:t>
       </w:r>
+      <w:proofErr w:type="spellEnd"/>
       <w:r>
         <w:rPr>
           <w:rFonts w:ascii="Consolas" w:eastAsia="Times New Roman" w:hAnsi="Consolas" w:cs="Courier New"/>
@@ -9271,22 +12196,33 @@
         </w:rPr>
         <w:t> </w:t>
       </w:r>
+      <w:proofErr w:type="spellStart"/>
       <w:r>
         <w:rPr>
           <w:rFonts w:ascii="Consolas" w:eastAsia="Times New Roman" w:hAnsi="Consolas" w:cs="Courier New"/>
           <w:color w:val="000000"/>
           <w:lang w:val="en-CA"/>
         </w:rPr>
-        <w:t xml:space="preserve">ZombiePartyDbContext </w:t>
-      </w:r>
+        <w:t>ZombiePartyDbContext</w:t>
+      </w:r>
+      <w:proofErr w:type="spellEnd"/>
       <w:r>
         <w:rPr>
           <w:rFonts w:ascii="Consolas" w:eastAsia="Times New Roman" w:hAnsi="Consolas" w:cs="Courier New"/>
           <w:color w:val="000000"/>
           <w:lang w:val="en-CA"/>
         </w:rPr>
+        <w:t xml:space="preserve"> </w:t>
+      </w:r>
+      <w:r>
+        <w:rPr>
+          <w:rFonts w:ascii="Consolas" w:eastAsia="Times New Roman" w:hAnsi="Consolas" w:cs="Courier New"/>
+          <w:color w:val="000000"/>
+          <w:lang w:val="en-CA"/>
+        </w:rPr>
         <w:t>_</w:t>
       </w:r>
+      <w:proofErr w:type="spellStart"/>
       <w:r>
         <w:rPr>
           <w:rFonts w:ascii="Consolas" w:eastAsia="Times New Roman" w:hAnsi="Consolas" w:cs="Courier New"/>
@@ -9295,6 +12231,7 @@
         </w:rPr>
         <w:t>baseDonnees</w:t>
       </w:r>
+      <w:proofErr w:type="spellEnd"/>
       <w:r>
         <w:rPr>
           <w:rFonts w:ascii="Consolas" w:eastAsia="Times New Roman" w:hAnsi="Consolas" w:cs="Courier New"/>
@@ -9365,6 +12302,7 @@
         </w:rPr>
         <w:t> </w:t>
       </w:r>
+      <w:proofErr w:type="spellStart"/>
       <w:r>
         <w:rPr>
           <w:rFonts w:ascii="Consolas" w:eastAsia="Times New Roman" w:hAnsi="Consolas" w:cs="Courier New"/>
@@ -9374,6 +12312,7 @@
         </w:rPr>
         <w:t>readonly</w:t>
       </w:r>
+      <w:proofErr w:type="spellEnd"/>
       <w:r>
         <w:rPr>
           <w:rFonts w:ascii="Consolas" w:eastAsia="Times New Roman" w:hAnsi="Consolas" w:cs="Courier New"/>
@@ -9381,7 +12320,47 @@
           <w:highlight w:val="green"/>
           <w:lang w:val="en-CA"/>
         </w:rPr>
-        <w:t> IWebHostEnvironment _webHostEnvironment;</w:t>
+        <w:t> </w:t>
+      </w:r>
+      <w:proofErr w:type="spellStart"/>
+      <w:r>
+        <w:rPr>
+          <w:rFonts w:ascii="Consolas" w:eastAsia="Times New Roman" w:hAnsi="Consolas" w:cs="Courier New"/>
+          <w:color w:val="000000"/>
+          <w:highlight w:val="green"/>
+          <w:lang w:val="en-CA"/>
+        </w:rPr>
+        <w:t>IWebHostEnvironment</w:t>
+      </w:r>
+      <w:proofErr w:type="spellEnd"/>
+      <w:r>
+        <w:rPr>
+          <w:rFonts w:ascii="Consolas" w:eastAsia="Times New Roman" w:hAnsi="Consolas" w:cs="Courier New"/>
+          <w:color w:val="000000"/>
+          <w:highlight w:val="green"/>
+          <w:lang w:val="en-CA"/>
+        </w:rPr>
+        <w:t> _</w:t>
+      </w:r>
+      <w:proofErr w:type="spellStart"/>
+      <w:r>
+        <w:rPr>
+          <w:rFonts w:ascii="Consolas" w:eastAsia="Times New Roman" w:hAnsi="Consolas" w:cs="Courier New"/>
+          <w:color w:val="000000"/>
+          <w:highlight w:val="green"/>
+          <w:lang w:val="en-CA"/>
+        </w:rPr>
+        <w:t>webHostEnvironment</w:t>
+      </w:r>
+      <w:proofErr w:type="spellEnd"/>
+      <w:r>
+        <w:rPr>
+          <w:rFonts w:ascii="Consolas" w:eastAsia="Times New Roman" w:hAnsi="Consolas" w:cs="Courier New"/>
+          <w:color w:val="000000"/>
+          <w:highlight w:val="green"/>
+          <w:lang w:val="en-CA"/>
+        </w:rPr>
+        <w:t>;</w:t>
       </w:r>
     </w:p>
     <w:p>
@@ -9487,6 +12466,8 @@
         </w:rPr>
         <w:t> </w:t>
       </w:r>
+      <w:proofErr w:type="spellStart"/>
+      <w:proofErr w:type="gramStart"/>
       <w:r>
         <w:rPr>
           <w:rFonts w:ascii="Consolas" w:eastAsia="Times New Roman" w:hAnsi="Consolas" w:cs="Courier New"/>
@@ -9503,6 +12484,7 @@
         </w:rPr>
         <w:t>Controller</w:t>
       </w:r>
+      <w:proofErr w:type="spellEnd"/>
       <w:r>
         <w:rPr>
           <w:rFonts w:ascii="Consolas" w:eastAsia="Times New Roman" w:hAnsi="Consolas" w:cs="Courier New"/>
@@ -9511,14 +12493,35 @@
         </w:rPr>
         <w:t>(</w:t>
       </w:r>
+      <w:proofErr w:type="spellStart"/>
+      <w:proofErr w:type="gramEnd"/>
       <w:r>
         <w:rPr>
           <w:rFonts w:ascii="Consolas" w:eastAsia="Times New Roman" w:hAnsi="Consolas" w:cs="Courier New"/>
           <w:color w:val="000000"/>
           <w:lang w:val="en-CA"/>
         </w:rPr>
-        <w:t>ZombiePartyDbContext baseDonnees</w:t>
-      </w:r>
+        <w:t>ZombiePartyDbContext</w:t>
+      </w:r>
+      <w:proofErr w:type="spellEnd"/>
+      <w:r>
+        <w:rPr>
+          <w:rFonts w:ascii="Consolas" w:eastAsia="Times New Roman" w:hAnsi="Consolas" w:cs="Courier New"/>
+          <w:color w:val="000000"/>
+          <w:lang w:val="en-CA"/>
+        </w:rPr>
+        <w:t xml:space="preserve"> </w:t>
+      </w:r>
+      <w:proofErr w:type="spellStart"/>
+      <w:r>
+        <w:rPr>
+          <w:rFonts w:ascii="Consolas" w:eastAsia="Times New Roman" w:hAnsi="Consolas" w:cs="Courier New"/>
+          <w:color w:val="000000"/>
+          <w:lang w:val="en-CA"/>
+        </w:rPr>
+        <w:t>baseDonnees</w:t>
+      </w:r>
+      <w:proofErr w:type="spellEnd"/>
     </w:p>
     <w:p>
       <w:pPr>
@@ -9562,8 +12565,29 @@
           <w:highlight w:val="green"/>
           <w:lang w:val="en-CA"/>
         </w:rPr>
-        <w:t>, IWebHostEnvironment </w:t>
-      </w:r>
+        <w:t>, </w:t>
+      </w:r>
+      <w:proofErr w:type="spellStart"/>
+      <w:r>
+        <w:rPr>
+          <w:rFonts w:ascii="Consolas" w:eastAsia="Times New Roman" w:hAnsi="Consolas" w:cs="Courier New"/>
+          <w:color w:val="000000"/>
+          <w:highlight w:val="green"/>
+          <w:lang w:val="en-CA"/>
+        </w:rPr>
+        <w:t>IWebHostEnvironment</w:t>
+      </w:r>
+      <w:proofErr w:type="spellEnd"/>
+      <w:r>
+        <w:rPr>
+          <w:rFonts w:ascii="Consolas" w:eastAsia="Times New Roman" w:hAnsi="Consolas" w:cs="Courier New"/>
+          <w:color w:val="000000"/>
+          <w:highlight w:val="green"/>
+          <w:lang w:val="en-CA"/>
+        </w:rPr>
+        <w:t> </w:t>
+      </w:r>
+      <w:proofErr w:type="spellStart"/>
       <w:r>
         <w:rPr>
           <w:rFonts w:ascii="Consolas" w:eastAsia="Times New Roman" w:hAnsi="Consolas" w:cs="Courier New"/>
@@ -9573,6 +12597,7 @@
         </w:rPr>
         <w:t>webHostEnvironment</w:t>
       </w:r>
+      <w:proofErr w:type="spellEnd"/>
       <w:r>
         <w:rPr>
           <w:rFonts w:ascii="Consolas" w:eastAsia="Times New Roman" w:hAnsi="Consolas" w:cs="Courier New"/>
@@ -9685,6 +12710,7 @@
         </w:rPr>
         <w:t>_</w:t>
       </w:r>
+      <w:proofErr w:type="spellStart"/>
       <w:r>
         <w:rPr>
           <w:rFonts w:ascii="Consolas" w:eastAsia="Times New Roman" w:hAnsi="Consolas" w:cs="Courier New"/>
@@ -9693,6 +12719,7 @@
         </w:rPr>
         <w:t>baseDonnees</w:t>
       </w:r>
+      <w:proofErr w:type="spellEnd"/>
       <w:r>
         <w:rPr>
           <w:rFonts w:ascii="Consolas" w:eastAsia="Times New Roman" w:hAnsi="Consolas" w:cs="Courier New"/>
@@ -9709,6 +12736,7 @@
         </w:rPr>
         <w:t>= </w:t>
       </w:r>
+      <w:proofErr w:type="spellStart"/>
       <w:r>
         <w:rPr>
           <w:rFonts w:ascii="Consolas" w:eastAsia="Times New Roman" w:hAnsi="Consolas" w:cs="Courier New"/>
@@ -9717,6 +12745,7 @@
         </w:rPr>
         <w:t>baseDonnees</w:t>
       </w:r>
+      <w:proofErr w:type="spellEnd"/>
       <w:r>
         <w:rPr>
           <w:rFonts w:ascii="Consolas" w:eastAsia="Times New Roman" w:hAnsi="Consolas" w:cs="Courier New"/>
@@ -9778,6 +12807,7 @@
         </w:rPr>
         <w:t>_</w:t>
       </w:r>
+      <w:proofErr w:type="spellStart"/>
       <w:r>
         <w:rPr>
           <w:rFonts w:ascii="Consolas" w:eastAsia="Times New Roman" w:hAnsi="Consolas" w:cs="Courier New"/>
@@ -9785,7 +12815,37 @@
           <w:highlight w:val="green"/>
           <w:lang w:val="en-CA"/>
         </w:rPr>
-        <w:t>webHostEnvironment = webHostEnvironment;</w:t>
+        <w:t>webHostEnvironment</w:t>
+      </w:r>
+      <w:proofErr w:type="spellEnd"/>
+      <w:r>
+        <w:rPr>
+          <w:rFonts w:ascii="Consolas" w:eastAsia="Times New Roman" w:hAnsi="Consolas" w:cs="Courier New"/>
+          <w:color w:val="000000"/>
+          <w:highlight w:val="green"/>
+          <w:lang w:val="en-CA"/>
+        </w:rPr>
+        <w:t> = </w:t>
+      </w:r>
+      <w:proofErr w:type="spellStart"/>
+      <w:r>
+        <w:rPr>
+          <w:rFonts w:ascii="Consolas" w:eastAsia="Times New Roman" w:hAnsi="Consolas" w:cs="Courier New"/>
+          <w:color w:val="000000"/>
+          <w:highlight w:val="green"/>
+          <w:lang w:val="en-CA"/>
+        </w:rPr>
+        <w:t>webHostEnvironment</w:t>
+      </w:r>
+      <w:proofErr w:type="spellEnd"/>
+      <w:r>
+        <w:rPr>
+          <w:rFonts w:ascii="Consolas" w:eastAsia="Times New Roman" w:hAnsi="Consolas" w:cs="Courier New"/>
+          <w:color w:val="000000"/>
+          <w:highlight w:val="green"/>
+          <w:lang w:val="en-CA"/>
+        </w:rPr>
+        <w:t>;</w:t>
       </w:r>
     </w:p>
     <w:p>
@@ -9956,8 +13016,13 @@
         <w:t>a</w:t>
       </w:r>
       <w:r>
-        <w:t>joutez la portion d’upload</w:t>
-      </w:r>
+        <w:t>joutez la portion d’</w:t>
+      </w:r>
+      <w:proofErr w:type="spellStart"/>
+      <w:r>
+        <w:t>upload</w:t>
+      </w:r>
+      <w:proofErr w:type="spellEnd"/>
     </w:p>
     <w:p>
       <w:pPr>
@@ -9980,6 +13045,7 @@
           <w:szCs w:val="19"/>
         </w:rPr>
       </w:pPr>
+      <w:proofErr w:type="gramStart"/>
       <w:r>
         <w:rPr>
           <w:rFonts w:ascii="Cascadia Mono" w:hAnsi="Cascadia Mono" w:cs="Cascadia Mono"/>
@@ -9989,14 +13055,35 @@
         </w:rPr>
         <w:t>if</w:t>
       </w:r>
-      <w:r>
-        <w:rPr>
-          <w:rFonts w:ascii="Cascadia Mono" w:hAnsi="Cascadia Mono" w:cs="Cascadia Mono"/>
-          <w:color w:val="000000"/>
-          <w:sz w:val="19"/>
-          <w:szCs w:val="19"/>
-        </w:rPr>
-        <w:t xml:space="preserve"> (ModelState.IsValid)</w:t>
+      <w:proofErr w:type="gramEnd"/>
+      <w:r>
+        <w:rPr>
+          <w:rFonts w:ascii="Cascadia Mono" w:hAnsi="Cascadia Mono" w:cs="Cascadia Mono"/>
+          <w:color w:val="000000"/>
+          <w:sz w:val="19"/>
+          <w:szCs w:val="19"/>
+        </w:rPr>
+        <w:t xml:space="preserve"> (</w:t>
+      </w:r>
+      <w:proofErr w:type="spellStart"/>
+      <w:r>
+        <w:rPr>
+          <w:rFonts w:ascii="Cascadia Mono" w:hAnsi="Cascadia Mono" w:cs="Cascadia Mono"/>
+          <w:color w:val="000000"/>
+          <w:sz w:val="19"/>
+          <w:szCs w:val="19"/>
+        </w:rPr>
+        <w:t>ModelState.IsValid</w:t>
+      </w:r>
+      <w:proofErr w:type="spellEnd"/>
+      <w:r>
+        <w:rPr>
+          <w:rFonts w:ascii="Cascadia Mono" w:hAnsi="Cascadia Mono" w:cs="Cascadia Mono"/>
+          <w:color w:val="000000"/>
+          <w:sz w:val="19"/>
+          <w:szCs w:val="19"/>
+        </w:rPr>
+        <w:t>)</w:t>
       </w:r>
     </w:p>
     <w:p>
@@ -10070,6 +13157,7 @@
         </w:rPr>
         <w:t xml:space="preserve">  </w:t>
       </w:r>
+      <w:proofErr w:type="gramStart"/>
       <w:r>
         <w:rPr>
           <w:rFonts w:ascii="Cascadia Mono" w:hAnsi="Cascadia Mono" w:cs="Cascadia Mono"/>
@@ -10080,15 +13168,60 @@
         </w:rPr>
         <w:t>string</w:t>
       </w:r>
-      <w:r>
-        <w:rPr>
-          <w:rFonts w:ascii="Cascadia Mono" w:hAnsi="Cascadia Mono" w:cs="Cascadia Mono"/>
-          <w:color w:val="000000"/>
-          <w:sz w:val="19"/>
-          <w:szCs w:val="19"/>
-          <w:highlight w:val="green"/>
-        </w:rPr>
-        <w:t xml:space="preserve"> webRootPath = _webHostEnvironment.WebRootPath; </w:t>
+      <w:proofErr w:type="gramEnd"/>
+      <w:r>
+        <w:rPr>
+          <w:rFonts w:ascii="Cascadia Mono" w:hAnsi="Cascadia Mono" w:cs="Cascadia Mono"/>
+          <w:color w:val="000000"/>
+          <w:sz w:val="19"/>
+          <w:szCs w:val="19"/>
+          <w:highlight w:val="green"/>
+        </w:rPr>
+        <w:t xml:space="preserve"> </w:t>
+      </w:r>
+      <w:proofErr w:type="spellStart"/>
+      <w:r>
+        <w:rPr>
+          <w:rFonts w:ascii="Cascadia Mono" w:hAnsi="Cascadia Mono" w:cs="Cascadia Mono"/>
+          <w:color w:val="000000"/>
+          <w:sz w:val="19"/>
+          <w:szCs w:val="19"/>
+          <w:highlight w:val="green"/>
+        </w:rPr>
+        <w:t>webRootPath</w:t>
+      </w:r>
+      <w:proofErr w:type="spellEnd"/>
+      <w:r>
+        <w:rPr>
+          <w:rFonts w:ascii="Cascadia Mono" w:hAnsi="Cascadia Mono" w:cs="Cascadia Mono"/>
+          <w:color w:val="000000"/>
+          <w:sz w:val="19"/>
+          <w:szCs w:val="19"/>
+          <w:highlight w:val="green"/>
+        </w:rPr>
+        <w:t xml:space="preserve"> = _</w:t>
+      </w:r>
+      <w:proofErr w:type="spellStart"/>
+      <w:r>
+        <w:rPr>
+          <w:rFonts w:ascii="Cascadia Mono" w:hAnsi="Cascadia Mono" w:cs="Cascadia Mono"/>
+          <w:color w:val="000000"/>
+          <w:sz w:val="19"/>
+          <w:szCs w:val="19"/>
+          <w:highlight w:val="green"/>
+        </w:rPr>
+        <w:t>webHostEnvironment.WebRootPath</w:t>
+      </w:r>
+      <w:proofErr w:type="spellEnd"/>
+      <w:r>
+        <w:rPr>
+          <w:rFonts w:ascii="Cascadia Mono" w:hAnsi="Cascadia Mono" w:cs="Cascadia Mono"/>
+          <w:color w:val="000000"/>
+          <w:sz w:val="19"/>
+          <w:szCs w:val="19"/>
+          <w:highlight w:val="green"/>
+        </w:rPr>
+        <w:t xml:space="preserve">; </w:t>
       </w:r>
       <w:r>
         <w:rPr>
@@ -10153,6 +13286,7 @@
         </w:rPr>
         <w:t xml:space="preserve">  </w:t>
       </w:r>
+      <w:proofErr w:type="gramStart"/>
       <w:r>
         <w:rPr>
           <w:rFonts w:ascii="Cascadia Mono" w:hAnsi="Cascadia Mono" w:cs="Cascadia Mono"/>
@@ -10163,15 +13297,40 @@
         </w:rPr>
         <w:t>var</w:t>
       </w:r>
-      <w:r>
-        <w:rPr>
-          <w:rFonts w:ascii="Cascadia Mono" w:hAnsi="Cascadia Mono" w:cs="Cascadia Mono"/>
-          <w:color w:val="000000"/>
-          <w:sz w:val="19"/>
-          <w:szCs w:val="19"/>
-          <w:highlight w:val="green"/>
-        </w:rPr>
-        <w:t xml:space="preserve"> files = HttpContext.Request.Form.Files; </w:t>
+      <w:proofErr w:type="gramEnd"/>
+      <w:r>
+        <w:rPr>
+          <w:rFonts w:ascii="Cascadia Mono" w:hAnsi="Cascadia Mono" w:cs="Cascadia Mono"/>
+          <w:color w:val="000000"/>
+          <w:sz w:val="19"/>
+          <w:szCs w:val="19"/>
+          <w:highlight w:val="green"/>
+        </w:rPr>
+        <w:t xml:space="preserve"> files = </w:t>
+      </w:r>
+      <w:proofErr w:type="spellStart"/>
+      <w:proofErr w:type="gramStart"/>
+      <w:r>
+        <w:rPr>
+          <w:rFonts w:ascii="Cascadia Mono" w:hAnsi="Cascadia Mono" w:cs="Cascadia Mono"/>
+          <w:color w:val="000000"/>
+          <w:sz w:val="19"/>
+          <w:szCs w:val="19"/>
+          <w:highlight w:val="green"/>
+        </w:rPr>
+        <w:t>HttpContext.Request.Form.Files</w:t>
+      </w:r>
+      <w:proofErr w:type="spellEnd"/>
+      <w:proofErr w:type="gramEnd"/>
+      <w:r>
+        <w:rPr>
+          <w:rFonts w:ascii="Cascadia Mono" w:hAnsi="Cascadia Mono" w:cs="Cascadia Mono"/>
+          <w:color w:val="000000"/>
+          <w:sz w:val="19"/>
+          <w:szCs w:val="19"/>
+          <w:highlight w:val="green"/>
+        </w:rPr>
+        <w:t xml:space="preserve">; </w:t>
       </w:r>
       <w:r>
         <w:rPr>
@@ -10249,6 +13408,7 @@
         </w:rPr>
         <w:t xml:space="preserve">  </w:t>
       </w:r>
+      <w:proofErr w:type="gramStart"/>
       <w:r>
         <w:rPr>
           <w:rFonts w:ascii="Cascadia Mono" w:hAnsi="Cascadia Mono" w:cs="Cascadia Mono"/>
@@ -10259,15 +13419,40 @@
         </w:rPr>
         <w:t>if</w:t>
       </w:r>
-      <w:r>
-        <w:rPr>
-          <w:rFonts w:ascii="Cascadia Mono" w:hAnsi="Cascadia Mono" w:cs="Cascadia Mono"/>
-          <w:color w:val="000000"/>
-          <w:sz w:val="19"/>
-          <w:szCs w:val="19"/>
-          <w:highlight w:val="green"/>
-        </w:rPr>
-        <w:t xml:space="preserve"> (files.Count &gt; 0)</w:t>
+      <w:proofErr w:type="gramEnd"/>
+      <w:r>
+        <w:rPr>
+          <w:rFonts w:ascii="Cascadia Mono" w:hAnsi="Cascadia Mono" w:cs="Cascadia Mono"/>
+          <w:color w:val="000000"/>
+          <w:sz w:val="19"/>
+          <w:szCs w:val="19"/>
+          <w:highlight w:val="green"/>
+        </w:rPr>
+        <w:t xml:space="preserve"> (</w:t>
+      </w:r>
+      <w:proofErr w:type="spellStart"/>
+      <w:proofErr w:type="gramStart"/>
+      <w:r>
+        <w:rPr>
+          <w:rFonts w:ascii="Cascadia Mono" w:hAnsi="Cascadia Mono" w:cs="Cascadia Mono"/>
+          <w:color w:val="000000"/>
+          <w:sz w:val="19"/>
+          <w:szCs w:val="19"/>
+          <w:highlight w:val="green"/>
+        </w:rPr>
+        <w:t>files.Count</w:t>
+      </w:r>
+      <w:proofErr w:type="spellEnd"/>
+      <w:proofErr w:type="gramEnd"/>
+      <w:r>
+        <w:rPr>
+          <w:rFonts w:ascii="Cascadia Mono" w:hAnsi="Cascadia Mono" w:cs="Cascadia Mono"/>
+          <w:color w:val="000000"/>
+          <w:sz w:val="19"/>
+          <w:szCs w:val="19"/>
+          <w:highlight w:val="green"/>
+        </w:rPr>
+        <w:t xml:space="preserve"> &gt; 0)</w:t>
       </w:r>
     </w:p>
     <w:p>
@@ -10439,7 +13624,92 @@
           <w:highlight w:val="green"/>
           <w:lang w:val="en-US"/>
         </w:rPr>
-        <w:t xml:space="preserve"> fileName = Guid.NewGuid().ToString();</w:t>
+        <w:t xml:space="preserve"> </w:t>
+      </w:r>
+      <w:proofErr w:type="spellStart"/>
+      <w:r>
+        <w:rPr>
+          <w:rFonts w:ascii="Cascadia Mono" w:hAnsi="Cascadia Mono" w:cs="Cascadia Mono"/>
+          <w:color w:val="000000"/>
+          <w:sz w:val="19"/>
+          <w:szCs w:val="19"/>
+          <w:highlight w:val="green"/>
+          <w:lang w:val="en-US"/>
+        </w:rPr>
+        <w:t>fileName</w:t>
+      </w:r>
+      <w:proofErr w:type="spellEnd"/>
+      <w:r>
+        <w:rPr>
+          <w:rFonts w:ascii="Cascadia Mono" w:hAnsi="Cascadia Mono" w:cs="Cascadia Mono"/>
+          <w:color w:val="000000"/>
+          <w:sz w:val="19"/>
+          <w:szCs w:val="19"/>
+          <w:highlight w:val="green"/>
+          <w:lang w:val="en-US"/>
+        </w:rPr>
+        <w:t xml:space="preserve"> = </w:t>
+      </w:r>
+      <w:proofErr w:type="spellStart"/>
+      <w:r>
+        <w:rPr>
+          <w:rFonts w:ascii="Cascadia Mono" w:hAnsi="Cascadia Mono" w:cs="Cascadia Mono"/>
+          <w:color w:val="000000"/>
+          <w:sz w:val="19"/>
+          <w:szCs w:val="19"/>
+          <w:highlight w:val="green"/>
+          <w:lang w:val="en-US"/>
+        </w:rPr>
+        <w:t>Guid.NewGuid</w:t>
+      </w:r>
+      <w:proofErr w:type="spellEnd"/>
+      <w:r>
+        <w:rPr>
+          <w:rFonts w:ascii="Cascadia Mono" w:hAnsi="Cascadia Mono" w:cs="Cascadia Mono"/>
+          <w:color w:val="000000"/>
+          <w:sz w:val="19"/>
+          <w:szCs w:val="19"/>
+          <w:highlight w:val="green"/>
+          <w:lang w:val="en-US"/>
+        </w:rPr>
+        <w:t>(</w:t>
+      </w:r>
+      <w:proofErr w:type="gramStart"/>
+      <w:r>
+        <w:rPr>
+          <w:rFonts w:ascii="Cascadia Mono" w:hAnsi="Cascadia Mono" w:cs="Cascadia Mono"/>
+          <w:color w:val="000000"/>
+          <w:sz w:val="19"/>
+          <w:szCs w:val="19"/>
+          <w:highlight w:val="green"/>
+          <w:lang w:val="en-US"/>
+        </w:rPr>
+        <w:t>).</w:t>
+      </w:r>
+      <w:proofErr w:type="spellStart"/>
+      <w:r>
+        <w:rPr>
+          <w:rFonts w:ascii="Cascadia Mono" w:hAnsi="Cascadia Mono" w:cs="Cascadia Mono"/>
+          <w:color w:val="000000"/>
+          <w:sz w:val="19"/>
+          <w:szCs w:val="19"/>
+          <w:highlight w:val="green"/>
+          <w:lang w:val="en-US"/>
+        </w:rPr>
+        <w:t>ToString</w:t>
+      </w:r>
+      <w:proofErr w:type="spellEnd"/>
+      <w:proofErr w:type="gramEnd"/>
+      <w:r>
+        <w:rPr>
+          <w:rFonts w:ascii="Cascadia Mono" w:hAnsi="Cascadia Mono" w:cs="Cascadia Mono"/>
+          <w:color w:val="000000"/>
+          <w:sz w:val="19"/>
+          <w:szCs w:val="19"/>
+          <w:highlight w:val="green"/>
+          <w:lang w:val="en-US"/>
+        </w:rPr>
+        <w:t>();</w:t>
       </w:r>
     </w:p>
     <w:p>
@@ -10549,8 +13819,69 @@
           <w:highlight w:val="green"/>
           <w:lang w:val="en-US"/>
         </w:rPr>
-        <w:t xml:space="preserve"> uploads = Path.Combine(webRootPath, AppConstants.ImagePathZombies</w:t>
-      </w:r>
+        <w:t xml:space="preserve"> uploads = </w:t>
+      </w:r>
+      <w:proofErr w:type="spellStart"/>
+      <w:r>
+        <w:rPr>
+          <w:rFonts w:ascii="Cascadia Mono" w:hAnsi="Cascadia Mono" w:cs="Cascadia Mono"/>
+          <w:color w:val="000000"/>
+          <w:sz w:val="19"/>
+          <w:szCs w:val="19"/>
+          <w:highlight w:val="green"/>
+          <w:lang w:val="en-US"/>
+        </w:rPr>
+        <w:t>Path.Combine</w:t>
+      </w:r>
+      <w:proofErr w:type="spellEnd"/>
+      <w:r>
+        <w:rPr>
+          <w:rFonts w:ascii="Cascadia Mono" w:hAnsi="Cascadia Mono" w:cs="Cascadia Mono"/>
+          <w:color w:val="000000"/>
+          <w:sz w:val="19"/>
+          <w:szCs w:val="19"/>
+          <w:highlight w:val="green"/>
+          <w:lang w:val="en-US"/>
+        </w:rPr>
+        <w:t>(</w:t>
+      </w:r>
+      <w:proofErr w:type="spellStart"/>
+      <w:r>
+        <w:rPr>
+          <w:rFonts w:ascii="Cascadia Mono" w:hAnsi="Cascadia Mono" w:cs="Cascadia Mono"/>
+          <w:color w:val="000000"/>
+          <w:sz w:val="19"/>
+          <w:szCs w:val="19"/>
+          <w:highlight w:val="green"/>
+          <w:lang w:val="en-US"/>
+        </w:rPr>
+        <w:t>webRootPath</w:t>
+      </w:r>
+      <w:proofErr w:type="spellEnd"/>
+      <w:r>
+        <w:rPr>
+          <w:rFonts w:ascii="Cascadia Mono" w:hAnsi="Cascadia Mono" w:cs="Cascadia Mono"/>
+          <w:color w:val="000000"/>
+          <w:sz w:val="19"/>
+          <w:szCs w:val="19"/>
+          <w:highlight w:val="green"/>
+          <w:lang w:val="en-US"/>
+        </w:rPr>
+        <w:t xml:space="preserve">, </w:t>
+      </w:r>
+      <w:proofErr w:type="spellStart"/>
+      <w:r>
+        <w:rPr>
+          <w:rFonts w:ascii="Cascadia Mono" w:hAnsi="Cascadia Mono" w:cs="Cascadia Mono"/>
+          <w:color w:val="000000"/>
+          <w:sz w:val="19"/>
+          <w:szCs w:val="19"/>
+          <w:highlight w:val="green"/>
+          <w:lang w:val="en-US"/>
+        </w:rPr>
+        <w:t>AppConstants.ImagePathZombies</w:t>
+      </w:r>
+      <w:proofErr w:type="spellEnd"/>
       <w:r>
         <w:rPr>
           <w:rFonts w:ascii="Cascadia Mono" w:hAnsi="Cascadia Mono" w:cs="Cascadia Mono"/>
@@ -10691,6 +14022,7 @@
         </w:rPr>
         <w:t xml:space="preserve">       </w:t>
       </w:r>
+      <w:proofErr w:type="gramStart"/>
       <w:r>
         <w:rPr>
           <w:rFonts w:ascii="Cascadia Mono" w:hAnsi="Cascadia Mono" w:cs="Cascadia Mono"/>
@@ -10701,15 +14033,72 @@
         </w:rPr>
         <w:t>var</w:t>
       </w:r>
-      <w:r>
-        <w:rPr>
-          <w:rFonts w:ascii="Cascadia Mono" w:hAnsi="Cascadia Mono" w:cs="Cascadia Mono"/>
-          <w:color w:val="000000"/>
-          <w:sz w:val="19"/>
-          <w:szCs w:val="19"/>
-          <w:highlight w:val="green"/>
-        </w:rPr>
-        <w:t xml:space="preserve"> extension = Path.GetExtension(files[0].FileName); </w:t>
+      <w:proofErr w:type="gramEnd"/>
+      <w:r>
+        <w:rPr>
+          <w:rFonts w:ascii="Cascadia Mono" w:hAnsi="Cascadia Mono" w:cs="Cascadia Mono"/>
+          <w:color w:val="000000"/>
+          <w:sz w:val="19"/>
+          <w:szCs w:val="19"/>
+          <w:highlight w:val="green"/>
+        </w:rPr>
+        <w:t xml:space="preserve"> extension = </w:t>
+      </w:r>
+      <w:proofErr w:type="spellStart"/>
+      <w:r>
+        <w:rPr>
+          <w:rFonts w:ascii="Cascadia Mono" w:hAnsi="Cascadia Mono" w:cs="Cascadia Mono"/>
+          <w:color w:val="000000"/>
+          <w:sz w:val="19"/>
+          <w:szCs w:val="19"/>
+          <w:highlight w:val="green"/>
+        </w:rPr>
+        <w:t>Path.GetExtension</w:t>
+      </w:r>
+      <w:proofErr w:type="spellEnd"/>
+      <w:r>
+        <w:rPr>
+          <w:rFonts w:ascii="Cascadia Mono" w:hAnsi="Cascadia Mono" w:cs="Cascadia Mono"/>
+          <w:color w:val="000000"/>
+          <w:sz w:val="19"/>
+          <w:szCs w:val="19"/>
+          <w:highlight w:val="green"/>
+        </w:rPr>
+        <w:t>(files[0</w:t>
+      </w:r>
+      <w:proofErr w:type="gramStart"/>
+      <w:r>
+        <w:rPr>
+          <w:rFonts w:ascii="Cascadia Mono" w:hAnsi="Cascadia Mono" w:cs="Cascadia Mono"/>
+          <w:color w:val="000000"/>
+          <w:sz w:val="19"/>
+          <w:szCs w:val="19"/>
+          <w:highlight w:val="green"/>
+        </w:rPr>
+        <w:t>].</w:t>
+      </w:r>
+      <w:proofErr w:type="spellStart"/>
+      <w:r>
+        <w:rPr>
+          <w:rFonts w:ascii="Cascadia Mono" w:hAnsi="Cascadia Mono" w:cs="Cascadia Mono"/>
+          <w:color w:val="000000"/>
+          <w:sz w:val="19"/>
+          <w:szCs w:val="19"/>
+          <w:highlight w:val="green"/>
+        </w:rPr>
+        <w:t>FileName</w:t>
+      </w:r>
+      <w:proofErr w:type="spellEnd"/>
+      <w:proofErr w:type="gramEnd"/>
+      <w:r>
+        <w:rPr>
+          <w:rFonts w:ascii="Cascadia Mono" w:hAnsi="Cascadia Mono" w:cs="Cascadia Mono"/>
+          <w:color w:val="000000"/>
+          <w:sz w:val="19"/>
+          <w:szCs w:val="19"/>
+          <w:highlight w:val="green"/>
+        </w:rPr>
+        <w:t xml:space="preserve">); </w:t>
       </w:r>
     </w:p>
     <w:p>
@@ -10893,7 +14282,31 @@
           <w:highlight w:val="green"/>
           <w:lang w:val="en-CA"/>
         </w:rPr>
-        <w:t xml:space="preserve"> filesStreams = </w:t>
+        <w:t xml:space="preserve"> </w:t>
+      </w:r>
+      <w:proofErr w:type="spellStart"/>
+      <w:r>
+        <w:rPr>
+          <w:rFonts w:ascii="Cascadia Mono" w:hAnsi="Cascadia Mono" w:cs="Cascadia Mono"/>
+          <w:color w:val="000000"/>
+          <w:sz w:val="19"/>
+          <w:szCs w:val="19"/>
+          <w:highlight w:val="green"/>
+          <w:lang w:val="en-CA"/>
+        </w:rPr>
+        <w:t>filesStreams</w:t>
+      </w:r>
+      <w:proofErr w:type="spellEnd"/>
+      <w:r>
+        <w:rPr>
+          <w:rFonts w:ascii="Cascadia Mono" w:hAnsi="Cascadia Mono" w:cs="Cascadia Mono"/>
+          <w:color w:val="000000"/>
+          <w:sz w:val="19"/>
+          <w:szCs w:val="19"/>
+          <w:highlight w:val="green"/>
+          <w:lang w:val="en-CA"/>
+        </w:rPr>
+        <w:t xml:space="preserve"> = </w:t>
       </w:r>
       <w:r>
         <w:rPr>
@@ -10915,29 +14328,151 @@
           <w:highlight w:val="green"/>
           <w:lang w:val="en-CA"/>
         </w:rPr>
-        <w:t xml:space="preserve"> FileStream(Path.Combine(uploads, fileName + </w:t>
-      </w:r>
-      <w:r>
-        <w:rPr>
-          <w:rFonts w:ascii="Cascadia Mono" w:hAnsi="Cascadia Mono" w:cs="Cascadia Mono"/>
-          <w:color w:val="000000"/>
-          <w:sz w:val="19"/>
-          <w:szCs w:val="19"/>
-          <w:highlight w:val="green"/>
-          <w:lang w:val="en-CA"/>
-        </w:rPr>
         <w:t xml:space="preserve"> </w:t>
       </w:r>
-      <w:r>
-        <w:rPr>
-          <w:rFonts w:ascii="Cascadia Mono" w:hAnsi="Cascadia Mono" w:cs="Cascadia Mono"/>
-          <w:color w:val="000000"/>
-          <w:sz w:val="19"/>
-          <w:szCs w:val="19"/>
-          <w:highlight w:val="green"/>
-          <w:lang w:val="en-CA"/>
-        </w:rPr>
-        <w:t>extension), FileMode.Create))</w:t>
+      <w:proofErr w:type="spellStart"/>
+      <w:proofErr w:type="gramStart"/>
+      <w:r>
+        <w:rPr>
+          <w:rFonts w:ascii="Cascadia Mono" w:hAnsi="Cascadia Mono" w:cs="Cascadia Mono"/>
+          <w:color w:val="000000"/>
+          <w:sz w:val="19"/>
+          <w:szCs w:val="19"/>
+          <w:highlight w:val="green"/>
+          <w:lang w:val="en-CA"/>
+        </w:rPr>
+        <w:t>FileStream</w:t>
+      </w:r>
+      <w:proofErr w:type="spellEnd"/>
+      <w:r>
+        <w:rPr>
+          <w:rFonts w:ascii="Cascadia Mono" w:hAnsi="Cascadia Mono" w:cs="Cascadia Mono"/>
+          <w:color w:val="000000"/>
+          <w:sz w:val="19"/>
+          <w:szCs w:val="19"/>
+          <w:highlight w:val="green"/>
+          <w:lang w:val="en-CA"/>
+        </w:rPr>
+        <w:t>(</w:t>
+      </w:r>
+      <w:proofErr w:type="spellStart"/>
+      <w:proofErr w:type="gramEnd"/>
+      <w:r>
+        <w:rPr>
+          <w:rFonts w:ascii="Cascadia Mono" w:hAnsi="Cascadia Mono" w:cs="Cascadia Mono"/>
+          <w:color w:val="000000"/>
+          <w:sz w:val="19"/>
+          <w:szCs w:val="19"/>
+          <w:highlight w:val="green"/>
+          <w:lang w:val="en-CA"/>
+        </w:rPr>
+        <w:t>Path.Combine</w:t>
+      </w:r>
+      <w:proofErr w:type="spellEnd"/>
+      <w:r>
+        <w:rPr>
+          <w:rFonts w:ascii="Cascadia Mono" w:hAnsi="Cascadia Mono" w:cs="Cascadia Mono"/>
+          <w:color w:val="000000"/>
+          <w:sz w:val="19"/>
+          <w:szCs w:val="19"/>
+          <w:highlight w:val="green"/>
+          <w:lang w:val="en-CA"/>
+        </w:rPr>
+        <w:t xml:space="preserve">(uploads, </w:t>
+      </w:r>
+      <w:proofErr w:type="spellStart"/>
+      <w:r>
+        <w:rPr>
+          <w:rFonts w:ascii="Cascadia Mono" w:hAnsi="Cascadia Mono" w:cs="Cascadia Mono"/>
+          <w:color w:val="000000"/>
+          <w:sz w:val="19"/>
+          <w:szCs w:val="19"/>
+          <w:highlight w:val="green"/>
+          <w:lang w:val="en-CA"/>
+        </w:rPr>
+        <w:t>fileName</w:t>
+      </w:r>
+      <w:proofErr w:type="spellEnd"/>
+      <w:r>
+        <w:rPr>
+          <w:rFonts w:ascii="Cascadia Mono" w:hAnsi="Cascadia Mono" w:cs="Cascadia Mono"/>
+          <w:color w:val="000000"/>
+          <w:sz w:val="19"/>
+          <w:szCs w:val="19"/>
+          <w:highlight w:val="green"/>
+          <w:lang w:val="en-CA"/>
+        </w:rPr>
+        <w:t xml:space="preserve"> </w:t>
+      </w:r>
+      <w:proofErr w:type="gramStart"/>
+      <w:r>
+        <w:rPr>
+          <w:rFonts w:ascii="Cascadia Mono" w:hAnsi="Cascadia Mono" w:cs="Cascadia Mono"/>
+          <w:color w:val="000000"/>
+          <w:sz w:val="19"/>
+          <w:szCs w:val="19"/>
+          <w:highlight w:val="green"/>
+          <w:lang w:val="en-CA"/>
+        </w:rPr>
+        <w:t xml:space="preserve">+ </w:t>
+      </w:r>
+      <w:r>
+        <w:rPr>
+          <w:rFonts w:ascii="Cascadia Mono" w:hAnsi="Cascadia Mono" w:cs="Cascadia Mono"/>
+          <w:color w:val="000000"/>
+          <w:sz w:val="19"/>
+          <w:szCs w:val="19"/>
+          <w:highlight w:val="green"/>
+          <w:lang w:val="en-CA"/>
+        </w:rPr>
+        <w:t xml:space="preserve"> </w:t>
+      </w:r>
+      <w:r>
+        <w:rPr>
+          <w:rFonts w:ascii="Cascadia Mono" w:hAnsi="Cascadia Mono" w:cs="Cascadia Mono"/>
+          <w:color w:val="000000"/>
+          <w:sz w:val="19"/>
+          <w:szCs w:val="19"/>
+          <w:highlight w:val="green"/>
+          <w:lang w:val="en-CA"/>
+        </w:rPr>
+        <w:t>extension</w:t>
+      </w:r>
+      <w:proofErr w:type="gramEnd"/>
+      <w:r>
+        <w:rPr>
+          <w:rFonts w:ascii="Cascadia Mono" w:hAnsi="Cascadia Mono" w:cs="Cascadia Mono"/>
+          <w:color w:val="000000"/>
+          <w:sz w:val="19"/>
+          <w:szCs w:val="19"/>
+          <w:highlight w:val="green"/>
+          <w:lang w:val="en-CA"/>
+        </w:rPr>
+        <w:t xml:space="preserve">), </w:t>
+      </w:r>
+      <w:proofErr w:type="spellStart"/>
+      <w:r>
+        <w:rPr>
+          <w:rFonts w:ascii="Cascadia Mono" w:hAnsi="Cascadia Mono" w:cs="Cascadia Mono"/>
+          <w:color w:val="000000"/>
+          <w:sz w:val="19"/>
+          <w:szCs w:val="19"/>
+          <w:highlight w:val="green"/>
+          <w:lang w:val="en-CA"/>
+        </w:rPr>
+        <w:t>FileMode.Create</w:t>
+      </w:r>
+      <w:proofErr w:type="spellEnd"/>
+      <w:r>
+        <w:rPr>
+          <w:rFonts w:ascii="Cascadia Mono" w:hAnsi="Cascadia Mono" w:cs="Cascadia Mono"/>
+          <w:color w:val="000000"/>
+          <w:sz w:val="19"/>
+          <w:szCs w:val="19"/>
+          <w:highlight w:val="green"/>
+          <w:lang w:val="en-CA"/>
+        </w:rPr>
+        <w:t>))</w:t>
       </w:r>
     </w:p>
     <w:p>
@@ -11048,15 +14583,83 @@
         </w:rPr>
         <w:t xml:space="preserve">        </w:t>
       </w:r>
-      <w:r>
-        <w:rPr>
-          <w:rFonts w:ascii="Cascadia Mono" w:hAnsi="Cascadia Mono" w:cs="Cascadia Mono"/>
-          <w:color w:val="000000"/>
-          <w:sz w:val="19"/>
-          <w:szCs w:val="19"/>
-          <w:highlight w:val="green"/>
-        </w:rPr>
-        <w:t>files[0].CopyTo(filesStreams);</w:t>
+      <w:proofErr w:type="gramStart"/>
+      <w:r>
+        <w:rPr>
+          <w:rFonts w:ascii="Cascadia Mono" w:hAnsi="Cascadia Mono" w:cs="Cascadia Mono"/>
+          <w:color w:val="000000"/>
+          <w:sz w:val="19"/>
+          <w:szCs w:val="19"/>
+          <w:highlight w:val="green"/>
+        </w:rPr>
+        <w:t>files</w:t>
+      </w:r>
+      <w:proofErr w:type="gramEnd"/>
+      <w:r>
+        <w:rPr>
+          <w:rFonts w:ascii="Cascadia Mono" w:hAnsi="Cascadia Mono" w:cs="Cascadia Mono"/>
+          <w:color w:val="000000"/>
+          <w:sz w:val="19"/>
+          <w:szCs w:val="19"/>
+          <w:highlight w:val="green"/>
+        </w:rPr>
+        <w:t>[0</w:t>
+      </w:r>
+      <w:proofErr w:type="gramStart"/>
+      <w:r>
+        <w:rPr>
+          <w:rFonts w:ascii="Cascadia Mono" w:hAnsi="Cascadia Mono" w:cs="Cascadia Mono"/>
+          <w:color w:val="000000"/>
+          <w:sz w:val="19"/>
+          <w:szCs w:val="19"/>
+          <w:highlight w:val="green"/>
+        </w:rPr>
+        <w:t>].</w:t>
+      </w:r>
+      <w:proofErr w:type="spellStart"/>
+      <w:r>
+        <w:rPr>
+          <w:rFonts w:ascii="Cascadia Mono" w:hAnsi="Cascadia Mono" w:cs="Cascadia Mono"/>
+          <w:color w:val="000000"/>
+          <w:sz w:val="19"/>
+          <w:szCs w:val="19"/>
+          <w:highlight w:val="green"/>
+        </w:rPr>
+        <w:t>CopyTo</w:t>
+      </w:r>
+      <w:proofErr w:type="spellEnd"/>
+      <w:proofErr w:type="gramEnd"/>
+      <w:r>
+        <w:rPr>
+          <w:rFonts w:ascii="Cascadia Mono" w:hAnsi="Cascadia Mono" w:cs="Cascadia Mono"/>
+          <w:color w:val="000000"/>
+          <w:sz w:val="19"/>
+          <w:szCs w:val="19"/>
+          <w:highlight w:val="green"/>
+        </w:rPr>
+        <w:t>(</w:t>
+      </w:r>
+      <w:proofErr w:type="spellStart"/>
+      <w:r>
+        <w:rPr>
+          <w:rFonts w:ascii="Cascadia Mono" w:hAnsi="Cascadia Mono" w:cs="Cascadia Mono"/>
+          <w:color w:val="000000"/>
+          <w:sz w:val="19"/>
+          <w:szCs w:val="19"/>
+          <w:highlight w:val="green"/>
+        </w:rPr>
+        <w:t>filesStreams</w:t>
+      </w:r>
+      <w:proofErr w:type="spellEnd"/>
+      <w:r>
+        <w:rPr>
+          <w:rFonts w:ascii="Cascadia Mono" w:hAnsi="Cascadia Mono" w:cs="Cascadia Mono"/>
+          <w:color w:val="000000"/>
+          <w:sz w:val="19"/>
+          <w:szCs w:val="19"/>
+          <w:highlight w:val="green"/>
+        </w:rPr>
+        <w:t>);</w:t>
       </w:r>
     </w:p>
     <w:p>
@@ -11288,7 +14891,29 @@
           <w:szCs w:val="19"/>
           <w:highlight w:val="green"/>
         </w:rPr>
-        <w:t>// avec le path relatif à partir du Root</w:t>
+        <w:t xml:space="preserve">// avec le </w:t>
+      </w:r>
+      <w:proofErr w:type="spellStart"/>
+      <w:r>
+        <w:rPr>
+          <w:rFonts w:ascii="Cascadia Mono" w:hAnsi="Cascadia Mono" w:cs="Cascadia Mono"/>
+          <w:color w:val="008000"/>
+          <w:sz w:val="19"/>
+          <w:szCs w:val="19"/>
+          <w:highlight w:val="green"/>
+        </w:rPr>
+        <w:t>path</w:t>
+      </w:r>
+      <w:proofErr w:type="spellEnd"/>
+      <w:r>
+        <w:rPr>
+          <w:rFonts w:ascii="Cascadia Mono" w:hAnsi="Cascadia Mono" w:cs="Cascadia Mono"/>
+          <w:color w:val="008000"/>
+          <w:sz w:val="19"/>
+          <w:szCs w:val="19"/>
+          <w:highlight w:val="green"/>
+        </w:rPr>
+        <w:t xml:space="preserve"> relatif à partir du Root</w:t>
       </w:r>
     </w:p>
     <w:p>
@@ -11341,7 +14966,73 @@
           <w:szCs w:val="19"/>
           <w:highlight w:val="green"/>
         </w:rPr>
-        <w:t>// sans le path relatif (le path devra être ajouté dans la View)</w:t>
+        <w:t xml:space="preserve">// sans le </w:t>
+      </w:r>
+      <w:proofErr w:type="spellStart"/>
+      <w:r>
+        <w:rPr>
+          <w:rFonts w:ascii="Cascadia Mono" w:hAnsi="Cascadia Mono" w:cs="Cascadia Mono"/>
+          <w:color w:val="008000"/>
+          <w:sz w:val="19"/>
+          <w:szCs w:val="19"/>
+          <w:highlight w:val="green"/>
+        </w:rPr>
+        <w:t>path</w:t>
+      </w:r>
+      <w:proofErr w:type="spellEnd"/>
+      <w:r>
+        <w:rPr>
+          <w:rFonts w:ascii="Cascadia Mono" w:hAnsi="Cascadia Mono" w:cs="Cascadia Mono"/>
+          <w:color w:val="008000"/>
+          <w:sz w:val="19"/>
+          <w:szCs w:val="19"/>
+          <w:highlight w:val="green"/>
+        </w:rPr>
+        <w:t xml:space="preserve"> relatif (le </w:t>
+      </w:r>
+      <w:proofErr w:type="spellStart"/>
+      <w:r>
+        <w:rPr>
+          <w:rFonts w:ascii="Cascadia Mono" w:hAnsi="Cascadia Mono" w:cs="Cascadia Mono"/>
+          <w:color w:val="008000"/>
+          <w:sz w:val="19"/>
+          <w:szCs w:val="19"/>
+          <w:highlight w:val="green"/>
+        </w:rPr>
+        <w:t>path</w:t>
+      </w:r>
+      <w:proofErr w:type="spellEnd"/>
+      <w:r>
+        <w:rPr>
+          <w:rFonts w:ascii="Cascadia Mono" w:hAnsi="Cascadia Mono" w:cs="Cascadia Mono"/>
+          <w:color w:val="008000"/>
+          <w:sz w:val="19"/>
+          <w:szCs w:val="19"/>
+          <w:highlight w:val="green"/>
+        </w:rPr>
+        <w:t xml:space="preserve"> devra être ajouté dans la </w:t>
+      </w:r>
+      <w:proofErr w:type="spellStart"/>
+      <w:r>
+        <w:rPr>
+          <w:rFonts w:ascii="Cascadia Mono" w:hAnsi="Cascadia Mono" w:cs="Cascadia Mono"/>
+          <w:color w:val="008000"/>
+          <w:sz w:val="19"/>
+          <w:szCs w:val="19"/>
+          <w:highlight w:val="green"/>
+        </w:rPr>
+        <w:t>View</w:t>
+      </w:r>
+      <w:proofErr w:type="spellEnd"/>
+      <w:r>
+        <w:rPr>
+          <w:rFonts w:ascii="Cascadia Mono" w:hAnsi="Cascadia Mono" w:cs="Cascadia Mono"/>
+          <w:color w:val="008000"/>
+          <w:sz w:val="19"/>
+          <w:szCs w:val="19"/>
+          <w:highlight w:val="green"/>
+        </w:rPr>
+        <w:t>)</w:t>
       </w:r>
     </w:p>
     <w:p>
@@ -11386,15 +15077,51 @@
         </w:rPr>
         <w:t xml:space="preserve">     </w:t>
       </w:r>
-      <w:r>
-        <w:rPr>
-          <w:rFonts w:ascii="Cascadia Mono" w:hAnsi="Cascadia Mono" w:cs="Cascadia Mono"/>
-          <w:color w:val="000000"/>
-          <w:sz w:val="19"/>
-          <w:szCs w:val="19"/>
-          <w:highlight w:val="green"/>
-        </w:rPr>
-        <w:t>zombieVM.Zombie.Image = fileName + extension;</w:t>
+      <w:proofErr w:type="spellStart"/>
+      <w:proofErr w:type="gramStart"/>
+      <w:r>
+        <w:rPr>
+          <w:rFonts w:ascii="Cascadia Mono" w:hAnsi="Cascadia Mono" w:cs="Cascadia Mono"/>
+          <w:color w:val="000000"/>
+          <w:sz w:val="19"/>
+          <w:szCs w:val="19"/>
+          <w:highlight w:val="green"/>
+        </w:rPr>
+        <w:t>zombieVM.Zombie.Image</w:t>
+      </w:r>
+      <w:proofErr w:type="spellEnd"/>
+      <w:proofErr w:type="gramEnd"/>
+      <w:r>
+        <w:rPr>
+          <w:rFonts w:ascii="Cascadia Mono" w:hAnsi="Cascadia Mono" w:cs="Cascadia Mono"/>
+          <w:color w:val="000000"/>
+          <w:sz w:val="19"/>
+          <w:szCs w:val="19"/>
+          <w:highlight w:val="green"/>
+        </w:rPr>
+        <w:t xml:space="preserve"> = </w:t>
+      </w:r>
+      <w:proofErr w:type="spellStart"/>
+      <w:r>
+        <w:rPr>
+          <w:rFonts w:ascii="Cascadia Mono" w:hAnsi="Cascadia Mono" w:cs="Cascadia Mono"/>
+          <w:color w:val="000000"/>
+          <w:sz w:val="19"/>
+          <w:szCs w:val="19"/>
+          <w:highlight w:val="green"/>
+        </w:rPr>
+        <w:t>fileName</w:t>
+      </w:r>
+      <w:proofErr w:type="spellEnd"/>
+      <w:r>
+        <w:rPr>
+          <w:rFonts w:ascii="Cascadia Mono" w:hAnsi="Cascadia Mono" w:cs="Cascadia Mono"/>
+          <w:color w:val="000000"/>
+          <w:sz w:val="19"/>
+          <w:szCs w:val="19"/>
+          <w:highlight w:val="green"/>
+        </w:rPr>
+        <w:t xml:space="preserve"> + extension;</w:t>
       </w:r>
     </w:p>
     <w:p>
@@ -11584,6 +15311,7 @@
         </w:rPr>
         <w:t>Zombie/</w:t>
       </w:r>
+      <w:proofErr w:type="spellStart"/>
       <w:r>
         <w:rPr>
           <w:b/>
@@ -11591,6 +15319,7 @@
         </w:rPr>
         <w:t>Create</w:t>
       </w:r>
+      <w:proofErr w:type="spellEnd"/>
     </w:p>
     <w:p>
       <w:pPr>
@@ -11607,6 +15336,7 @@
       <w:r>
         <w:t xml:space="preserve"> l’attribut </w:t>
       </w:r>
+      <w:proofErr w:type="spellStart"/>
       <w:r>
         <w:rPr>
           <w:b/>
@@ -11614,12 +15344,18 @@
         </w:rPr>
         <w:t>enctype</w:t>
       </w:r>
-      <w:r>
-        <w:t xml:space="preserve"> du f</w:t>
+      <w:proofErr w:type="spellEnd"/>
+      <w:r>
+        <w:t xml:space="preserve"> du </w:t>
+      </w:r>
+      <w:proofErr w:type="spellStart"/>
+      <w:r>
+        <w:t>f</w:t>
       </w:r>
       <w:r>
         <w:t>orm</w:t>
       </w:r>
+      <w:proofErr w:type="spellEnd"/>
     </w:p>
     <w:p>
       <w:pPr>
@@ -11722,6 +15458,7 @@
         </w:rPr>
         <w:t> </w:t>
       </w:r>
+      <w:proofErr w:type="spellStart"/>
       <w:r>
         <w:rPr>
           <w:rFonts w:ascii="Consolas" w:eastAsia="Times New Roman" w:hAnsi="Consolas" w:cs="Courier New"/>
@@ -11731,6 +15468,7 @@
         </w:rPr>
         <w:t>enctype</w:t>
       </w:r>
+      <w:proofErr w:type="spellEnd"/>
       <w:r>
         <w:rPr>
           <w:rFonts w:ascii="Consolas" w:eastAsia="Times New Roman" w:hAnsi="Consolas" w:cs="Courier New"/>
@@ -11865,11 +15603,18 @@
         <w:t>asp-for</w:t>
       </w:r>
       <w:r>
-        <w:t>="@Model.Zombie.</w:t>
+        <w:t>="@</w:t>
+      </w:r>
+      <w:proofErr w:type="spellStart"/>
+      <w:proofErr w:type="gramStart"/>
+      <w:r>
+        <w:t>Model.Zombie.</w:t>
       </w:r>
       <w:r>
         <w:t>Image</w:t>
       </w:r>
+      <w:proofErr w:type="spellEnd"/>
+      <w:proofErr w:type="gramEnd"/>
       <w:r>
         <w:t xml:space="preserve">" </w:t>
       </w:r>
@@ -11969,14 +15714,29 @@
       <w:r>
         <w:t xml:space="preserve">="files" </w:t>
       </w:r>
+      <w:proofErr w:type="spellStart"/>
       <w:r>
         <w:rPr>
           <w:color w:val="FF0000"/>
         </w:rPr>
         <w:t>onchange</w:t>
       </w:r>
-      <w:r>
-        <w:t xml:space="preserve">="this.nextElementSibling.style.display = 'none'" </w:t>
+      <w:proofErr w:type="spellEnd"/>
+      <w:r>
+        <w:t>="</w:t>
+      </w:r>
+      <w:proofErr w:type="spellStart"/>
+      <w:proofErr w:type="gramStart"/>
+      <w:r>
+        <w:t>this.nextElementSibling.style</w:t>
+      </w:r>
+      <w:proofErr w:type="gramEnd"/>
+      <w:r>
+        <w:t>.display</w:t>
+      </w:r>
+      <w:proofErr w:type="spellEnd"/>
+      <w:r>
+        <w:t xml:space="preserve"> = 'none'" </w:t>
       </w:r>
       <w:r>
         <w:rPr>
@@ -12043,9 +15803,15 @@
         </w:numPr>
         <w:spacing w:before="0" w:after="160" w:line="259" w:lineRule="auto"/>
       </w:pPr>
-      <w:r>
-        <w:t xml:space="preserve">Notez le </w:t>
-      </w:r>
+      <w:proofErr w:type="spellStart"/>
+      <w:r>
+        <w:t>Notez le</w:t>
+      </w:r>
+      <w:proofErr w:type="spellEnd"/>
+      <w:r>
+        <w:t xml:space="preserve"> </w:t>
+      </w:r>
+      <w:proofErr w:type="spellStart"/>
       <w:r>
         <w:rPr>
           <w:b/>
@@ -12074,6 +15840,7 @@
         </w:rPr>
         <w:t>hange</w:t>
       </w:r>
+      <w:proofErr w:type="spellEnd"/>
       <w:r>
         <w:rPr>
           <w:b/>
@@ -12159,6 +15926,7 @@
       <w:r>
         <w:t xml:space="preserve"> l’attribut </w:t>
       </w:r>
+      <w:proofErr w:type="spellStart"/>
       <w:r>
         <w:rPr>
           <w:b/>
@@ -12166,12 +15934,18 @@
         </w:rPr>
         <w:t>enctype</w:t>
       </w:r>
-      <w:r>
-        <w:t xml:space="preserve"> du f</w:t>
+      <w:proofErr w:type="spellEnd"/>
+      <w:r>
+        <w:t xml:space="preserve"> du </w:t>
+      </w:r>
+      <w:proofErr w:type="spellStart"/>
+      <w:r>
+        <w:t>f</w:t>
       </w:r>
       <w:r>
         <w:t>orm</w:t>
       </w:r>
+      <w:proofErr w:type="spellEnd"/>
     </w:p>
     <w:p>
       <w:pPr>
@@ -12271,6 +16045,7 @@
         </w:rPr>
         <w:t> </w:t>
       </w:r>
+      <w:proofErr w:type="spellStart"/>
       <w:r>
         <w:rPr>
           <w:rFonts w:ascii="Consolas" w:eastAsia="Times New Roman" w:hAnsi="Consolas" w:cs="Courier New"/>
@@ -12280,6 +16055,7 @@
         </w:rPr>
         <w:t>enctype</w:t>
       </w:r>
+      <w:proofErr w:type="spellEnd"/>
       <w:r>
         <w:rPr>
           <w:rFonts w:ascii="Consolas" w:eastAsia="Times New Roman" w:hAnsi="Consolas" w:cs="Courier New"/>
@@ -12408,11 +16184,18 @@
         <w:t>asp-for</w:t>
       </w:r>
       <w:r>
-        <w:t>="@Model.Zombie.</w:t>
+        <w:t>="@</w:t>
+      </w:r>
+      <w:proofErr w:type="spellStart"/>
+      <w:proofErr w:type="gramStart"/>
+      <w:r>
+        <w:t>Model.Zombie.</w:t>
       </w:r>
       <w:r>
         <w:t>Image</w:t>
       </w:r>
+      <w:proofErr w:type="spellEnd"/>
+      <w:proofErr w:type="gramEnd"/>
       <w:r>
         <w:t xml:space="preserve">" </w:t>
       </w:r>
@@ -12512,14 +16295,29 @@
       <w:r>
         <w:t xml:space="preserve">="files" </w:t>
       </w:r>
+      <w:proofErr w:type="spellStart"/>
       <w:r>
         <w:rPr>
           <w:color w:val="FF0000"/>
         </w:rPr>
         <w:t>onchange</w:t>
       </w:r>
-      <w:r>
-        <w:t xml:space="preserve">="this.nextElementSibling.style.display = 'none'" </w:t>
+      <w:proofErr w:type="spellEnd"/>
+      <w:r>
+        <w:t>="</w:t>
+      </w:r>
+      <w:proofErr w:type="spellStart"/>
+      <w:proofErr w:type="gramStart"/>
+      <w:r>
+        <w:t>this.nextElementSibling.style</w:t>
+      </w:r>
+      <w:proofErr w:type="gramEnd"/>
+      <w:r>
+        <w:t>.display</w:t>
+      </w:r>
+      <w:proofErr w:type="spellEnd"/>
+      <w:r>
+        <w:t xml:space="preserve"> = 'none'" </w:t>
       </w:r>
       <w:r>
         <w:rPr>
@@ -12551,12 +16349,14 @@
         </w:rPr>
         <w:t>&lt;</w:t>
       </w:r>
+      <w:proofErr w:type="spellStart"/>
       <w:r>
         <w:rPr>
           <w:color w:val="800000"/>
         </w:rPr>
         <w:t>img</w:t>
       </w:r>
+      <w:proofErr w:type="spellEnd"/>
       <w:r>
         <w:t xml:space="preserve"> </w:t>
       </w:r>
@@ -12623,6 +16423,7 @@
       <w:r>
         <w:t>.ImagePathZombies@(</w:t>
       </w:r>
+      <w:proofErr w:type="gramStart"/>
       <w:r>
         <w:rPr>
           <w:color w:val="0000FF"/>
@@ -12630,8 +16431,22 @@
         <w:t>string</w:t>
       </w:r>
       <w:r>
-        <w:t xml:space="preserve">.IsNullOrWhiteSpace(Model.Zombie.Image) ? </w:t>
-      </w:r>
+        <w:t>.IsNullOrWhiteSpace</w:t>
+      </w:r>
+      <w:proofErr w:type="gramEnd"/>
+      <w:r>
+        <w:t>(</w:t>
+      </w:r>
+      <w:proofErr w:type="gramStart"/>
+      <w:r>
+        <w:t>Model.Zombie.Image) ?</w:t>
+      </w:r>
+      <w:proofErr w:type="gramEnd"/>
+      <w:r>
+        <w:t xml:space="preserve"> </w:t>
+      </w:r>
+      <w:proofErr w:type="spellStart"/>
+      <w:proofErr w:type="gramStart"/>
       <w:r>
         <w:rPr>
           <w:color w:val="2B91AF"/>
@@ -12639,7 +16454,25 @@
         <w:t>AppConstants</w:t>
       </w:r>
       <w:r>
-        <w:t>.ImageGeneric : Model.Zombie.Image)</w:t>
+        <w:t>.ImageGeneric</w:t>
+      </w:r>
+      <w:proofErr w:type="spellEnd"/>
+      <w:r>
+        <w:t xml:space="preserve"> :</w:t>
+      </w:r>
+      <w:proofErr w:type="gramEnd"/>
+      <w:r>
+        <w:t xml:space="preserve"> </w:t>
+      </w:r>
+      <w:proofErr w:type="spellStart"/>
+      <w:proofErr w:type="gramStart"/>
+      <w:r>
+        <w:t>Model.Zombie.Image</w:t>
+      </w:r>
+      <w:proofErr w:type="spellEnd"/>
+      <w:proofErr w:type="gramEnd"/>
+      <w:r>
+        <w:t>)</w:t>
       </w:r>
       <w:r>
         <w:rPr>
@@ -12732,6 +16565,7 @@
       <w:r>
         <w:t xml:space="preserve"> le </w:t>
       </w:r>
+      <w:proofErr w:type="spellStart"/>
       <w:r>
         <w:rPr>
           <w:b/>
@@ -12758,7 +16592,15 @@
           <w:b/>
           <w:bCs/>
         </w:rPr>
-        <w:t xml:space="preserve">hange : </w:t>
+        <w:t>hange</w:t>
+      </w:r>
+      <w:proofErr w:type="spellEnd"/>
+      <w:r>
+        <w:rPr>
+          <w:b/>
+          <w:bCs/>
+        </w:rPr>
+        <w:t xml:space="preserve"> : </w:t>
       </w:r>
       <w:r>
         <w:t>on y reviendra dans quelques séances</w:t>
@@ -12904,6 +16746,7 @@
       <w:r>
         <w:t xml:space="preserve">s et déplacez les fichiers vers la section </w:t>
       </w:r>
+      <w:proofErr w:type="spellStart"/>
       <w:r>
         <w:rPr>
           <w:b/>
@@ -12911,6 +16754,7 @@
         </w:rPr>
         <w:t>Staged</w:t>
       </w:r>
+      <w:proofErr w:type="spellEnd"/>
     </w:p>
     <w:p>
       <w:pPr>
@@ -12934,6 +16778,7 @@
         </w:numPr>
         <w:spacing w:before="0" w:after="160" w:line="259" w:lineRule="auto"/>
       </w:pPr>
+      <w:proofErr w:type="spellStart"/>
       <w:r>
         <w:rPr>
           <w:b/>
@@ -12941,6 +16786,7 @@
         </w:rPr>
         <w:t>Summary</w:t>
       </w:r>
+      <w:proofErr w:type="spellEnd"/>
       <w:r>
         <w:t xml:space="preserve">: </w:t>
       </w:r>
@@ -13019,6 +16865,7 @@
       <w:r>
         <w:t xml:space="preserve"> sur le repo en ligne </w:t>
       </w:r>
+      <w:proofErr w:type="spellStart"/>
       <w:r>
         <w:rPr>
           <w:b/>
@@ -13026,6 +16873,7 @@
         </w:rPr>
         <w:t>Remote</w:t>
       </w:r>
+      <w:proofErr w:type="spellEnd"/>
       <w:r>
         <w:t xml:space="preserve">: cliquez sur </w:t>
       </w:r>
@@ -13049,7 +16897,7 @@
                     <pic:cNvPicPr/>
                   </pic:nvPicPr>
                   <pic:blipFill>
-                    <a:blip r:embed="rId15"/>
+                    <a:blip r:embed="rId16"/>
                     <a:stretch>
                       <a:fillRect/>
                     </a:stretch>
@@ -13091,12 +16939,36 @@
           <w:u w:val="single"/>
           <w:lang w:val="en-CA"/>
         </w:rPr>
-        <w:t>Fin du laboratoire!</w:t>
+        <w:t xml:space="preserve">Fin du </w:t>
+      </w:r>
+      <w:proofErr w:type="spellStart"/>
+      <w:r>
+        <w:rPr>
+          <w:b/>
+          <w:bCs/>
+          <w:sz w:val="28"/>
+          <w:szCs w:val="28"/>
+          <w:u w:val="single"/>
+          <w:lang w:val="en-CA"/>
+        </w:rPr>
+        <w:t>laboratoire</w:t>
+      </w:r>
+      <w:proofErr w:type="spellEnd"/>
+      <w:r>
+        <w:rPr>
+          <w:b/>
+          <w:bCs/>
+          <w:sz w:val="28"/>
+          <w:szCs w:val="28"/>
+          <w:u w:val="single"/>
+          <w:lang w:val="en-CA"/>
+        </w:rPr>
+        <w:t>!</w:t>
       </w:r>
     </w:p>
     <w:sectPr>
-      <w:headerReference w:type="default" r:id="rId16"/>
-      <w:footerReference w:type="default" r:id="rId17"/>
+      <w:headerReference w:type="default" r:id="rId17"/>
+      <w:footerReference w:type="default" r:id="rId18"/>
       <w:pgSz w:w="12240" w:h="15840"/>
       <w:pgMar w:top="720" w:right="720" w:bottom="720" w:left="720" w:header="708" w:footer="708" w:gutter="0"/>
       <w:cols w:space="708"/>
@@ -16012,6 +19884,7 @@
   <w:style w:type="character" w:default="1" w:styleId="Policepardfaut">
     <w:name w:val="Default Paragraph Font"/>
     <w:uiPriority w:val="1"/>
+    <w:semiHidden/>
     <w:unhideWhenUsed/>
   </w:style>
   <w:style w:type="table" w:default="1" w:styleId="TableauNormal">
@@ -17111,12 +20984,19 @@
 </file>
 
 <file path=customXml/item1.xml><?xml version="1.0" encoding="utf-8"?>
-<p:properties xmlns:p="http://schemas.microsoft.com/office/2006/metadata/properties" xmlns:xsi="http://www.w3.org/2001/XMLSchema-instance" xmlns:pc="http://schemas.microsoft.com/office/infopath/2007/PartnerControls">
-  <documentManagement/>
-</p:properties>
+<?mso-contentType ?>
+<FormTemplates xmlns="http://schemas.microsoft.com/sharepoint/v3/contenttype/forms">
+  <Display>DocumentLibraryForm</Display>
+  <Edit>DocumentLibraryForm</Edit>
+  <New>DocumentLibraryForm</New>
+</FormTemplates>
 </file>
 
 <file path=customXml/item2.xml><?xml version="1.0" encoding="utf-8"?>
+<b:Sources xmlns:b="http://schemas.openxmlformats.org/officeDocument/2006/bibliography" xmlns="http://schemas.openxmlformats.org/officeDocument/2006/bibliography" SelectedStyle="\APASixthEditionOfficeOnline.xsl" StyleName="APA" Version="6"/>
+</file>
+
+<file path=customXml/item3.xml><?xml version="1.0" encoding="utf-8"?>
 <ct:contentTypeSchema xmlns:ct="http://schemas.microsoft.com/office/2006/metadata/contentType" xmlns:ma="http://schemas.microsoft.com/office/2006/metadata/properties/metaAttributes" ct:_="" ma:_="" ma:contentTypeName="Document" ma:contentTypeID="0x010100354AEAE9FD62D747A26A546E5B1B5735" ma:contentTypeVersion="7" ma:contentTypeDescription="Crée un document." ma:contentTypeScope="" ma:versionID="43b763fe9aa20b7a2976a5e019d82dbf">
   <xsd:schema xmlns:xsd="http://www.w3.org/2001/XMLSchema" xmlns:xs="http://www.w3.org/2001/XMLSchema" xmlns:p="http://schemas.microsoft.com/office/2006/metadata/properties" xmlns:ns2="071933db-0376-4694-9786-b56cb37c4ec2" targetNamespace="http://schemas.microsoft.com/office/2006/metadata/properties" ma:root="true" ma:fieldsID="d5c90ae6c1ec6ed317c9f5feddaf7a33" ns2:_="">
     <xsd:import namespace="071933db-0376-4694-9786-b56cb37c4ec2"/>
@@ -17280,29 +21160,29 @@
 </ct:contentTypeSchema>
 </file>
 
-<file path=customXml/item3.xml><?xml version="1.0" encoding="utf-8"?>
-<b:Sources xmlns:b="http://schemas.openxmlformats.org/officeDocument/2006/bibliography" xmlns="http://schemas.openxmlformats.org/officeDocument/2006/bibliography" SelectedStyle="\APASixthEditionOfficeOnline.xsl" StyleName="APA" Version="6"/>
-</file>
-
 <file path=customXml/item4.xml><?xml version="1.0" encoding="utf-8"?>
-<?mso-contentType ?>
-<FormTemplates xmlns="http://schemas.microsoft.com/sharepoint/v3/contenttype/forms">
-  <Display>DocumentLibraryForm</Display>
-  <Edit>DocumentLibraryForm</Edit>
-  <New>DocumentLibraryForm</New>
-</FormTemplates>
+<p:properties xmlns:p="http://schemas.microsoft.com/office/2006/metadata/properties" xmlns:xsi="http://www.w3.org/2001/XMLSchema-instance" xmlns:pc="http://schemas.microsoft.com/office/infopath/2007/PartnerControls">
+  <documentManagement/>
+</p:properties>
 </file>
 
 <file path=customXml/itemProps1.xml><?xml version="1.0" encoding="utf-8"?>
-<ds:datastoreItem xmlns:ds="http://schemas.openxmlformats.org/officeDocument/2006/customXml" ds:itemID="{2C36E056-BA2C-4A1F-9580-242C9B36FE70}">
+<ds:datastoreItem xmlns:ds="http://schemas.openxmlformats.org/officeDocument/2006/customXml" ds:itemID="{F6194C16-5FE5-4670-BEC8-3D6DD9380312}">
   <ds:schemaRefs>
-    <ds:schemaRef ds:uri="http://schemas.microsoft.com/office/2006/metadata/properties"/>
-    <ds:schemaRef ds:uri="http://schemas.microsoft.com/office/infopath/2007/PartnerControls"/>
+    <ds:schemaRef ds:uri="http://schemas.microsoft.com/sharepoint/v3/contenttype/forms"/>
   </ds:schemaRefs>
 </ds:datastoreItem>
 </file>
 
 <file path=customXml/itemProps2.xml><?xml version="1.0" encoding="utf-8"?>
+<ds:datastoreItem xmlns:ds="http://schemas.openxmlformats.org/officeDocument/2006/customXml" ds:itemID="{28D15B86-D92D-420E-A893-C7613CFD01AE}">
+  <ds:schemaRefs>
+    <ds:schemaRef ds:uri="http://schemas.openxmlformats.org/officeDocument/2006/bibliography"/>
+  </ds:schemaRefs>
+</ds:datastoreItem>
+</file>
+
+<file path=customXml/itemProps3.xml><?xml version="1.0" encoding="utf-8"?>
 <ds:datastoreItem xmlns:ds="http://schemas.openxmlformats.org/officeDocument/2006/customXml" ds:itemID="{5C3A06EC-DC03-4D65-AA15-C6B9D68C1ED0}">
   <ds:schemaRefs>
     <ds:schemaRef ds:uri="http://schemas.microsoft.com/office/2006/metadata/contentType"/>
@@ -17320,18 +21200,11 @@
 </ds:datastoreItem>
 </file>
 
-<file path=customXml/itemProps3.xml><?xml version="1.0" encoding="utf-8"?>
-<ds:datastoreItem xmlns:ds="http://schemas.openxmlformats.org/officeDocument/2006/customXml" ds:itemID="{28D15B86-D92D-420E-A893-C7613CFD01AE}">
+<file path=customXml/itemProps4.xml><?xml version="1.0" encoding="utf-8"?>
+<ds:datastoreItem xmlns:ds="http://schemas.openxmlformats.org/officeDocument/2006/customXml" ds:itemID="{2C36E056-BA2C-4A1F-9580-242C9B36FE70}">
   <ds:schemaRefs>
-    <ds:schemaRef ds:uri="http://schemas.openxmlformats.org/officeDocument/2006/bibliography"/>
-  </ds:schemaRefs>
-</ds:datastoreItem>
-</file>
-
-<file path=customXml/itemProps4.xml><?xml version="1.0" encoding="utf-8"?>
-<ds:datastoreItem xmlns:ds="http://schemas.openxmlformats.org/officeDocument/2006/customXml" ds:itemID="{F6194C16-5FE5-4670-BEC8-3D6DD9380312}">
-  <ds:schemaRefs>
-    <ds:schemaRef ds:uri="http://schemas.microsoft.com/sharepoint/v3/contenttype/forms"/>
+    <ds:schemaRef ds:uri="http://schemas.microsoft.com/office/2006/metadata/properties"/>
+    <ds:schemaRef ds:uri="http://schemas.microsoft.com/office/infopath/2007/PartnerControls"/>
   </ds:schemaRefs>
 </ds:datastoreItem>
 </file>
--- a/S15_Lab1_Instructions.docx
+++ b/S15_Lab1_Instructions.docx
@@ -1031,6 +1031,54 @@
     </w:p>
     <w:p>
       <w:pPr>
+        <w:spacing w:before="0" w:after="160" w:line="259" w:lineRule="auto"/>
+        <w:rPr>
+          <w:lang w:val="en-CA"/>
+        </w:rPr>
+      </w:pPr>
+      <w:r>
+        <w:rPr>
+          <w:lang w:val="en-CA"/>
+        </w:rPr>
+        <w:drawing>
+          <wp:inline distT="0" distB="0" distL="0" distR="0" wp14:anchorId="1CF2C576" wp14:editId="3A6B2F68">
+            <wp:extent cx="6858000" cy="4909820"/>
+            <wp:effectExtent l="0" t="0" r="0" b="5080"/>
+            <wp:docPr id="1219346804" name="Image 1"/>
+            <wp:cNvGraphicFramePr>
+              <a:graphicFrameLocks xmlns:a="http://schemas.openxmlformats.org/drawingml/2006/main" noChangeAspect="1"/>
+            </wp:cNvGraphicFramePr>
+            <a:graphic xmlns:a="http://schemas.openxmlformats.org/drawingml/2006/main">
+              <a:graphicData uri="http://schemas.openxmlformats.org/drawingml/2006/picture">
+                <pic:pic xmlns:pic="http://schemas.openxmlformats.org/drawingml/2006/picture">
+                  <pic:nvPicPr>
+                    <pic:cNvPr id="1219346804" name=""/>
+                    <pic:cNvPicPr/>
+                  </pic:nvPicPr>
+                  <pic:blipFill>
+                    <a:blip r:embed="rId12"/>
+                    <a:stretch>
+                      <a:fillRect/>
+                    </a:stretch>
+                  </pic:blipFill>
+                  <pic:spPr>
+                    <a:xfrm>
+                      <a:off x="0" y="0"/>
+                      <a:ext cx="6858000" cy="4909820"/>
+                    </a:xfrm>
+                    <a:prstGeom prst="rect">
+                      <a:avLst/>
+                    </a:prstGeom>
+                  </pic:spPr>
+                </pic:pic>
+              </a:graphicData>
+            </a:graphic>
+          </wp:inline>
+        </w:drawing>
+      </w:r>
+    </w:p>
+    <w:p>
+      <w:pPr>
         <w:pStyle w:val="Paragraphedeliste"/>
         <w:numPr>
           <w:ilvl w:val="0"/>
@@ -1039,6 +1087,54 @@
         <w:spacing w:before="0" w:after="160" w:line="259" w:lineRule="auto"/>
       </w:pPr>
       <w:r>
+        <w:lastRenderedPageBreak/>
+        <w:drawing>
+          <wp:inline distT="0" distB="0" distL="0" distR="0" wp14:anchorId="270D296A" wp14:editId="6C2E6A3A">
+            <wp:extent cx="6858000" cy="5959475"/>
+            <wp:effectExtent l="0" t="0" r="0" b="3175"/>
+            <wp:docPr id="466764776" name="Image 1"/>
+            <wp:cNvGraphicFramePr>
+              <a:graphicFrameLocks xmlns:a="http://schemas.openxmlformats.org/drawingml/2006/main" noChangeAspect="1"/>
+            </wp:cNvGraphicFramePr>
+            <a:graphic xmlns:a="http://schemas.openxmlformats.org/drawingml/2006/main">
+              <a:graphicData uri="http://schemas.openxmlformats.org/drawingml/2006/picture">
+                <pic:pic xmlns:pic="http://schemas.openxmlformats.org/drawingml/2006/picture">
+                  <pic:nvPicPr>
+                    <pic:cNvPr id="466764776" name=""/>
+                    <pic:cNvPicPr/>
+                  </pic:nvPicPr>
+                  <pic:blipFill>
+                    <a:blip r:embed="rId13"/>
+                    <a:stretch>
+                      <a:fillRect/>
+                    </a:stretch>
+                  </pic:blipFill>
+                  <pic:spPr>
+                    <a:xfrm>
+                      <a:off x="0" y="0"/>
+                      <a:ext cx="6858000" cy="5959475"/>
+                    </a:xfrm>
+                    <a:prstGeom prst="rect">
+                      <a:avLst/>
+                    </a:prstGeom>
+                  </pic:spPr>
+                </pic:pic>
+              </a:graphicData>
+            </a:graphic>
+          </wp:inline>
+        </w:drawing>
+      </w:r>
+    </w:p>
+    <w:p>
+      <w:pPr>
+        <w:pStyle w:val="Paragraphedeliste"/>
+        <w:numPr>
+          <w:ilvl w:val="0"/>
+          <w:numId w:val="7"/>
+        </w:numPr>
+        <w:spacing w:before="0" w:after="160" w:line="259" w:lineRule="auto"/>
+      </w:pPr>
+      <w:r>
         <w:t xml:space="preserve">Rendez-vous sur le site de </w:t>
       </w:r>
       <w:proofErr w:type="spellStart"/>
@@ -1065,7 +1161,7 @@
         </w:numPr>
         <w:spacing w:before="0" w:after="160" w:line="259" w:lineRule="auto"/>
       </w:pPr>
-      <w:hyperlink r:id="rId12" w:history="1">
+      <w:hyperlink r:id="rId14" w:history="1">
         <w:r>
           <w:rPr>
             <w:rStyle w:val="Lienhypertexte"/>
@@ -1083,7 +1179,7 @@
         </w:numPr>
         <w:spacing w:before="0" w:after="160" w:line="259" w:lineRule="auto"/>
       </w:pPr>
-      <w:hyperlink r:id="rId13" w:history="1">
+      <w:hyperlink r:id="rId15" w:history="1">
         <w:r>
           <w:rPr>
             <w:rStyle w:val="Lienhypertexte"/>
@@ -1104,6 +1200,7 @@
         <w:rPr>
           <w:noProof/>
         </w:rPr>
+        <w:lastRenderedPageBreak/>
         <w:drawing>
           <wp:inline distT="0" distB="0" distL="0" distR="0" wp14:anchorId="64ADD38E" wp14:editId="6AD247E2">
             <wp:extent cx="4886325" cy="2481620"/>
@@ -1120,7 +1217,7 @@
                     <pic:cNvPicPr/>
                   </pic:nvPicPr>
                   <pic:blipFill>
-                    <a:blip r:embed="rId14"/>
+                    <a:blip r:embed="rId16"/>
                     <a:stretch>
                       <a:fillRect/>
                     </a:stretch>
@@ -5748,7 +5845,7 @@
                     <pic:cNvPicPr/>
                   </pic:nvPicPr>
                   <pic:blipFill>
-                    <a:blip r:embed="rId15"/>
+                    <a:blip r:embed="rId17"/>
                     <a:stretch>
                       <a:fillRect/>
                     </a:stretch>
@@ -5990,7 +6087,7 @@
                     <pic:cNvPicPr/>
                   </pic:nvPicPr>
                   <pic:blipFill>
-                    <a:blip r:embed="rId16"/>
+                    <a:blip r:embed="rId18"/>
                     <a:stretch>
                       <a:fillRect/>
                     </a:stretch>
@@ -16897,7 +16994,7 @@
                     <pic:cNvPicPr/>
                   </pic:nvPicPr>
                   <pic:blipFill>
-                    <a:blip r:embed="rId16"/>
+                    <a:blip r:embed="rId18"/>
                     <a:stretch>
                       <a:fillRect/>
                     </a:stretch>
@@ -16967,8 +17064,8 @@
       </w:r>
     </w:p>
     <w:sectPr>
-      <w:headerReference w:type="default" r:id="rId17"/>
-      <w:footerReference w:type="default" r:id="rId18"/>
+      <w:headerReference w:type="default" r:id="rId19"/>
+      <w:footerReference w:type="default" r:id="rId20"/>
       <w:pgSz w:w="12240" w:h="15840"/>
       <w:pgMar w:top="720" w:right="720" w:bottom="720" w:left="720" w:header="708" w:footer="708" w:gutter="0"/>
       <w:cols w:space="708"/>
